--- a/LR05/Яковенко_Максим_Михайлович_Вариант_2_ЛР_5.docx
+++ b/LR05/Яковенко_Максим_Михайлович_Вариант_2_ЛР_5.docx
@@ -430,14 +430,7 @@
           <w:sz w:val="28"/>
           <w:szCs w:val="28"/>
         </w:rPr>
-        <w:t xml:space="preserve">по лабораторной работе № 5</w:t>
-      </w:r>
-      <w:r>
-        <w:rPr>
-          <w:sz w:val="28"/>
-          <w:szCs w:val="28"/>
-          <w:lang w:val="ru-RU"/>
-        </w:rPr>
+        <w:t>по лабораторной работе № 5</w:t>
       </w:r>
     </w:p>
     <w:p>
@@ -452,7 +445,7 @@
           <w:sz w:val="28"/>
           <w:szCs w:val="28"/>
         </w:rPr>
-        <w:t xml:space="preserve">«Запуск открытой модели text-to-image»</w:t>
+        <w:t>«Запуск открытой модели text-to-image»</w:t>
       </w:r>
     </w:p>
     <w:p>
@@ -560,7 +553,7 @@
           <w:sz w:val="24"/>
           <w:szCs w:val="24"/>
         </w:rPr>
-        <w:t xml:space="preserve">бриф 1 «афиша фестиваля робототехники» × условие 2 «seed и seed + 1»</w:t>
+        <w:t>бриф 1 «афиша фестиваля робототехники» × условие 2 «seed и seed + 1»</w:t>
       </w:r>
     </w:p>
     <w:p>
@@ -623,6 +616,16 @@
       <w:pPr>
         <w:spacing w:after="600"/>
         <w:jc w:val="right"/>
+      </w:pPr>
+    </w:p>
+    <w:p>
+      <w:pPr>
+        <w:jc w:val="center"/>
+        <w:rPr>
+          <w:sz w:val="24"/>
+          <w:szCs w:val="24"/>
+          <w:lang w:val="ru-RU"/>
+        </w:rPr>
       </w:pPr>
     </w:p>
     <w:p>
@@ -672,7 +675,8 @@
           <w:sz w:val="28"/>
           <w:szCs w:val="28"/>
         </w:rPr>
-        <w:t xml:space="preserve">1. Титульные данные и вариант</w:t>
+        <w:lastRenderedPageBreak/>
+        <w:t>1. Титульные данные и вариант</w:t>
       </w:r>
     </w:p>
     <w:p>
@@ -693,7 +697,7 @@
           <w:sz w:val="22"/>
           <w:szCs w:val="22"/>
         </w:rPr>
-        <w:t xml:space="preserve">variant_summary(pipe, 2)</w:t>
+        <w:t>variant_summary(pipe, 2)</w:t>
       </w:r>
       <w:r>
         <w:rPr>
@@ -708,7 +712,7 @@
           <w:sz w:val="22"/>
           <w:szCs w:val="22"/>
         </w:rPr>
-        <w:t xml:space="preserve">seed_plus_1</w:t>
+        <w:t>seed_plus_1</w:t>
       </w:r>
       <w:r>
         <w:rPr>
@@ -728,7 +732,7 @@
           <w:sz w:val="22"/>
           <w:szCs w:val="22"/>
         </w:rPr>
-        <w:t xml:space="preserve">Таблица 1 — Параметры варианта</w:t>
+        <w:t>Таблица 1 — Параметры варианта</w:t>
       </w:r>
     </w:p>
     <w:tbl>
@@ -778,7 +782,7 @@
                 <w:b/>
                 <w:bCs/>
               </w:rPr>
-              <w:t xml:space="preserve">Параметр</w:t>
+              <w:t>Параметр</w:t>
             </w:r>
           </w:p>
         </w:tc>
@@ -803,7 +807,7 @@
                 <w:b/>
                 <w:bCs/>
               </w:rPr>
-              <w:t xml:space="preserve">Значение</w:t>
+              <w:t>Значение</w:t>
             </w:r>
           </w:p>
         </w:tc>
@@ -823,10 +827,8 @@
             </w:tcMar>
           </w:tcPr>
           <w:p>
-            <w:pPr/>
-            <w:r>
-              <w:rPr/>
-              <w:t xml:space="preserve">Исполнитель</w:t>
+            <w:r>
+              <w:t>Исполнитель</w:t>
             </w:r>
           </w:p>
         </w:tc>
@@ -841,10 +843,8 @@
             </w:tcMar>
           </w:tcPr>
           <w:p>
-            <w:pPr/>
-            <w:r>
-              <w:rPr/>
-              <w:t xml:space="preserve">Яковенко Максим Михайлович, группа Т26ИИКТ-МИК11</w:t>
+            <w:r>
+              <w:t>Яковенко Максим Михайлович, группа Т26ИИКТ-МИК11</w:t>
             </w:r>
           </w:p>
         </w:tc>
@@ -864,10 +864,8 @@
             </w:tcMar>
           </w:tcPr>
           <w:p>
-            <w:pPr/>
-            <w:r>
-              <w:rPr/>
-              <w:t xml:space="preserve">Вариант</w:t>
+            <w:r>
+              <w:t>Вариант</w:t>
             </w:r>
           </w:p>
         </w:tc>
@@ -882,10 +880,8 @@
             </w:tcMar>
           </w:tcPr>
           <w:p>
-            <w:pPr/>
-            <w:r>
-              <w:rPr/>
-              <w:t xml:space="preserve">2</w:t>
+            <w:r>
+              <w:t>2</w:t>
             </w:r>
           </w:p>
         </w:tc>
@@ -905,10 +901,8 @@
             </w:tcMar>
           </w:tcPr>
           <w:p>
-            <w:pPr/>
-            <w:r>
-              <w:rPr/>
-              <w:t xml:space="preserve">Бриф 1</w:t>
+            <w:r>
+              <w:t>Бриф 1</w:t>
             </w:r>
           </w:p>
         </w:tc>
@@ -923,10 +917,8 @@
             </w:tcMar>
           </w:tcPr>
           <w:p>
-            <w:pPr/>
-            <w:r>
-              <w:rPr/>
-              <w:t xml:space="preserve">афиша фестиваля робототехники: силуэт механической руки, синий и янтарный</w:t>
+            <w:r>
+              <w:t>афиша фестиваля робототехники: силуэт механической руки, синий и янтарный</w:t>
             </w:r>
           </w:p>
         </w:tc>
@@ -946,10 +938,8 @@
             </w:tcMar>
           </w:tcPr>
           <w:p>
-            <w:pPr/>
-            <w:r>
-              <w:rPr/>
-              <w:t xml:space="preserve">Условие 2</w:t>
+            <w:r>
+              <w:t>Условие 2</w:t>
             </w:r>
           </w:p>
         </w:tc>
@@ -964,10 +954,8 @@
             </w:tcMar>
           </w:tcPr>
           <w:p>
-            <w:pPr/>
-            <w:r>
-              <w:rPr/>
-              <w:t xml:space="preserve">seed и seed + 1 (</w:t>
+            <w:r>
+              <w:t>seed и seed + 1 (</w:t>
             </w:r>
             <w:r>
               <w:rPr>
@@ -975,11 +963,10 @@
                 <w:sz w:val="18"/>
                 <w:szCs w:val="18"/>
               </w:rPr>
-              <w:t xml:space="preserve">seed_plus_1</w:t>
-            </w:r>
-            <w:r>
-              <w:rPr/>
-              <w:t xml:space="preserve">): A — seed 1002, B — seed 1003</w:t>
+              <w:t>seed_plus_1</w:t>
+            </w:r>
+            <w:r>
+              <w:t>): A — seed 1002, B — seed 1003</w:t>
             </w:r>
           </w:p>
         </w:tc>
@@ -999,10 +986,8 @@
             </w:tcMar>
           </w:tcPr>
           <w:p>
-            <w:pPr/>
-            <w:r>
-              <w:rPr/>
-              <w:t xml:space="preserve">Фиксировано</w:t>
+            <w:r>
+              <w:t>Фиксировано</w:t>
             </w:r>
           </w:p>
         </w:tc>
@@ -1017,10 +1002,8 @@
             </w:tcMar>
           </w:tcPr>
           <w:p>
-            <w:pPr/>
-            <w:r>
-              <w:rPr/>
-              <w:t xml:space="preserve">модель и ревизия, запрос, 512 × 512, 1 шаг, guidance_scale = 0,0, генератор на CPU, float16, метрики и допуск 40 дБ</w:t>
+            <w:r>
+              <w:t>модель и ревизия, запрос, 512 × 512, 1 шаг, guidance_scale = 0,0, генератор на CPU, float16, метрики и допуск 40 дБ</w:t>
             </w:r>
           </w:p>
         </w:tc>
@@ -1040,10 +1023,8 @@
             </w:tcMar>
           </w:tcPr>
           <w:p>
-            <w:pPr/>
-            <w:r>
-              <w:rPr/>
-              <w:t xml:space="preserve">Требуемый артефакт</w:t>
+            <w:r>
+              <w:t>Требуемый артефакт</w:t>
             </w:r>
           </w:p>
         </w:tc>
@@ -1058,10 +1039,8 @@
             </w:tcMar>
           </w:tcPr>
           <w:p>
-            <w:pPr/>
-            <w:r>
-              <w:rPr/>
-              <w:t xml:space="preserve">блокнот с выводом; result.png и manifest.json для условий A и B; таблица SHA-256, совпадения пикселей, максимального отличия, PSNR, вердикта; паспорт эксперимента</w:t>
+            <w:r>
+              <w:t>блокнот с выводом; result.png и manifest.json для условий A и B; таблица SHA-256, совпадения пикселей, максимального отличия, PSNR, вердикта; паспорт эксперимента</w:t>
             </w:r>
           </w:p>
         </w:tc>
@@ -1086,7 +1065,7 @@
           <w:sz w:val="28"/>
           <w:szCs w:val="28"/>
         </w:rPr>
-        <w:t xml:space="preserve">2. Цель, бриф, условие, гипотеза и допуск</w:t>
+        <w:t>2. Цель, бриф, условие, гипотеза и допуск</w:t>
       </w:r>
     </w:p>
     <w:p>
@@ -1103,7 +1082,7 @@
           <w:sz w:val="25"/>
           <w:szCs w:val="25"/>
         </w:rPr>
-        <w:t xml:space="preserve">2.1. Цель</w:t>
+        <w:t>2.1. Цель</w:t>
       </w:r>
     </w:p>
     <w:p>
@@ -1116,7 +1095,7 @@
           <w:sz w:val="24"/>
           <w:szCs w:val="24"/>
         </w:rPr>
-        <w:t xml:space="preserve">Запустить открытую модель text-to-image по закреплённой ревизии, сохранить изображение вместе с манифестом условий запуска и измеримо, а не по впечатлению, ответить на вопрос, что меняется при смене seed на единицу: воспроизводится ли результат и что именно фиксирует seed.</w:t>
+        <w:t>Запустить открытую модель text-to-image по закреплённой ревизии, сохранить изображение вместе с манифестом условий запуска и измеримо, а не по впечатлению, ответить на вопрос, что меняется при смене seed на единицу: воспроизводится ли результат и что именно фиксирует seed.</w:t>
       </w:r>
     </w:p>
     <w:p>
@@ -1133,7 +1112,7 @@
           <w:sz w:val="25"/>
           <w:szCs w:val="25"/>
         </w:rPr>
-        <w:t xml:space="preserve">2.2. Бриф и условие сравнения</w:t>
+        <w:t>2.2. Бриф и условие сравнения</w:t>
       </w:r>
     </w:p>
     <w:p>
@@ -1154,7 +1133,7 @@
           <w:sz w:val="22"/>
           <w:szCs w:val="22"/>
         </w:rPr>
-        <w:t xml:space="preserve">condition_A/manifest.json</w:t>
+        <w:t>condition_A/manifest.json</w:t>
       </w:r>
       <w:r>
         <w:rPr>
@@ -1169,14 +1148,14 @@
           <w:sz w:val="22"/>
           <w:szCs w:val="22"/>
         </w:rPr>
-        <w:t xml:space="preserve">condition_B/manifest.json</w:t>
-      </w:r>
-      <w:r>
-        <w:rPr>
-          <w:sz w:val="24"/>
-          <w:szCs w:val="24"/>
-        </w:rPr>
-        <w:t xml:space="preserve">: они различаются только полями seed, sha256 и condition. По условию варианта дополнительно оценивается глазами, узнаётся ли на обоих изображениях силуэт механической руки и остаётся ли он главным объектом кадра.</w:t>
+        <w:t>condition_B/manifest.json</w:t>
+      </w:r>
+      <w:r>
+        <w:rPr>
+          <w:sz w:val="24"/>
+          <w:szCs w:val="24"/>
+        </w:rPr>
+        <w:t>: они различаются только полями seed, sha256 и condition. По условию варианта дополнительно оценивается глазами, узнаётся ли на обоих изображениях силуэт механической руки и остаётся ли он главным объектом кадра.</w:t>
       </w:r>
     </w:p>
     <w:p>
@@ -1193,7 +1172,7 @@
           <w:sz w:val="25"/>
           <w:szCs w:val="25"/>
         </w:rPr>
-        <w:t xml:space="preserve">2.3. Гипотеза и допуск, записанные до запуска</w:t>
+        <w:t>2.3. Гипотеза и допуск, записанные до запуска</w:t>
       </w:r>
     </w:p>
     <w:p>
@@ -1214,7 +1193,7 @@
           <w:sz w:val="22"/>
           <w:szCs w:val="22"/>
         </w:rPr>
-        <w:t xml:space="preserve">reports/journal.md</w:t>
+        <w:t>reports/journal.md</w:t>
       </w:r>
       <w:r>
         <w:rPr>
@@ -1229,7 +1208,7 @@
           <w:sz w:val="22"/>
           <w:szCs w:val="22"/>
         </w:rPr>
-        <w:t xml:space="preserve">be8fcd9</w:t>
+        <w:t>be8fcd9</w:t>
       </w:r>
       <w:r>
         <w:rPr>
@@ -1251,14 +1230,22 @@
           <w:sz w:val="24"/>
           <w:szCs w:val="24"/>
         </w:rPr>
-        <w:t xml:space="preserve">Допуск</w:t>
-      </w:r>
-      <w:r>
-        <w:rPr>
-          <w:sz w:val="24"/>
-          <w:szCs w:val="24"/>
-        </w:rPr>
-        <w:t xml:space="preserve"> (раздел 2.3 указаний): пара «идентична» (identical) при побитовом совпадении пикселей, «практически совпадает» (close) при PSNR ≥ 40 дБ, «различна» (different) при PSNR &lt; 40 дБ. Порог 40 дБ условный: он отделяет численный шум вычислений (порядок 40–50 дБ при смене пакета или точности при общем шуме) от смены содержания кадра (порядок 10 дБ).</w:t>
+        <w:t>Допуск</w:t>
+      </w:r>
+      <w:r>
+        <w:rPr>
+          <w:sz w:val="24"/>
+          <w:szCs w:val="24"/>
+        </w:rPr>
+        <w:t xml:space="preserve"> (раздел 2.3 указаний): пара «идентична» (identical) при побитовом совпадении пикселей, «практически совпадает» (close) при PSNR ≥ 40 дБ, «различна» (different) при PSNR &lt; 40 дБ. Порог 40 дБ условный: он отделяет численный шум вычислений (порядок </w:t>
+      </w:r>
+      <w:r>
+        <w:rPr>
+          <w:sz w:val="24"/>
+          <w:szCs w:val="24"/>
+        </w:rPr>
+        <w:lastRenderedPageBreak/>
+        <w:t>40–50 дБ при смене пакета или точности при общем шуме) от смены содержания кадра (порядок 10 дБ).</w:t>
       </w:r>
     </w:p>
     <w:p>
@@ -1273,7 +1260,7 @@
           <w:sz w:val="24"/>
           <w:szCs w:val="24"/>
         </w:rPr>
-        <w:t xml:space="preserve">Механизм, из которого выведена гипотеза.</w:t>
+        <w:t>Механизм, из которого выведена гипотеза.</w:t>
       </w:r>
       <w:r>
         <w:rPr>
@@ -1293,7 +1280,7 @@
           <w:sz w:val="22"/>
           <w:szCs w:val="22"/>
         </w:rPr>
-        <w:t xml:space="preserve">Таблица 2 — Ожидания до запуска</w:t>
+        <w:t>Таблица 2 — Ожидания до запуска</w:t>
       </w:r>
     </w:p>
     <w:tbl>
@@ -1344,7 +1331,7 @@
                 <w:b/>
                 <w:bCs/>
               </w:rPr>
-              <w:t xml:space="preserve">Что проверяется</w:t>
+              <w:t>Что проверяется</w:t>
             </w:r>
           </w:p>
         </w:tc>
@@ -1369,7 +1356,7 @@
                 <w:b/>
                 <w:bCs/>
               </w:rPr>
-              <w:t xml:space="preserve">Ожидание</w:t>
+              <w:t>Ожидание</w:t>
             </w:r>
           </w:p>
         </w:tc>
@@ -1394,7 +1381,7 @@
                 <w:b/>
                 <w:bCs/>
               </w:rPr>
-              <w:t xml:space="preserve">Обоснование</w:t>
+              <w:t>Обоснование</w:t>
             </w:r>
           </w:p>
         </w:tc>
@@ -1414,10 +1401,8 @@
             </w:tcMar>
           </w:tcPr>
           <w:p>
-            <w:pPr/>
-            <w:r>
-              <w:rPr/>
-              <w:t xml:space="preserve">SHA-256 A и B</w:t>
+            <w:r>
+              <w:t>SHA-256 A и B</w:t>
             </w:r>
           </w:p>
         </w:tc>
@@ -1432,10 +1417,8 @@
             </w:tcMar>
           </w:tcPr>
           <w:p>
-            <w:pPr/>
-            <w:r>
-              <w:rPr/>
-              <w:t xml:space="preserve">различны</w:t>
+            <w:r>
+              <w:t>различны</w:t>
             </w:r>
           </w:p>
         </w:tc>
@@ -1450,10 +1433,8 @@
             </w:tcMar>
           </w:tcPr>
           <w:p>
-            <w:pPr/>
-            <w:r>
-              <w:rPr/>
-              <w:t xml:space="preserve">другой шум даёт другие пиксели</w:t>
+            <w:r>
+              <w:t>другой шум даёт другие пиксели</w:t>
             </w:r>
           </w:p>
         </w:tc>
@@ -1473,10 +1454,8 @@
             </w:tcMar>
           </w:tcPr>
           <w:p>
-            <w:pPr/>
-            <w:r>
-              <w:rPr/>
-              <w:t xml:space="preserve">совпадение пикселей</w:t>
+            <w:r>
+              <w:t>совпадение пикселей</w:t>
             </w:r>
           </w:p>
         </w:tc>
@@ -1491,10 +1470,8 @@
             </w:tcMar>
           </w:tcPr>
           <w:p>
-            <w:pPr/>
-            <w:r>
-              <w:rPr/>
-              <w:t xml:space="preserve">нет; максимум различия близок к 255</w:t>
+            <w:r>
+              <w:t>нет; максимум различия близок к 255</w:t>
             </w:r>
           </w:p>
         </w:tc>
@@ -1509,10 +1486,8 @@
             </w:tcMar>
           </w:tcPr>
           <w:p>
-            <w:pPr/>
-            <w:r>
-              <w:rPr/>
-              <w:t xml:space="preserve">меняется содержание кадра, а не отдельные пиксели</w:t>
+            <w:r>
+              <w:t>меняется содержание кадра, а не отдельные пиксели</w:t>
             </w:r>
           </w:p>
         </w:tc>
@@ -1532,10 +1507,8 @@
             </w:tcMar>
           </w:tcPr>
           <w:p>
-            <w:pPr/>
-            <w:r>
-              <w:rPr/>
-              <w:t xml:space="preserve">PSNR A/B</w:t>
+            <w:r>
+              <w:t>PSNR A/B</w:t>
             </w:r>
           </w:p>
         </w:tc>
@@ -1550,10 +1523,8 @@
             </w:tcMar>
           </w:tcPr>
           <w:p>
-            <w:pPr/>
-            <w:r>
-              <w:rPr/>
-              <w:t xml:space="preserve">порядка 8–15 дБ, вердикт different</w:t>
+            <w:r>
+              <w:t>порядка 8–15 дБ, вердикт different</w:t>
             </w:r>
           </w:p>
         </w:tc>
@@ -1568,10 +1539,8 @@
             </w:tcMar>
           </w:tcPr>
           <w:p>
-            <w:pPr/>
-            <w:r>
-              <w:rPr/>
-              <w:t xml:space="preserve">ориентир — 11,14 дБ у намеренной ошибки демо</w:t>
+            <w:r>
+              <w:t>ориентир — 11,14 дБ у намеренной ошибки демо</w:t>
             </w:r>
           </w:p>
         </w:tc>
@@ -1591,10 +1560,8 @@
             </w:tcMar>
           </w:tcPr>
           <w:p>
-            <w:pPr/>
-            <w:r>
-              <w:rPr/>
-              <w:t xml:space="preserve">содержание</w:t>
+            <w:r>
+              <w:t>содержание</w:t>
             </w:r>
           </w:p>
         </w:tc>
@@ -1609,10 +1576,8 @@
             </w:tcMar>
           </w:tcPr>
           <w:p>
-            <w:pPr/>
-            <w:r>
-              <w:rPr/>
-              <w:t xml:space="preserve">рука узнаётся и главная на обоих, палитра синий/янтарный сохранена</w:t>
+            <w:r>
+              <w:t>рука узнаётся и главная на обоих, палитра синий/янтарный сохранена</w:t>
             </w:r>
           </w:p>
         </w:tc>
@@ -1627,10 +1592,8 @@
             </w:tcMar>
           </w:tcPr>
           <w:p>
-            <w:pPr/>
-            <w:r>
-              <w:rPr/>
-              <w:t xml:space="preserve">запрос один и тот же</w:t>
+            <w:r>
+              <w:t>запрос один и тот же</w:t>
             </w:r>
           </w:p>
         </w:tc>
@@ -1650,10 +1613,8 @@
             </w:tcMar>
           </w:tcPr>
           <w:p>
-            <w:pPr/>
-            <w:r>
-              <w:rPr/>
-              <w:t xml:space="preserve">повтор с тем же seed</w:t>
+            <w:r>
+              <w:t>повтор с тем же seed</w:t>
             </w:r>
           </w:p>
         </w:tc>
@@ -1668,10 +1629,8 @@
             </w:tcMar>
           </w:tcPr>
           <w:p>
-            <w:pPr/>
-            <w:r>
-              <w:rPr/>
-              <w:t xml:space="preserve">побитовое совпадение</w:t>
+            <w:r>
+              <w:t>побитовое совпадение</w:t>
             </w:r>
           </w:p>
         </w:tc>
@@ -1686,10 +1645,8 @@
             </w:tcMar>
           </w:tcPr>
           <w:p>
-            <w:pPr/>
-            <w:r>
-              <w:rPr/>
-              <w:t xml:space="preserve">свежий генератор, та же среда</w:t>
+            <w:r>
+              <w:t>свежий генератор, та же среда</w:t>
             </w:r>
           </w:p>
         </w:tc>
@@ -1709,10 +1666,8 @@
             </w:tcMar>
           </w:tcPr>
           <w:p>
-            <w:pPr/>
-            <w:r>
-              <w:rPr/>
-              <w:t xml:space="preserve">общий генератор на два вызова</w:t>
+            <w:r>
+              <w:t>общий генератор на два вызова</w:t>
             </w:r>
           </w:p>
         </w:tc>
@@ -1727,10 +1682,8 @@
             </w:tcMar>
           </w:tcPr>
           <w:p>
-            <w:pPr/>
-            <w:r>
-              <w:rPr/>
-              <w:t xml:space="preserve">второе изображение другое, PSNR &lt; 40 дБ</w:t>
+            <w:r>
+              <w:t>второе изображение другое, PSNR &lt; 40 дБ</w:t>
             </w:r>
           </w:p>
         </w:tc>
@@ -1745,10 +1698,8 @@
             </w:tcMar>
           </w:tcPr>
           <w:p>
-            <w:pPr/>
-            <w:r>
-              <w:rPr/>
-              <w:t xml:space="preserve">состояние генератора сдвигается</w:t>
+            <w:r>
+              <w:t>состояние генератора сдвигается</w:t>
             </w:r>
           </w:p>
         </w:tc>
@@ -1768,10 +1719,8 @@
             </w:tcMar>
           </w:tcPr>
           <w:p>
-            <w:pPr/>
-            <w:r>
-              <w:rPr/>
-              <w:t xml:space="preserve">новый сеанс</w:t>
+            <w:r>
+              <w:t>новый сеанс</w:t>
             </w:r>
           </w:p>
         </w:tc>
@@ -1786,10 +1735,8 @@
             </w:tcMar>
           </w:tcPr>
           <w:p>
-            <w:pPr/>
-            <w:r>
-              <w:rPr/>
-              <w:t xml:space="preserve">SHA-256 совпадёт с первым сеансом</w:t>
+            <w:r>
+              <w:t>SHA-256 совпадёт с первым сеансом</w:t>
             </w:r>
           </w:p>
         </w:tc>
@@ -1804,10 +1751,8 @@
             </w:tcMar>
           </w:tcPr>
           <w:p>
-            <w:pPr/>
-            <w:r>
-              <w:rPr/>
-              <w:t xml:space="preserve">те же версии и та же модель GPU</w:t>
+            <w:r>
+              <w:t>те же версии и та же модель GPU</w:t>
             </w:r>
           </w:p>
         </w:tc>
@@ -1829,7 +1774,7 @@
           <w:sz w:val="24"/>
           <w:szCs w:val="24"/>
         </w:rPr>
-        <w:t xml:space="preserve">Направленность гипотезы: предсказаны не только знак результата (различие), но и его масштаб (8–15 дБ, далеко ниже порога), и то, что различие не является нестабильностью модели.</w:t>
+        <w:t>Направленность гипотезы: предсказаны не только знак результата (различие), но и его масштаб (8–15 дБ, далеко ниже порога), и то, что различие не является нестабильностью модели.</w:t>
       </w:r>
     </w:p>
     <w:p>
@@ -1845,7 +1790,7 @@
           <w:sz w:val="28"/>
           <w:szCs w:val="28"/>
         </w:rPr>
-        <w:t xml:space="preserve">3. Данные, лицензия модели и ограничения</w:t>
+        <w:t>3. Данные, лицензия модели и ограничения</w:t>
       </w:r>
     </w:p>
     <w:p>
@@ -1862,7 +1807,7 @@
           <w:sz w:val="25"/>
           <w:szCs w:val="25"/>
         </w:rPr>
-        <w:t xml:space="preserve">3.1. Данные</w:t>
+        <w:t>3.1. Данные</w:t>
       </w:r>
     </w:p>
     <w:p>
@@ -1883,7 +1828,7 @@
           <w:sz w:val="22"/>
           <w:szCs w:val="22"/>
         </w:rPr>
-        <w:t xml:space="preserve">BRIEFS</w:t>
+        <w:t>BRIEFS</w:t>
       </w:r>
       <w:r>
         <w:rPr>
@@ -1906,7 +1851,7 @@
           <w:sz w:val="24"/>
           <w:szCs w:val="24"/>
         </w:rPr>
-        <w:t xml:space="preserve">«editorial poster concept for a robotics festival, glowing mechanical arm silhouette, deep blue and amber palette, clean composition, no text, no logo, no people»</w:t>
+        <w:t>«editorial poster concept for a robotics festival, glowing mechanical arm silhouette, deep blue and amber palette, clean composition, no text, no logo, no people»</w:t>
       </w:r>
     </w:p>
     <w:p>
@@ -1919,7 +1864,7 @@
           <w:sz w:val="24"/>
           <w:szCs w:val="24"/>
         </w:rPr>
-        <w:t xml:space="preserve">Остальные брифы библиотеки (обложка подкаста, постер выставки, визуал лектория, обложка релиза) в варианте не используются. В запросе нет реальных людей, логотипов, названий производителей и закрытых материалов; изображение — концепт, а не иллюстрация реального устройства. Посторонние изображения в работе не используются: все рисунки отчёта получены запуском модели в ноутбуке.</w:t>
+        <w:t>Остальные брифы библиотеки (обложка подкаста, постер выставки, визуал лектория, обложка релиза) в варианте не используются. В запросе нет реальных людей, логотипов, названий производителей и закрытых материалов; изображение — концепт, а не иллюстрация реального устройства. Посторонние изображения в работе не используются: все рисунки отчёта получены запуском модели в ноутбуке.</w:t>
       </w:r>
     </w:p>
     <w:p>
@@ -1936,7 +1881,8 @@
           <w:sz w:val="25"/>
           <w:szCs w:val="25"/>
         </w:rPr>
-        <w:t xml:space="preserve">3.2. Лицензия модели</w:t>
+        <w:lastRenderedPageBreak/>
+        <w:t>3.2. Лицензия модели</w:t>
       </w:r>
     </w:p>
     <w:p>
@@ -1957,7 +1903,7 @@
           <w:sz w:val="22"/>
           <w:szCs w:val="22"/>
         </w:rPr>
-        <w:t xml:space="preserve">LICENSE.md</w:t>
+        <w:t>LICENSE.md</w:t>
       </w:r>
       <w:r>
         <w:rPr>
@@ -1972,7 +1918,7 @@
           <w:sz w:val="22"/>
           <w:szCs w:val="22"/>
         </w:rPr>
-        <w:t xml:space="preserve">stabilityai/sd-turbo</w:t>
+        <w:t>stabilityai/sd-turbo</w:t>
       </w:r>
       <w:r>
         <w:rPr>
@@ -1997,7 +1943,7 @@
           <w:sz w:val="24"/>
           <w:szCs w:val="24"/>
         </w:rPr>
-        <w:t xml:space="preserve">некоммерческое, в том числе учебное, использование разрешено; работа выполнена в учебных некоммерческих целях;</w:t>
+        <w:t>некоммерческое, в том числе учебное, использование разрешено; работа выполнена в учебных некоммерческих целях;</w:t>
       </w:r>
     </w:p>
     <w:p>
@@ -2015,7 +1961,7 @@
           <w:sz w:val="24"/>
           <w:szCs w:val="24"/>
         </w:rPr>
-        <w:t xml:space="preserve">коммерческое использование разрешено организациям с годовым доходом менее 1 млн долларов США и требует регистрации у правообладателя — в работе не применяется;</w:t>
+        <w:t>коммерческое использование разрешено организациям с годовым доходом менее 1 млн долларов США и требует регистрации у правообладателя — в работе не применяется;</w:t>
       </w:r>
     </w:p>
     <w:p>
@@ -2033,7 +1979,7 @@
           <w:sz w:val="24"/>
           <w:szCs w:val="24"/>
         </w:rPr>
-        <w:t xml:space="preserve">при распространении модели или результатов сохраняются уведомление о лицензии и указание «Powered by Stability AI»; в отчёте и README указаны лицензия и это уведомление;</w:t>
+        <w:t>при распространении модели или результатов сохраняются уведомление о лицензии и указание «Powered by Stability AI»; в отчёте и README указаны лицензия и это уведомление;</w:t>
       </w:r>
     </w:p>
     <w:p>
@@ -2051,7 +1997,7 @@
           <w:sz w:val="24"/>
           <w:szCs w:val="24"/>
         </w:rPr>
-        <w:t xml:space="preserve">действует политика допустимого использования (Acceptable Use Policy); запрос ей соответствует — нет людей, логотипов и вводящего в заблуждение содержания.</w:t>
+        <w:t>действует политика допустимого использования (Acceptable Use Policy); запрос ей соответствует — нет людей, логотипов и вводящего в заблуждение содержания.</w:t>
       </w:r>
     </w:p>
     <w:p>
@@ -2064,7 +2010,7 @@
           <w:sz w:val="24"/>
           <w:szCs w:val="24"/>
         </w:rPr>
-        <w:t xml:space="preserve">Ссылка на лицензию: https://huggingface.co/stabilityai/sd-turbo/blob/b261bac6fd2cf515557d5d0707481eafa0485ec2/LICENSE.md. «Открытая модель» здесь означает доступность весов и документации, а не соответствие лицензии критериям открытого ПО.</w:t>
+        <w:t>Ссылка на лицензию: https://huggingface.co/stabilityai/sd-turbo/blob/b261bac6fd2cf515557d5d0707481eafa0485ec2/LICENSE.md. «Открытая модель» здесь означает доступность весов и документации, а не соответствие лицензии критериям открытого ПО.</w:t>
       </w:r>
     </w:p>
     <w:p>
@@ -2081,7 +2027,7 @@
           <w:sz w:val="25"/>
           <w:szCs w:val="25"/>
         </w:rPr>
-        <w:t xml:space="preserve">3.3. Ограничения</w:t>
+        <w:t>3.3. Ограничения</w:t>
       </w:r>
     </w:p>
     <w:p>
@@ -2101,7 +2047,7 @@
           <w:sz w:val="24"/>
           <w:szCs w:val="24"/>
         </w:rPr>
-        <w:t xml:space="preserve">Одна пара seed и один бриф.</w:t>
+        <w:t>Одна пара seed и один бриф.</w:t>
       </w:r>
       <w:r>
         <w:rPr>
@@ -2128,7 +2074,7 @@
           <w:sz w:val="24"/>
           <w:szCs w:val="24"/>
         </w:rPr>
-        <w:t xml:space="preserve">Одна среда.</w:t>
+        <w:t>Одна среда.</w:t>
       </w:r>
       <w:r>
         <w:rPr>
@@ -2155,7 +2101,7 @@
           <w:sz w:val="24"/>
           <w:szCs w:val="24"/>
         </w:rPr>
-        <w:t xml:space="preserve">Свойства модели</w:t>
+        <w:t>Свойства модели</w:t>
       </w:r>
       <w:r>
         <w:rPr>
@@ -2182,7 +2128,7 @@
           <w:sz w:val="24"/>
           <w:szCs w:val="24"/>
         </w:rPr>
-        <w:t xml:space="preserve">PSNR</w:t>
+        <w:t>PSNR</w:t>
       </w:r>
       <w:r>
         <w:rPr>
@@ -2205,7 +2151,7 @@
           <w:sz w:val="28"/>
           <w:szCs w:val="28"/>
         </w:rPr>
-        <w:t xml:space="preserve">4. Среда выполнения</w:t>
+        <w:t>4. Среда выполнения</w:t>
       </w:r>
     </w:p>
     <w:p>
@@ -2226,7 +2172,7 @@
           <w:sz w:val="22"/>
           <w:szCs w:val="22"/>
         </w:rPr>
-        <w:t xml:space="preserve">manifest.json</w:t>
+        <w:t>manifest.json</w:t>
       </w:r>
       <w:r>
         <w:rPr>
@@ -2241,7 +2187,7 @@
           <w:sz w:val="22"/>
           <w:szCs w:val="22"/>
         </w:rPr>
-        <w:t xml:space="preserve">nvidia-smi</w:t>
+        <w:t>nvidia-smi</w:t>
       </w:r>
       <w:r>
         <w:rPr>
@@ -2256,7 +2202,7 @@
           <w:sz w:val="22"/>
           <w:szCs w:val="22"/>
         </w:rPr>
-        <w:t xml:space="preserve">pip list</w:t>
+        <w:t>pip list</w:t>
       </w:r>
       <w:r>
         <w:rPr>
@@ -2271,7 +2217,7 @@
           <w:sz w:val="22"/>
           <w:szCs w:val="22"/>
         </w:rPr>
-        <w:t xml:space="preserve">torch.cuda</w:t>
+        <w:t>torch.cuda</w:t>
       </w:r>
       <w:r>
         <w:rPr>
@@ -2286,14 +2232,14 @@
           <w:sz w:val="22"/>
           <w:szCs w:val="22"/>
         </w:rPr>
-        <w:t xml:space="preserve">importlib.metadata</w:t>
-      </w:r>
-      <w:r>
-        <w:rPr>
-          <w:sz w:val="24"/>
-          <w:szCs w:val="24"/>
-        </w:rPr>
-        <w:t xml:space="preserve">), чтобы они сразу попадали в манифест.</w:t>
+        <w:t>importlib.metadata</w:t>
+      </w:r>
+      <w:r>
+        <w:rPr>
+          <w:sz w:val="24"/>
+          <w:szCs w:val="24"/>
+        </w:rPr>
+        <w:t>), чтобы они сразу попадали в манифест.</w:t>
       </w:r>
     </w:p>
     <w:p>
@@ -2306,7 +2252,7 @@
           <w:sz w:val="22"/>
           <w:szCs w:val="22"/>
         </w:rPr>
-        <w:t xml:space="preserve">Таблица 3 — Среда выполнения</w:t>
+        <w:t>Таблица 3 — Среда выполнения</w:t>
       </w:r>
     </w:p>
     <w:tbl>
@@ -2356,7 +2302,7 @@
                 <w:b/>
                 <w:bCs/>
               </w:rPr>
-              <w:t xml:space="preserve">Параметр</w:t>
+              <w:t>Параметр</w:t>
             </w:r>
           </w:p>
         </w:tc>
@@ -2381,7 +2327,7 @@
                 <w:b/>
                 <w:bCs/>
               </w:rPr>
-              <w:t xml:space="preserve">Значение</w:t>
+              <w:t>Значение</w:t>
             </w:r>
           </w:p>
         </w:tc>
@@ -2401,10 +2347,8 @@
             </w:tcMar>
           </w:tcPr>
           <w:p>
-            <w:pPr/>
-            <w:r>
-              <w:rPr/>
-              <w:t xml:space="preserve">Площадка</w:t>
+            <w:r>
+              <w:t>Площадка</w:t>
             </w:r>
           </w:p>
         </w:tc>
@@ -2419,10 +2363,8 @@
             </w:tcMar>
           </w:tcPr>
           <w:p>
-            <w:pPr/>
-            <w:r>
-              <w:rPr/>
-              <w:t xml:space="preserve">Google Colab, ускоритель «Графический процессор T4»</w:t>
+            <w:r>
+              <w:t>Google Colab, ускоритель «Графический процессор T4»</w:t>
             </w:r>
           </w:p>
         </w:tc>
@@ -2442,10 +2384,8 @@
             </w:tcMar>
           </w:tcPr>
           <w:p>
-            <w:pPr/>
-            <w:r>
-              <w:rPr/>
-              <w:t xml:space="preserve">GPU</w:t>
+            <w:r>
+              <w:t>GPU</w:t>
             </w:r>
           </w:p>
         </w:tc>
@@ -2460,10 +2400,8 @@
             </w:tcMar>
           </w:tcPr>
           <w:p>
-            <w:pPr/>
-            <w:r>
-              <w:rPr/>
-              <w:t xml:space="preserve">Tesla T4, 14,6 ГиБ; CUDA в сборке torch — 13.0</w:t>
+            <w:r>
+              <w:t>Tesla T4, 14,6 ГиБ; CUDA в сборке torch — 13.0</w:t>
             </w:r>
           </w:p>
         </w:tc>
@@ -2483,10 +2421,8 @@
             </w:tcMar>
           </w:tcPr>
           <w:p>
-            <w:pPr/>
-            <w:r>
-              <w:rPr/>
-              <w:t xml:space="preserve">CPU и память</w:t>
+            <w:r>
+              <w:t>CPU и память</w:t>
             </w:r>
           </w:p>
         </w:tc>
@@ -2501,10 +2437,8 @@
             </w:tcMar>
           </w:tcPr>
           <w:p>
-            <w:pPr/>
-            <w:r>
-              <w:rPr/>
-              <w:t xml:space="preserve">2 ядра, ОЗУ 12,7 ГиБ</w:t>
+            <w:r>
+              <w:t>2 ядра, ОЗУ 12,7 ГиБ</w:t>
             </w:r>
           </w:p>
         </w:tc>
@@ -2524,10 +2458,8 @@
             </w:tcMar>
           </w:tcPr>
           <w:p>
-            <w:pPr/>
-            <w:r>
-              <w:rPr/>
-              <w:t xml:space="preserve">Платформа</w:t>
+            <w:r>
+              <w:t>Платформа</w:t>
             </w:r>
           </w:p>
         </w:tc>
@@ -2542,10 +2474,8 @@
             </w:tcMar>
           </w:tcPr>
           <w:p>
-            <w:pPr/>
-            <w:r>
-              <w:rPr/>
-              <w:t xml:space="preserve">Linux-6.6.122+-x86_64-with-glibc2.39</w:t>
+            <w:r>
+              <w:t>Linux-6.6.122+-x86_64-with-glibc2.39</w:t>
             </w:r>
           </w:p>
         </w:tc>
@@ -2565,10 +2495,8 @@
             </w:tcMar>
           </w:tcPr>
           <w:p>
-            <w:pPr/>
-            <w:r>
-              <w:rPr/>
-              <w:t xml:space="preserve">Python</w:t>
+            <w:r>
+              <w:t>Python</w:t>
             </w:r>
           </w:p>
         </w:tc>
@@ -2583,10 +2511,8 @@
             </w:tcMar>
           </w:tcPr>
           <w:p>
-            <w:pPr/>
-            <w:r>
-              <w:rPr/>
-              <w:t xml:space="preserve">3.13.15</w:t>
+            <w:r>
+              <w:t>3.13.15</w:t>
             </w:r>
           </w:p>
         </w:tc>
@@ -2606,10 +2532,9 @@
             </w:tcMar>
           </w:tcPr>
           <w:p>
-            <w:pPr/>
-            <w:r>
-              <w:rPr/>
-              <w:t xml:space="preserve">Пакеты</w:t>
+            <w:r>
+              <w:lastRenderedPageBreak/>
+              <w:t>Пакеты</w:t>
             </w:r>
           </w:p>
         </w:tc>
@@ -2624,10 +2549,8 @@
             </w:tcMar>
           </w:tcPr>
           <w:p>
-            <w:pPr/>
-            <w:r>
-              <w:rPr/>
-              <w:t xml:space="preserve">torch 2.11.0+cu130 (предустановлен); diffusers 0.40.0; transformers 5.16.1 (доустановлен первой ячейкой); Pillow 11.3.0; numpy 2.1.3</w:t>
+            <w:r>
+              <w:t>torch 2.11.0+cu130 (предустановлен); diffusers 0.40.0; transformers 5.16.1 (доустановлен первой ячейкой); Pillow 11.3.0; numpy 2.1.3</w:t>
             </w:r>
           </w:p>
         </w:tc>
@@ -2647,10 +2570,8 @@
             </w:tcMar>
           </w:tcPr>
           <w:p>
-            <w:pPr/>
-            <w:r>
-              <w:rPr/>
-              <w:t xml:space="preserve">Модель</w:t>
+            <w:r>
+              <w:t>Модель</w:t>
             </w:r>
           </w:p>
         </w:tc>
@@ -2665,17 +2586,15 @@
             </w:tcMar>
           </w:tcPr>
           <w:p>
-            <w:pPr/>
             <w:r>
               <w:rPr>
                 <w:rFonts w:ascii="Consolas" w:eastAsia="Consolas" w:hAnsi="Consolas" w:cs="Consolas"/>
                 <w:sz w:val="18"/>
                 <w:szCs w:val="18"/>
               </w:rPr>
-              <w:t xml:space="preserve">stabilityai/sd-turbo</w:t>
-            </w:r>
-            <w:r>
-              <w:rPr/>
+              <w:t>stabilityai/sd-turbo</w:t>
+            </w:r>
+            <w:r>
               <w:t xml:space="preserve">, ревизия </w:t>
             </w:r>
             <w:r>
@@ -2684,11 +2603,10 @@
                 <w:sz w:val="18"/>
                 <w:szCs w:val="18"/>
               </w:rPr>
-              <w:t xml:space="preserve">b261bac6fd2cf515557d5d0707481eafa0485ec2</w:t>
-            </w:r>
-            <w:r>
-              <w:rPr/>
-              <w:t xml:space="preserve">, файлы fp16, safetensors, без авторизации</w:t>
+              <w:t>b261bac6fd2cf515557d5d0707481eafa0485ec2</w:t>
+            </w:r>
+            <w:r>
+              <w:t>, файлы fp16, safetensors, без авторизации</w:t>
             </w:r>
           </w:p>
         </w:tc>
@@ -2708,10 +2626,8 @@
             </w:tcMar>
           </w:tcPr>
           <w:p>
-            <w:pPr/>
-            <w:r>
-              <w:rPr/>
-              <w:t xml:space="preserve">Библиотека</w:t>
+            <w:r>
+              <w:t>Библиотека</w:t>
             </w:r>
           </w:p>
         </w:tc>
@@ -2726,17 +2642,15 @@
             </w:tcMar>
           </w:tcPr>
           <w:p>
-            <w:pPr/>
             <w:r>
               <w:rPr>
                 <w:rFonts w:ascii="Consolas" w:eastAsia="Consolas" w:hAnsi="Consolas" w:cs="Consolas"/>
                 <w:sz w:val="18"/>
                 <w:szCs w:val="18"/>
               </w:rPr>
-              <w:t xml:space="preserve">lab05_lib.py</w:t>
-            </w:r>
-            <w:r>
-              <w:rPr/>
+              <w:t>lab05_lib.py</w:t>
+            </w:r>
+            <w:r>
               <w:t xml:space="preserve"> из приложения А указаний: 6447 байт, SHA-256 </w:t>
             </w:r>
             <w:r>
@@ -2745,10 +2659,9 @@
                 <w:sz w:val="18"/>
                 <w:szCs w:val="18"/>
               </w:rPr>
-              <w:t xml:space="preserve">4eb17650…</w:t>
-            </w:r>
-            <w:r>
-              <w:rPr/>
+              <w:t>4eb17650…</w:t>
+            </w:r>
+            <w:r>
               <w:t xml:space="preserve"> — совпал, исполнялась без изменений</w:t>
             </w:r>
           </w:p>
@@ -2769,10 +2682,8 @@
             </w:tcMar>
           </w:tcPr>
           <w:p>
-            <w:pPr/>
-            <w:r>
-              <w:rPr/>
-              <w:t xml:space="preserve">Устройство и точность</w:t>
+            <w:r>
+              <w:t>Устройство и точность</w:t>
             </w:r>
           </w:p>
         </w:tc>
@@ -2787,9 +2698,7 @@
             </w:tcMar>
           </w:tcPr>
           <w:p>
-            <w:pPr/>
-            <w:r>
-              <w:rPr/>
+            <w:r>
               <w:t xml:space="preserve">конвейер на </w:t>
             </w:r>
             <w:r>
@@ -2798,11 +2707,10 @@
                 <w:sz w:val="18"/>
                 <w:szCs w:val="18"/>
               </w:rPr>
-              <w:t xml:space="preserve">cuda</w:t>
-            </w:r>
-            <w:r>
-              <w:rPr/>
-              <w:t xml:space="preserve">, float16; генератор шума на CPU</w:t>
+              <w:t>cuda</w:t>
+            </w:r>
+            <w:r>
+              <w:t>, float16; генератор шума на CPU</w:t>
             </w:r>
           </w:p>
         </w:tc>
@@ -2824,7 +2732,7 @@
           <w:sz w:val="24"/>
           <w:szCs w:val="24"/>
         </w:rPr>
-        <w:t xml:space="preserve">По сравнению с проверенной конфигурацией указаний (Colab, Tesla T4, Python 3.13.15, torch 2.11.0+cu128, diffusers 0.40.0, transformers 5.16.1, Pillow 11.3.0) отличается только сборка torch: +cu130 вместо +cu128, то есть CUDA 13.0 вместо 12.8. Модель GPU, версии Python-пакетов и платформа те же. Последствия этого отличия разобраны в разделе 7.3.</w:t>
+        <w:t>По сравнению с проверенной конфигурацией указаний (Colab, Tesla T4, Python 3.13.15, torch 2.11.0+cu128, diffusers 0.40.0, transformers 5.16.1, Pillow 11.3.0) отличается только сборка torch: +cu130 вместо +cu128, то есть CUDA 13.0 вместо 12.8. Модель GPU, версии Python-пакетов и платформа те же. Последствия этого отличия разобраны в разделе 7.3.</w:t>
       </w:r>
     </w:p>
     <w:p>
@@ -2845,7 +2753,7 @@
           <w:sz w:val="22"/>
           <w:szCs w:val="22"/>
         </w:rPr>
-        <w:t xml:space="preserve">"cuda"</w:t>
+        <w:t>"cuda"</w:t>
       </w:r>
       <w:r>
         <w:rPr>
@@ -2860,7 +2768,7 @@
           <w:sz w:val="22"/>
           <w:szCs w:val="22"/>
         </w:rPr>
-        <w:t xml:space="preserve">"cpu"</w:t>
+        <w:t>"cpu"</w:t>
       </w:r>
       <w:r>
         <w:rPr>
@@ -2875,14 +2783,14 @@
           <w:sz w:val="22"/>
           <w:szCs w:val="22"/>
         </w:rPr>
-        <w:t xml:space="preserve">lib_adaptation</w:t>
-      </w:r>
-      <w:r>
-        <w:rPr>
-          <w:sz w:val="24"/>
-          <w:szCs w:val="24"/>
-        </w:rPr>
-        <w:t xml:space="preserve">: «нет: CUDA доступна, библиотека используется без изменений».</w:t>
+        <w:t>lib_adaptation</w:t>
+      </w:r>
+      <w:r>
+        <w:rPr>
+          <w:sz w:val="24"/>
+          <w:szCs w:val="24"/>
+        </w:rPr>
+        <w:t>: «нет: CUDA доступна, библиотека используется без изменений».</w:t>
       </w:r>
     </w:p>
     <w:p>
@@ -2898,7 +2806,7 @@
           <w:sz w:val="28"/>
           <w:szCs w:val="28"/>
         </w:rPr>
-        <w:t xml:space="preserve">5. Ход работы</w:t>
+        <w:t>5. Ход работы</w:t>
       </w:r>
     </w:p>
     <w:p>
@@ -2911,7 +2819,7 @@
           <w:sz w:val="24"/>
           <w:szCs w:val="24"/>
         </w:rPr>
-        <w:t xml:space="preserve">Ноутбук построен по плану раздела 5 указаний: каждой ячейке кода предшествует пояснение. Ноутбук выполнен дважды — в первом сеансе и в новом сеансе после удаления и повторного создания среды выполнения; в файле сохранены выходы второго сеанса, результаты первого — в истории репозитория.</w:t>
+        <w:t>Ноутбук построен по плану раздела 5 указаний: каждой ячейке кода предшествует пояснение. Ноутбук выполнен дважды — в первом сеансе и в новом сеансе после удаления и повторного создания среды выполнения; в файле сохранены выходы второго сеанса, результаты первого — в истории репозитория.</w:t>
       </w:r>
     </w:p>
     <w:p>
@@ -2924,7 +2832,7 @@
           <w:sz w:val="22"/>
           <w:szCs w:val="22"/>
         </w:rPr>
-        <w:t xml:space="preserve">Таблица 4 — Соответствие шагов плана ячейкам ноутбука</w:t>
+        <w:t>Таблица 4 — Соответствие шагов плана ячейкам ноутбука</w:t>
       </w:r>
     </w:p>
     <w:tbl>
@@ -2975,7 +2883,7 @@
                 <w:b/>
                 <w:bCs/>
               </w:rPr>
-              <w:t xml:space="preserve">Шаг</w:t>
+              <w:t>Шаг</w:t>
             </w:r>
           </w:p>
         </w:tc>
@@ -3000,7 +2908,7 @@
                 <w:b/>
                 <w:bCs/>
               </w:rPr>
-              <w:t xml:space="preserve">Ячейки ноутбука</w:t>
+              <w:t>Ячейки ноутбука</w:t>
             </w:r>
           </w:p>
         </w:tc>
@@ -3025,7 +2933,7 @@
                 <w:b/>
                 <w:bCs/>
               </w:rPr>
-              <w:t xml:space="preserve">Наблюдаемый результат</w:t>
+              <w:t>Наблюдаемый результат</w:t>
             </w:r>
           </w:p>
         </w:tc>
@@ -3045,10 +2953,8 @@
             </w:tcMar>
           </w:tcPr>
           <w:p>
-            <w:pPr/>
-            <w:r>
-              <w:rPr/>
-              <w:t xml:space="preserve">1. Среда</w:t>
+            <w:r>
+              <w:t>1. Среда</w:t>
             </w:r>
           </w:p>
         </w:tc>
@@ -3063,9 +2969,7 @@
             </w:tcMar>
           </w:tcPr>
           <w:p>
-            <w:pPr/>
-            <w:r>
-              <w:rPr/>
+            <w:r>
               <w:t xml:space="preserve">«Шаг 1»: пакеты, среда, </w:t>
             </w:r>
             <w:r>
@@ -3074,11 +2978,10 @@
                 <w:sz w:val="18"/>
                 <w:szCs w:val="18"/>
               </w:rPr>
-              <w:t xml:space="preserve">%%writefile lab05_lib.py</w:t>
-            </w:r>
-            <w:r>
-              <w:rPr/>
-              <w:t xml:space="preserve">, сверка SHA-256; «Запасной путь без GPU»</w:t>
+              <w:t>%%writefile lab05_lib.py</w:t>
+            </w:r>
+            <w:r>
+              <w:t>, сверка SHA-256; «Запасной путь без GPU»</w:t>
             </w:r>
           </w:p>
         </w:tc>
@@ -3093,10 +2996,8 @@
             </w:tcMar>
           </w:tcPr>
           <w:p>
-            <w:pPr/>
-            <w:r>
-              <w:rPr/>
-              <w:t xml:space="preserve">Tesla T4, версии; SHA-256 библиотеки совпал</w:t>
+            <w:r>
+              <w:t>Tesla T4, версии; SHA-256 библиотеки совпал</w:t>
             </w:r>
           </w:p>
         </w:tc>
@@ -3116,10 +3017,8 @@
             </w:tcMar>
           </w:tcPr>
           <w:p>
-            <w:pPr/>
-            <w:r>
-              <w:rPr/>
-              <w:t xml:space="preserve">2. Гипотеза и допуск</w:t>
+            <w:r>
+              <w:t>2. Гипотеза и допуск</w:t>
             </w:r>
           </w:p>
         </w:tc>
@@ -3134,9 +3033,7 @@
             </w:tcMar>
           </w:tcPr>
           <w:p>
-            <w:pPr/>
-            <w:r>
-              <w:rPr/>
+            <w:r>
               <w:t xml:space="preserve">«Шаг 2» (повтор записи из журнала, коммит </w:t>
             </w:r>
             <w:r>
@@ -3145,11 +3042,10 @@
                 <w:sz w:val="18"/>
                 <w:szCs w:val="18"/>
               </w:rPr>
-              <w:t xml:space="preserve">be8fcd9</w:t>
-            </w:r>
-            <w:r>
-              <w:rPr/>
-              <w:t xml:space="preserve">)</w:t>
+              <w:t>be8fcd9</w:t>
+            </w:r>
+            <w:r>
+              <w:t>)</w:t>
             </w:r>
           </w:p>
         </w:tc>
@@ -3164,10 +3060,8 @@
             </w:tcMar>
           </w:tcPr>
           <w:p>
-            <w:pPr/>
-            <w:r>
-              <w:rPr/>
-              <w:t xml:space="preserve">записаны до запуска</w:t>
+            <w:r>
+              <w:t>записаны до запуска</w:t>
             </w:r>
           </w:p>
         </w:tc>
@@ -3187,10 +3081,8 @@
             </w:tcMar>
           </w:tcPr>
           <w:p>
-            <w:pPr/>
-            <w:r>
-              <w:rPr/>
-              <w:t xml:space="preserve">3. Модель и прогрев</w:t>
+            <w:r>
+              <w:t>3. Модель и прогрев</w:t>
             </w:r>
           </w:p>
         </w:tc>
@@ -3205,10 +3097,8 @@
             </w:tcMar>
           </w:tcPr>
           <w:p>
-            <w:pPr/>
-            <w:r>
-              <w:rPr/>
-              <w:t xml:space="preserve">«Шаг 3»</w:t>
+            <w:r>
+              <w:t>«Шаг 3»</w:t>
             </w:r>
           </w:p>
         </w:tc>
@@ -3223,10 +3113,8 @@
             </w:tcMar>
           </w:tcPr>
           <w:p>
-            <w:pPr/>
-            <w:r>
-              <w:rPr/>
-              <w:t xml:space="preserve">загрузка 65,8 с, прогрев 3,8 с</w:t>
+            <w:r>
+              <w:t>загрузка 65,8 с, прогрев 3,8 с</w:t>
             </w:r>
           </w:p>
         </w:tc>
@@ -3246,10 +3134,8 @@
             </w:tcMar>
           </w:tcPr>
           <w:p>
-            <w:pPr/>
-            <w:r>
-              <w:rPr/>
-              <w:t xml:space="preserve">4. Базовый запуск</w:t>
+            <w:r>
+              <w:t>4. Базовый запуск</w:t>
             </w:r>
           </w:p>
         </w:tc>
@@ -3264,10 +3150,8 @@
             </w:tcMar>
           </w:tcPr>
           <w:p>
-            <w:pPr/>
-            <w:r>
-              <w:rPr/>
-              <w:t xml:space="preserve">«Шаг 4», «Проверка в новом сеансе»</w:t>
+            <w:r>
+              <w:t>«Шаг 4», «Проверка в новом сеансе»</w:t>
             </w:r>
           </w:p>
         </w:tc>
@@ -3282,18 +3166,16 @@
             </w:tcMar>
           </w:tcPr>
           <w:p>
-            <w:pPr/>
             <w:r>
               <w:rPr>
                 <w:rFonts w:ascii="Consolas" w:eastAsia="Consolas" w:hAnsi="Consolas" w:cs="Consolas"/>
                 <w:sz w:val="18"/>
                 <w:szCs w:val="18"/>
               </w:rPr>
-              <w:t xml:space="preserve">403134b8…</w:t>
-            </w:r>
-            <w:r>
-              <w:rPr/>
-              <w:t xml:space="preserve">, повтор и новый сеанс совпали</w:t>
+              <w:t>403134b8…</w:t>
+            </w:r>
+            <w:r>
+              <w:t>, повтор и новый сеанс совпали</w:t>
             </w:r>
           </w:p>
         </w:tc>
@@ -3313,10 +3195,8 @@
             </w:tcMar>
           </w:tcPr>
           <w:p>
-            <w:pPr/>
-            <w:r>
-              <w:rPr/>
-              <w:t xml:space="preserve">5. Сравнение A/B</w:t>
+            <w:r>
+              <w:t>5. Сравнение A/B</w:t>
             </w:r>
           </w:p>
         </w:tc>
@@ -3331,10 +3211,8 @@
             </w:tcMar>
           </w:tcPr>
           <w:p>
-            <w:pPr/>
-            <w:r>
-              <w:rPr/>
-              <w:t xml:space="preserve">«Шаг 5», «Изображения пары A и B»</w:t>
+            <w:r>
+              <w:t>«Шаг 5», «Изображения пары A и B»</w:t>
             </w:r>
           </w:p>
         </w:tc>
@@ -3349,10 +3227,8 @@
             </w:tcMar>
           </w:tcPr>
           <w:p>
-            <w:pPr/>
-            <w:r>
-              <w:rPr/>
-              <w:t xml:space="preserve">PSNR 10,63 дБ, different</w:t>
+            <w:r>
+              <w:t>PSNR 10,63 дБ, different</w:t>
             </w:r>
           </w:p>
         </w:tc>
@@ -3372,10 +3248,8 @@
             </w:tcMar>
           </w:tcPr>
           <w:p>
-            <w:pPr/>
-            <w:r>
-              <w:rPr/>
-              <w:t xml:space="preserve">6. Причина различия</w:t>
+            <w:r>
+              <w:t>6. Причина различия</w:t>
             </w:r>
           </w:p>
         </w:tc>
@@ -3390,9 +3264,7 @@
             </w:tcMar>
           </w:tcPr>
           <w:p>
-            <w:pPr/>
-            <w:r>
-              <w:rPr/>
+            <w:r>
               <w:t xml:space="preserve">«Шаг 6» — отдельный эксперимент с </w:t>
             </w:r>
             <w:r>
@@ -3401,7 +3273,7 @@
                 <w:sz w:val="18"/>
                 <w:szCs w:val="18"/>
               </w:rPr>
-              <w:t xml:space="preserve">latents</w:t>
+              <w:t>latents</w:t>
             </w:r>
           </w:p>
         </w:tc>
@@ -3416,10 +3288,8 @@
             </w:tcMar>
           </w:tcPr>
           <w:p>
-            <w:pPr/>
-            <w:r>
-              <w:rPr/>
-              <w:t xml:space="preserve">шум воспроизводит A и B бит в бит</w:t>
+            <w:r>
+              <w:t>шум воспроизводит A и B бит в бит</w:t>
             </w:r>
           </w:p>
         </w:tc>
@@ -3439,10 +3309,8 @@
             </w:tcMar>
           </w:tcPr>
           <w:p>
-            <w:pPr/>
-            <w:r>
-              <w:rPr/>
-              <w:t xml:space="preserve">7. Намеренная ошибка</w:t>
+            <w:r>
+              <w:t>7. Намеренная ошибка</w:t>
             </w:r>
           </w:p>
         </w:tc>
@@ -3457,10 +3325,8 @@
             </w:tcMar>
           </w:tcPr>
           <w:p>
-            <w:pPr/>
-            <w:r>
-              <w:rPr/>
-              <w:t xml:space="preserve">«Шаг 7»</w:t>
+            <w:r>
+              <w:t>«Шаг 7»</w:t>
             </w:r>
           </w:p>
         </w:tc>
@@ -3475,10 +3341,8 @@
             </w:tcMar>
           </w:tcPr>
           <w:p>
-            <w:pPr/>
-            <w:r>
-              <w:rPr/>
-              <w:t xml:space="preserve">PSNR 9,25 дБ, different</w:t>
+            <w:r>
+              <w:t>PSNR 9,25 дБ, different</w:t>
             </w:r>
           </w:p>
         </w:tc>
@@ -3498,10 +3362,8 @@
             </w:tcMar>
           </w:tcPr>
           <w:p>
-            <w:pPr/>
-            <w:r>
-              <w:rPr/>
-              <w:t xml:space="preserve">8. Паспорт и итог</w:t>
+            <w:r>
+              <w:t>8. Паспорт и итог</w:t>
             </w:r>
           </w:p>
         </w:tc>
@@ -3516,10 +3378,8 @@
             </w:tcMar>
           </w:tcPr>
           <w:p>
-            <w:pPr/>
-            <w:r>
-              <w:rPr/>
-              <w:t xml:space="preserve">«Шаг 8», демо преподавателя, «Вывод», «Ограничения», «Паспорт»</w:t>
+            <w:r>
+              <w:t>«Шаг 8», демо преподавателя, «Вывод», «Ограничения», «Паспорт»</w:t>
             </w:r>
           </w:p>
         </w:tc>
@@ -3534,9 +3394,7 @@
             </w:tcMar>
           </w:tcPr>
           <w:p>
-            <w:pPr/>
-            <w:r>
-              <w:rPr/>
+            <w:r>
               <w:t xml:space="preserve">13 файлов в </w:t>
             </w:r>
             <w:r>
@@ -3545,10 +3403,9 @@
                 <w:sz w:val="18"/>
                 <w:szCs w:val="18"/>
               </w:rPr>
-              <w:t xml:space="preserve">SHA256SUMS</w:t>
-            </w:r>
-            <w:r>
-              <w:rPr/>
+              <w:t>SHA256SUMS</w:t>
+            </w:r>
+            <w:r>
               <w:t xml:space="preserve">; демо </w:t>
             </w:r>
             <w:r>
@@ -3557,7 +3414,7 @@
                 <w:sz w:val="18"/>
                 <w:szCs w:val="18"/>
               </w:rPr>
-              <w:t xml:space="preserve">7daa342a…</w:t>
+              <w:t>7daa342a…</w:t>
             </w:r>
           </w:p>
         </w:tc>
@@ -3583,7 +3440,8 @@
           <w:sz w:val="25"/>
           <w:szCs w:val="25"/>
         </w:rPr>
-        <w:t xml:space="preserve">5.1. Подготовка среды и закрепление версий</w:t>
+        <w:lastRenderedPageBreak/>
+        <w:t>5.1. Подготовка среды и закрепление версий</w:t>
       </w:r>
     </w:p>
     <w:tbl>
@@ -3605,7 +3463,7 @@
         <w:tblLook w:val="04A0" w:firstRow="1" w:lastRow="0" w:firstColumn="1" w:lastColumn="0" w:noHBand="0" w:noVBand="1"/>
       </w:tblPr>
       <w:tblGrid>
-        <w:gridCol w:w="9346"/>
+        <w:gridCol w:w="9355"/>
       </w:tblGrid>
       <w:tr>
         <w:trPr>
@@ -3633,7 +3491,7 @@
                 <w:sz w:val="18"/>
                 <w:szCs w:val="18"/>
               </w:rPr>
-              <w:t xml:space="preserve">TORCH_V = installed_version("torch")</w:t>
+              <w:t>TORCH_V = installed_version("torch")</w:t>
             </w:r>
           </w:p>
           <w:p>
@@ -3647,7 +3505,7 @@
                 <w:sz w:val="18"/>
                 <w:szCs w:val="18"/>
               </w:rPr>
-              <w:t xml:space="preserve">HAS_GPU = shutil.which("nvidia-smi") is not None or os.path.exists("/dev/nvidia0")</w:t>
+              <w:t>HAS_GPU = shutil.which("nvidia-smi") is not None or os.path.exists("/dev/nvidia0")</w:t>
             </w:r>
           </w:p>
           <w:p>
@@ -3661,7 +3519,7 @@
                 <w:sz w:val="18"/>
                 <w:szCs w:val="18"/>
               </w:rPr>
-              <w:t xml:space="preserve">PINS = ({"diffusers": "0.40.0", "transformers": "5.16.1"} if at_least(TORCH_V, (2, 6))</w:t>
+              <w:t>PINS = ({"diffusers": "0.40.0", "transformers": "5.16.1"} if at_least(TORCH_V, (2, 6))</w:t>
             </w:r>
           </w:p>
           <w:p>
@@ -3689,7 +3547,7 @@
                 <w:sz w:val="18"/>
                 <w:szCs w:val="18"/>
               </w:rPr>
-              <w:t xml:space="preserve">todo = [f"{k}=={v}" for k, v in PINS.items() if installed_version(k) != v]</w:t>
+              <w:t>todo = [f"{k}=={v}" for k, v in PINS.items() if installed_version(k) != v]</w:t>
             </w:r>
           </w:p>
           <w:p>
@@ -3703,7 +3561,7 @@
                 <w:sz w:val="18"/>
                 <w:szCs w:val="18"/>
               </w:rPr>
-              <w:t xml:space="preserve">if todo:</w:t>
+              <w:t>if todo:</w:t>
             </w:r>
           </w:p>
           <w:p>
@@ -3740,7 +3598,7 @@
           <w:sz w:val="24"/>
           <w:szCs w:val="24"/>
         </w:rPr>
-        <w:t xml:space="preserve">Что делает.</w:t>
+        <w:t>Что делает.</w:t>
       </w:r>
       <w:r>
         <w:rPr>
@@ -3756,7 +3614,7 @@
           <w:sz w:val="24"/>
           <w:szCs w:val="24"/>
         </w:rPr>
-        <w:t xml:space="preserve">Зачем.</w:t>
+        <w:t>Зачем.</w:t>
       </w:r>
       <w:r>
         <w:rPr>
@@ -3785,7 +3643,7 @@
         <w:tblLook w:val="04A0" w:firstRow="1" w:lastRow="0" w:firstColumn="1" w:lastColumn="0" w:noHBand="0" w:noVBand="1"/>
       </w:tblPr>
       <w:tblGrid>
-        <w:gridCol w:w="9346"/>
+        <w:gridCol w:w="9355"/>
       </w:tblGrid>
       <w:tr>
         <w:trPr>
@@ -3813,7 +3671,7 @@
                 <w:sz w:val="18"/>
                 <w:szCs w:val="18"/>
               </w:rPr>
-              <w:t xml:space="preserve">CUDA = torch.cuda.is_available()</w:t>
+              <w:t>CUDA = torch.cuda.is_available()</w:t>
             </w:r>
           </w:p>
           <w:p>
@@ -3827,7 +3685,7 @@
                 <w:sz w:val="18"/>
                 <w:szCs w:val="18"/>
               </w:rPr>
-              <w:t xml:space="preserve">DEVICE_NAME = torch.cuda.get_device_name(0) if CUDA else cpu_name()</w:t>
+              <w:t>DEVICE_NAME = torch.cuda.get_device_name(0) if CUDA else cpu_name()</w:t>
             </w:r>
           </w:p>
           <w:p>
@@ -3841,7 +3699,7 @@
                 <w:sz w:val="18"/>
                 <w:szCs w:val="18"/>
               </w:rPr>
-              <w:t xml:space="preserve">print("Память GPU, ГиБ:", round(torch.cuda.get_device_properties(0).total_memory / 1024 ** 3, 1),</w:t>
+              <w:t>print("Память GPU, ГиБ:", round(torch.cuda.get_device_properties(0).total_memory / 1024 ** 3, 1),</w:t>
             </w:r>
           </w:p>
           <w:p>
@@ -3878,7 +3736,7 @@
           <w:sz w:val="24"/>
           <w:szCs w:val="24"/>
         </w:rPr>
-        <w:t xml:space="preserve">Что делает.</w:t>
+        <w:t>Что делает.</w:t>
       </w:r>
       <w:r>
         <w:rPr>
@@ -3894,7 +3752,7 @@
           <w:sz w:val="24"/>
           <w:szCs w:val="24"/>
         </w:rPr>
-        <w:t xml:space="preserve">Зачем.</w:t>
+        <w:t>Зачем.</w:t>
       </w:r>
       <w:r>
         <w:rPr>
@@ -3909,7 +3767,7 @@
           <w:sz w:val="22"/>
           <w:szCs w:val="22"/>
         </w:rPr>
-        <w:t xml:space="preserve">nvidia-smi</w:t>
+        <w:t>nvidia-smi</w:t>
       </w:r>
       <w:r>
         <w:rPr>
@@ -3924,7 +3782,7 @@
           <w:sz w:val="22"/>
           <w:szCs w:val="22"/>
         </w:rPr>
-        <w:t xml:space="preserve">pip list</w:t>
+        <w:t>pip list</w:t>
       </w:r>
       <w:r>
         <w:rPr>
@@ -3948,7 +3806,7 @@
           <w:sz w:val="25"/>
           <w:szCs w:val="25"/>
         </w:rPr>
-        <w:t xml:space="preserve">5.2. Библиотека преподавателя и проверка её целостности</w:t>
+        <w:t>5.2. Библиотека преподавателя и проверка её целостности</w:t>
       </w:r>
     </w:p>
     <w:tbl>
@@ -3970,7 +3828,7 @@
         <w:tblLook w:val="04A0" w:firstRow="1" w:lastRow="0" w:firstColumn="1" w:lastColumn="0" w:noHBand="0" w:noVBand="1"/>
       </w:tblPr>
       <w:tblGrid>
-        <w:gridCol w:w="9346"/>
+        <w:gridCol w:w="9355"/>
       </w:tblGrid>
       <w:tr>
         <w:trPr>
@@ -3998,7 +3856,7 @@
                 <w:sz w:val="18"/>
                 <w:szCs w:val="18"/>
               </w:rPr>
-              <w:t xml:space="preserve">%%writefile lab05_lib.py</w:t>
+              <w:t>%%writefile lab05_lib.py</w:t>
             </w:r>
           </w:p>
           <w:p>
@@ -4012,7 +3870,7 @@
                 <w:sz w:val="18"/>
                 <w:szCs w:val="18"/>
               </w:rPr>
-              <w:t xml:space="preserve"># … текст из приложения А указаний без правок …</w:t>
+              <w:t># … текст из приложения А указаний без правок …</w:t>
             </w:r>
           </w:p>
           <w:p>
@@ -4020,14 +3878,6 @@
               <w:keepNext/>
               <w:keepLines/>
             </w:pPr>
-            <w:r>
-              <w:rPr>
-                <w:rFonts w:ascii="Consolas" w:eastAsia="Consolas" w:hAnsi="Consolas" w:cs="Consolas"/>
-                <w:sz w:val="18"/>
-                <w:szCs w:val="18"/>
-              </w:rPr>
-              <w:t xml:space="preserve"/>
-            </w:r>
           </w:p>
           <w:p>
             <w:pPr>
@@ -4040,7 +3890,7 @@
                 <w:sz w:val="18"/>
                 <w:szCs w:val="18"/>
               </w:rPr>
-              <w:t xml:space="preserve">LIB_SHA = hashlib.sha256(lib_bytes).hexdigest()</w:t>
+              <w:t>LIB_SHA = hashlib.sha256(lib_bytes).hexdigest()</w:t>
             </w:r>
           </w:p>
           <w:p>
@@ -4054,7 +3904,7 @@
                 <w:sz w:val="18"/>
                 <w:szCs w:val="18"/>
               </w:rPr>
-              <w:t xml:space="preserve">LIB_OK = len(lib_bytes) == 6447 and LIB_SHA.startswith("4eb17650")</w:t>
+              <w:t>LIB_OK = len(lib_bytes) == 6447 and LIB_SHA.startswith("4eb17650")</w:t>
             </w:r>
           </w:p>
           <w:p>
@@ -4068,7 +3918,7 @@
                 <w:sz w:val="18"/>
                 <w:szCs w:val="18"/>
               </w:rPr>
-              <w:t xml:space="preserve">assert LIB_OK, "библиотека введена с ошибкой — сверить текст ячейки с приложением А"</w:t>
+              <w:t>assert LIB_OK, "библиотека введена с ошибкой — сверить текст ячейки с приложением А"</w:t>
             </w:r>
           </w:p>
         </w:tc>
@@ -4091,7 +3941,7 @@
           <w:sz w:val="24"/>
           <w:szCs w:val="24"/>
         </w:rPr>
-        <w:t xml:space="preserve">Что делает.</w:t>
+        <w:t>Что делает.</w:t>
       </w:r>
       <w:r>
         <w:rPr>
@@ -4107,7 +3957,7 @@
           <w:sz w:val="24"/>
           <w:szCs w:val="24"/>
         </w:rPr>
-        <w:t xml:space="preserve">Зачем.</w:t>
+        <w:t>Зачем.</w:t>
       </w:r>
       <w:r>
         <w:rPr>
@@ -4122,14 +3972,14 @@
           <w:sz w:val="22"/>
           <w:szCs w:val="22"/>
         </w:rPr>
-        <w:t xml:space="preserve">4eb176506585ffcd…</w:t>
-      </w:r>
-      <w:r>
-        <w:rPr>
-          <w:sz w:val="24"/>
-          <w:szCs w:val="24"/>
-        </w:rPr>
-        <w:t xml:space="preserve">) доказывает, что код модели и метрик побитово тот же, что у преподавателя, — иначе отличие результатов можно было бы списать на опечатку при вводе. Затем библиотека импортируется как есть (</w:t>
+        <w:t>4eb176506585ffcd…</w:t>
+      </w:r>
+      <w:r>
+        <w:rPr>
+          <w:sz w:val="24"/>
+          <w:szCs w:val="24"/>
+        </w:rPr>
+        <w:t>) доказывает, что код модели и метрик побитово тот же, что у преподавателя, — иначе отличие результатов можно было бы списать на опечатку при вводе. Затем библиотека импортируется как есть (</w:t>
       </w:r>
       <w:r>
         <w:rPr>
@@ -4137,14 +3987,14 @@
           <w:sz w:val="22"/>
           <w:szCs w:val="22"/>
         </w:rPr>
-        <w:t xml:space="preserve">import lab05_lib as L</w:t>
-      </w:r>
-      <w:r>
-        <w:rPr>
-          <w:sz w:val="24"/>
-          <w:szCs w:val="24"/>
-        </w:rPr>
-        <w:t xml:space="preserve">), адаптация не применяется.</w:t>
+        <w:t>import lab05_lib as L</w:t>
+      </w:r>
+      <w:r>
+        <w:rPr>
+          <w:sz w:val="24"/>
+          <w:szCs w:val="24"/>
+        </w:rPr>
+        <w:t>), адаптация не применяется.</w:t>
       </w:r>
     </w:p>
     <w:p>
@@ -4161,7 +4011,7 @@
           <w:sz w:val="25"/>
           <w:szCs w:val="25"/>
         </w:rPr>
-        <w:t xml:space="preserve">5.3. Загрузка модели и прогрев</w:t>
+        <w:t>5.3. Загрузка модели и прогрев</w:t>
       </w:r>
     </w:p>
     <w:tbl>
@@ -4183,7 +4033,7 @@
         <w:tblLook w:val="04A0" w:firstRow="1" w:lastRow="0" w:firstColumn="1" w:lastColumn="0" w:noHBand="0" w:noVBand="1"/>
       </w:tblPr>
       <w:tblGrid>
-        <w:gridCol w:w="9346"/>
+        <w:gridCol w:w="9355"/>
       </w:tblGrid>
       <w:tr>
         <w:trPr>
@@ -4211,7 +4061,7 @@
                 <w:sz w:val="18"/>
                 <w:szCs w:val="18"/>
               </w:rPr>
-              <w:t xml:space="preserve"># lab05_lib.load_pipe — функция преподавателя</w:t>
+              <w:t># lab05_lib.load_pipe — функция преподавателя</w:t>
             </w:r>
           </w:p>
           <w:p>
@@ -4225,7 +4075,7 @@
                 <w:sz w:val="18"/>
                 <w:szCs w:val="18"/>
               </w:rPr>
-              <w:t xml:space="preserve">pipe = AutoPipelineForText2Image.from_pretrained(</w:t>
+              <w:t>pipe = AutoPipelineForText2Image.from_pretrained(</w:t>
             </w:r>
           </w:p>
           <w:p>
@@ -4253,7 +4103,7 @@
                 <w:sz w:val="18"/>
                 <w:szCs w:val="18"/>
               </w:rPr>
-              <w:t xml:space="preserve">return pipe.to("cuda", dtype)</w:t>
+              <w:t>return pipe.to("cuda", dtype)</w:t>
             </w:r>
           </w:p>
           <w:p>
@@ -4261,14 +4111,6 @@
               <w:keepNext/>
               <w:keepLines/>
             </w:pPr>
-            <w:r>
-              <w:rPr>
-                <w:rFonts w:ascii="Consolas" w:eastAsia="Consolas" w:hAnsi="Consolas" w:cs="Consolas"/>
-                <w:sz w:val="18"/>
-                <w:szCs w:val="18"/>
-              </w:rPr>
-              <w:t xml:space="preserve"/>
-            </w:r>
           </w:p>
           <w:p>
             <w:pPr>
@@ -4281,7 +4123,7 @@
                 <w:sz w:val="18"/>
                 <w:szCs w:val="18"/>
               </w:rPr>
-              <w:t xml:space="preserve"># ячейка ноутбука</w:t>
+              <w:t># ячейка ноутбука</w:t>
             </w:r>
           </w:p>
           <w:p>
@@ -4295,7 +4137,7 @@
                 <w:sz w:val="18"/>
                 <w:szCs w:val="18"/>
               </w:rPr>
-              <w:t xml:space="preserve">pipe = L.load_pipe()</w:t>
+              <w:t>pipe = L.load_pipe()</w:t>
             </w:r>
           </w:p>
           <w:p>
@@ -4309,7 +4151,7 @@
                 <w:sz w:val="18"/>
                 <w:szCs w:val="18"/>
               </w:rPr>
-              <w:t xml:space="preserve">DTYPE = str(pipe.unet.dtype).replace("torch.", "")</w:t>
+              <w:t>DTYPE = str(pipe.unet.dtype).replace("torch.", "")</w:t>
             </w:r>
           </w:p>
           <w:p>
@@ -4323,7 +4165,7 @@
                 <w:sz w:val="18"/>
                 <w:szCs w:val="18"/>
               </w:rPr>
-              <w:t xml:space="preserve">L.generate(pipe, L.BRIEFS[0], 1)   # прогрев с посторонним seed 1</w:t>
+              <w:t>L.generate(pipe, L.BRIEFS[0], 1)   # прогрев с посторонним seed 1</w:t>
             </w:r>
           </w:p>
         </w:tc>
@@ -4346,7 +4188,8 @@
           <w:sz w:val="24"/>
           <w:szCs w:val="24"/>
         </w:rPr>
-        <w:t xml:space="preserve">Что делает.</w:t>
+        <w:lastRenderedPageBreak/>
+        <w:t>Что делает.</w:t>
       </w:r>
       <w:r>
         <w:rPr>
@@ -4361,7 +4204,7 @@
           <w:sz w:val="22"/>
           <w:szCs w:val="22"/>
         </w:rPr>
-        <w:t xml:space="preserve">b261bac6…</w:t>
+        <w:t>b261bac6…</w:t>
       </w:r>
       <w:r>
         <w:rPr>
@@ -4377,7 +4220,7 @@
           <w:sz w:val="24"/>
           <w:szCs w:val="24"/>
         </w:rPr>
-        <w:t xml:space="preserve">Зачем.</w:t>
+        <w:t>Зачем.</w:t>
       </w:r>
       <w:r>
         <w:rPr>
@@ -4401,7 +4244,7 @@
           <w:sz w:val="25"/>
           <w:szCs w:val="25"/>
         </w:rPr>
-        <w:t xml:space="preserve">5.4. Базовый запуск, манифест и повтор</w:t>
+        <w:t>5.4. Базовый запуск, манифест и повтор</w:t>
       </w:r>
     </w:p>
     <w:tbl>
@@ -4423,7 +4266,7 @@
         <w:tblLook w:val="04A0" w:firstRow="1" w:lastRow="0" w:firstColumn="1" w:lastColumn="0" w:noHBand="0" w:noVBand="1"/>
       </w:tblPr>
       <w:tblGrid>
-        <w:gridCol w:w="9346"/>
+        <w:gridCol w:w="9355"/>
       </w:tblGrid>
       <w:tr>
         <w:trPr>
@@ -4451,7 +4294,7 @@
                 <w:sz w:val="18"/>
                 <w:szCs w:val="18"/>
               </w:rPr>
-              <w:t xml:space="preserve"># lab05_lib.generate — функция преподавателя: свой генератор на каждый вызов</w:t>
+              <w:t># lab05_lib.generate — функция преподавателя: свой генератор на каждый вызов</w:t>
             </w:r>
           </w:p>
           <w:p>
@@ -4465,7 +4308,7 @@
                 <w:sz w:val="18"/>
                 <w:szCs w:val="18"/>
               </w:rPr>
-              <w:t xml:space="preserve">gens = [torch.Generator(device=gen_device).manual_seed(seed + i) for i in range(batch)]</w:t>
+              <w:t>gens = [torch.Generator(device=gen_device).manual_seed(seed + i) for i in range(batch)]</w:t>
             </w:r>
           </w:p>
           <w:p>
@@ -4479,7 +4322,7 @@
                 <w:sz w:val="18"/>
                 <w:szCs w:val="18"/>
               </w:rPr>
-              <w:t xml:space="preserve">return pipe(prompt=[prompt] * batch, num_inference_steps=steps, guidance_scale=guidance,</w:t>
+              <w:t>return pipe(prompt=[prompt] * batch, num_inference_steps=steps, guidance_scale=guidance,</w:t>
             </w:r>
           </w:p>
           <w:p>
@@ -4501,14 +4344,6 @@
               <w:keepNext/>
               <w:keepLines/>
             </w:pPr>
-            <w:r>
-              <w:rPr>
-                <w:rFonts w:ascii="Consolas" w:eastAsia="Consolas" w:hAnsi="Consolas" w:cs="Consolas"/>
-                <w:sz w:val="18"/>
-                <w:szCs w:val="18"/>
-              </w:rPr>
-              <w:t xml:space="preserve"/>
-            </w:r>
           </w:p>
           <w:p>
             <w:pPr>
@@ -4521,7 +4356,7 @@
                 <w:sz w:val="18"/>
                 <w:szCs w:val="18"/>
               </w:rPr>
-              <w:t xml:space="preserve"># ячейка ноутбука</w:t>
+              <w:t># ячейка ноутбука</w:t>
             </w:r>
           </w:p>
           <w:p>
@@ -4535,7 +4370,7 @@
                 <w:sz w:val="18"/>
                 <w:szCs w:val="18"/>
               </w:rPr>
-              <w:t xml:space="preserve">PROMPT, SEED, STEPS, GUIDANCE, SIZE = L.BRIEFS[0], 1000 + N, 1, 0.0, 512</w:t>
+              <w:t>PROMPT, SEED, STEPS, GUIDANCE, SIZE = L.BRIEFS[0], 1000 + N, 1, 0.0, 512</w:t>
             </w:r>
           </w:p>
           <w:p>
@@ -4549,7 +4384,7 @@
                 <w:sz w:val="18"/>
                 <w:szCs w:val="18"/>
               </w:rPr>
-              <w:t xml:space="preserve">img = L.generate(pipe, PROMPT, SEED, STEPS, GUIDANCE, SIZE)[0]</w:t>
+              <w:t>img = L.generate(pipe, PROMPT, SEED, STEPS, GUIDANCE, SIZE)[0]</w:t>
             </w:r>
           </w:p>
           <w:p>
@@ -4563,7 +4398,7 @@
                 <w:sz w:val="18"/>
                 <w:szCs w:val="18"/>
               </w:rPr>
-              <w:t xml:space="preserve">data = L.png_bytes(img)</w:t>
+              <w:t>data = L.png_bytes(img)</w:t>
             </w:r>
           </w:p>
           <w:p>
@@ -4577,7 +4412,7 @@
                 <w:sz w:val="18"/>
                 <w:szCs w:val="18"/>
               </w:rPr>
-              <w:t xml:space="preserve">(out / "result.png").write_bytes(data)</w:t>
+              <w:t>(out / "result.png").write_bytes(data)</w:t>
             </w:r>
           </w:p>
           <w:p>
@@ -4591,7 +4426,7 @@
                 <w:sz w:val="18"/>
                 <w:szCs w:val="18"/>
               </w:rPr>
-              <w:t xml:space="preserve">manifest = dict(model_id=L.MODEL_ID, revision=L.REVISION, prompt=PROMPT, seed=SEED, steps=STEPS,</w:t>
+              <w:t>manifest = dict(model_id=L.MODEL_ID, revision=L.REVISION, prompt=PROMPT, seed=SEED, steps=STEPS,</w:t>
             </w:r>
           </w:p>
           <w:p>
@@ -4633,7 +4468,7 @@
                 <w:sz w:val="18"/>
                 <w:szCs w:val="18"/>
               </w:rPr>
-              <w:t xml:space="preserve">again = L.generate(pipe, PROMPT, SEED, STEPS, GUIDANCE, SIZE)[0]</w:t>
+              <w:t>again = L.generate(pipe, PROMPT, SEED, STEPS, GUIDANCE, SIZE)[0]</w:t>
             </w:r>
           </w:p>
           <w:p>
@@ -4647,7 +4482,7 @@
                 <w:sz w:val="18"/>
                 <w:szCs w:val="18"/>
               </w:rPr>
-              <w:t xml:space="preserve">print("Повтор со свежим генератором, SHA-256 совпал:", L.sha(L.png_bytes(again)) == manifest["sha256"])</w:t>
+              <w:t>print("Повтор со свежим генератором, SHA-256 совпал:", L.sha(L.png_bytes(again)) == manifest["sha256"])</w:t>
             </w:r>
           </w:p>
         </w:tc>
@@ -4670,7 +4505,7 @@
           <w:sz w:val="24"/>
           <w:szCs w:val="24"/>
         </w:rPr>
-        <w:t xml:space="preserve">Что делает.</w:t>
+        <w:t>Что делает.</w:t>
       </w:r>
       <w:r>
         <w:rPr>
@@ -4686,7 +4521,7 @@
           <w:sz w:val="24"/>
           <w:szCs w:val="24"/>
         </w:rPr>
-        <w:t xml:space="preserve">Зачем.</w:t>
+        <w:t>Зачем.</w:t>
       </w:r>
       <w:r>
         <w:rPr>
@@ -4715,7 +4550,7 @@
         <w:tblLook w:val="04A0" w:firstRow="1" w:lastRow="0" w:firstColumn="1" w:lastColumn="0" w:noHBand="0" w:noVBand="1"/>
       </w:tblPr>
       <w:tblGrid>
-        <w:gridCol w:w="9346"/>
+        <w:gridCol w:w="9355"/>
       </w:tblGrid>
       <w:tr>
         <w:trPr>
@@ -4743,7 +4578,7 @@
                 <w:sz w:val="18"/>
                 <w:szCs w:val="18"/>
               </w:rPr>
-              <w:t xml:space="preserve">FIRST_SESSION_SHA = "403134b8e34029d144d41b14a9de11273a7a6dc3defb79fc871aa181b48faf1d"   # первый сеанс</w:t>
+              <w:t>FIRST_SESSION_SHA = "403134b8e34029d144d41b14a9de11273a7a6dc3defb79fc871aa181b48faf1d"   # первый сеанс</w:t>
             </w:r>
           </w:p>
           <w:p>
@@ -4757,7 +4592,7 @@
                 <w:sz w:val="18"/>
                 <w:szCs w:val="18"/>
               </w:rPr>
-              <w:t xml:space="preserve">print("Новый сеанс: SHA-256 базового запуска совпал с первым сеансом:", manifest["sha256"] == FIRST_SESSION_SHA)</w:t>
+              <w:t>print("Новый сеанс: SHA-256 базового запуска совпал с первым сеансом:", manifest["sha256"] == FIRST_SESSION_SHA)</w:t>
             </w:r>
           </w:p>
         </w:tc>
@@ -4780,7 +4615,7 @@
           <w:sz w:val="24"/>
           <w:szCs w:val="24"/>
         </w:rPr>
-        <w:t xml:space="preserve">Что делает.</w:t>
+        <w:t>Что делает.</w:t>
       </w:r>
       <w:r>
         <w:rPr>
@@ -4796,7 +4631,7 @@
           <w:sz w:val="24"/>
           <w:szCs w:val="24"/>
         </w:rPr>
-        <w:t xml:space="preserve">Зачем.</w:t>
+        <w:t>Зачем.</w:t>
       </w:r>
       <w:r>
         <w:rPr>
@@ -4820,7 +4655,8 @@
           <w:sz w:val="25"/>
           <w:szCs w:val="25"/>
         </w:rPr>
-        <w:t xml:space="preserve">5.5. Сравнение по условию варианта</w:t>
+        <w:lastRenderedPageBreak/>
+        <w:t>5.5. Сравнение по условию варианта</w:t>
       </w:r>
     </w:p>
     <w:tbl>
@@ -4842,7 +4678,7 @@
         <w:tblLook w:val="04A0" w:firstRow="1" w:lastRow="0" w:firstColumn="1" w:lastColumn="0" w:noHBand="0" w:noVBand="1"/>
       </w:tblPr>
       <w:tblGrid>
-        <w:gridCol w:w="9346"/>
+        <w:gridCol w:w="9355"/>
       </w:tblGrid>
       <w:tr>
         <w:trPr>
@@ -4870,7 +4706,7 @@
                 <w:sz w:val="18"/>
                 <w:szCs w:val="18"/>
               </w:rPr>
-              <w:t xml:space="preserve"># lab05_lib.make_pair, ветка условия 2</w:t>
+              <w:t># lab05_lib.make_pair, ветка условия 2</w:t>
             </w:r>
           </w:p>
           <w:p>
@@ -4884,7 +4720,7 @@
                 <w:sz w:val="18"/>
                 <w:szCs w:val="18"/>
               </w:rPr>
-              <w:t xml:space="preserve">elif cond == "seed_plus_1":</w:t>
+              <w:t>elif cond == "seed_plus_1":</w:t>
             </w:r>
           </w:p>
           <w:p>
@@ -4906,14 +4742,6 @@
               <w:keepNext/>
               <w:keepLines/>
             </w:pPr>
-            <w:r>
-              <w:rPr>
-                <w:rFonts w:ascii="Consolas" w:eastAsia="Consolas" w:hAnsi="Consolas" w:cs="Consolas"/>
-                <w:sz w:val="18"/>
-                <w:szCs w:val="18"/>
-              </w:rPr>
-              <w:t xml:space="preserve"/>
-            </w:r>
           </w:p>
           <w:p>
             <w:pPr>
@@ -4926,7 +4754,7 @@
                 <w:sz w:val="18"/>
                 <w:szCs w:val="18"/>
               </w:rPr>
-              <w:t xml:space="preserve"># lab05_lib.psnr_db</w:t>
+              <w:t># lab05_lib.psnr_db</w:t>
             </w:r>
           </w:p>
           <w:p>
@@ -4940,7 +4768,7 @@
                 <w:sz w:val="18"/>
                 <w:szCs w:val="18"/>
               </w:rPr>
-              <w:t xml:space="preserve">mse = np.mean((to_arr(a) - to_arr(b)) ** 2)</w:t>
+              <w:t>mse = np.mean((to_arr(a) - to_arr(b)) ** 2)</w:t>
             </w:r>
           </w:p>
           <w:p>
@@ -4954,7 +4782,7 @@
                 <w:sz w:val="18"/>
                 <w:szCs w:val="18"/>
               </w:rPr>
-              <w:t xml:space="preserve">return float("inf") if mse == 0 else 10 * np.log10(255.0 ** 2 / mse)</w:t>
+              <w:t>return float("inf") if mse == 0 else 10 * np.log10(255.0 ** 2 / mse)</w:t>
             </w:r>
           </w:p>
           <w:p>
@@ -4962,14 +4790,6 @@
               <w:keepNext/>
               <w:keepLines/>
             </w:pPr>
-            <w:r>
-              <w:rPr>
-                <w:rFonts w:ascii="Consolas" w:eastAsia="Consolas" w:hAnsi="Consolas" w:cs="Consolas"/>
-                <w:sz w:val="18"/>
-                <w:szCs w:val="18"/>
-              </w:rPr>
-              <w:t xml:space="preserve"/>
-            </w:r>
           </w:p>
           <w:p>
             <w:pPr>
@@ -4982,7 +4802,7 @@
                 <w:sz w:val="18"/>
                 <w:szCs w:val="18"/>
               </w:rPr>
-              <w:t xml:space="preserve"># ячейка ноутбука</w:t>
+              <w:t># ячейка ноутбука</w:t>
             </w:r>
           </w:p>
           <w:p>
@@ -4996,7 +4816,7 @@
                 <w:sz w:val="18"/>
                 <w:szCs w:val="18"/>
               </w:rPr>
-              <w:t xml:space="preserve">S = L.variant_summary(pipe, N)</w:t>
+              <w:t>S = L.variant_summary(pipe, N)</w:t>
             </w:r>
           </w:p>
           <w:p>
@@ -5010,7 +4830,7 @@
                 <w:sz w:val="18"/>
                 <w:szCs w:val="18"/>
               </w:rPr>
-              <w:t xml:space="preserve">assert (S["ctx"], S["cond"], S["seed"]) == (1, "seed_plus_1", SEED)</w:t>
+              <w:t>assert (S["ctx"], S["cond"], S["seed"]) == (1, "seed_plus_1", SEED)</w:t>
             </w:r>
           </w:p>
         </w:tc>
@@ -5033,7 +4853,7 @@
           <w:sz w:val="24"/>
           <w:szCs w:val="24"/>
         </w:rPr>
-        <w:t xml:space="preserve">Что делает.</w:t>
+        <w:t>Что делает.</w:t>
       </w:r>
       <w:r>
         <w:rPr>
@@ -5048,7 +4868,7 @@
           <w:sz w:val="22"/>
           <w:szCs w:val="22"/>
         </w:rPr>
-        <w:t xml:space="preserve">assert</w:t>
+        <w:t>assert</w:t>
       </w:r>
       <w:r>
         <w:rPr>
@@ -5064,7 +4884,7 @@
           <w:sz w:val="24"/>
           <w:szCs w:val="24"/>
         </w:rPr>
-        <w:t xml:space="preserve">Зачем.</w:t>
+        <w:t>Зачем.</w:t>
       </w:r>
       <w:r>
         <w:rPr>
@@ -5079,14 +4899,14 @@
           <w:sz w:val="22"/>
           <w:szCs w:val="22"/>
         </w:rPr>
-        <w:t xml:space="preserve">variant_02_summary.json</w:t>
-      </w:r>
-      <w:r>
-        <w:rPr>
-          <w:sz w:val="24"/>
-          <w:szCs w:val="24"/>
-        </w:rPr>
-        <w:t xml:space="preserve">.</w:t>
+        <w:t>variant_02_summary.json</w:t>
+      </w:r>
+      <w:r>
+        <w:rPr>
+          <w:sz w:val="24"/>
+          <w:szCs w:val="24"/>
+        </w:rPr>
+        <w:t>.</w:t>
       </w:r>
     </w:p>
     <w:tbl>
@@ -5108,7 +4928,7 @@
         <w:tblLook w:val="04A0" w:firstRow="1" w:lastRow="0" w:firstColumn="1" w:lastColumn="0" w:noHBand="0" w:noVBand="1"/>
       </w:tblPr>
       <w:tblGrid>
-        <w:gridCol w:w="9346"/>
+        <w:gridCol w:w="9355"/>
       </w:tblGrid>
       <w:tr>
         <w:trPr>
@@ -5136,7 +4956,7 @@
                 <w:sz w:val="18"/>
                 <w:szCs w:val="18"/>
               </w:rPr>
-              <w:t xml:space="preserve">img_b = L.generate(pipe, PROMPT, SEED + 1)[0]</w:t>
+              <w:t>img_b = L.generate(pipe, PROMPT, SEED + 1)[0]</w:t>
             </w:r>
           </w:p>
           <w:p>
@@ -5150,7 +4970,7 @@
                 <w:sz w:val="18"/>
                 <w:szCs w:val="18"/>
               </w:rPr>
-              <w:t xml:space="preserve">print("A совпадает с A из variant_summary:", L.sha(L.png_bytes(img_a)) == S["sha_a"])</w:t>
+              <w:t>print("A совпадает с A из variant_summary:", L.sha(L.png_bytes(img_a)) == S["sha_a"])</w:t>
             </w:r>
           </w:p>
           <w:p>
@@ -5164,7 +4984,7 @@
                 <w:sz w:val="18"/>
                 <w:szCs w:val="18"/>
               </w:rPr>
-              <w:t xml:space="preserve">print("B совпадает с B из variant_summary:", L.sha(L.png_bytes(img_b)) == S["sha_b"])</w:t>
+              <w:t>print("B совпадает с B из variant_summary:", L.sha(L.png_bytes(img_b)) == S["sha_b"])</w:t>
             </w:r>
           </w:p>
         </w:tc>
@@ -5187,7 +5007,7 @@
           <w:sz w:val="24"/>
           <w:szCs w:val="24"/>
         </w:rPr>
-        <w:t xml:space="preserve">Что делает.</w:t>
+        <w:t>Что делает.</w:t>
       </w:r>
       <w:r>
         <w:rPr>
@@ -5202,7 +5022,7 @@
           <w:sz w:val="22"/>
           <w:szCs w:val="22"/>
         </w:rPr>
-        <w:t xml:space="preserve">variant_summary</w:t>
+        <w:t>variant_summary</w:t>
       </w:r>
       <w:r>
         <w:rPr>
@@ -5217,7 +5037,7 @@
           <w:sz w:val="22"/>
           <w:szCs w:val="22"/>
         </w:rPr>
-        <w:t xml:space="preserve">pair/</w:t>
+        <w:t>pair/</w:t>
       </w:r>
       <w:r>
         <w:rPr>
@@ -5232,7 +5052,7 @@
           <w:sz w:val="22"/>
           <w:szCs w:val="22"/>
         </w:rPr>
-        <w:t xml:space="preserve">condition_A/</w:t>
+        <w:t>condition_A/</w:t>
       </w:r>
       <w:r>
         <w:rPr>
@@ -5247,7 +5067,7 @@
           <w:sz w:val="22"/>
           <w:szCs w:val="22"/>
         </w:rPr>
-        <w:t xml:space="preserve">condition_B/</w:t>
+        <w:t>condition_B/</w:t>
       </w:r>
       <w:r>
         <w:rPr>
@@ -5263,7 +5083,7 @@
           <w:sz w:val="24"/>
           <w:szCs w:val="24"/>
         </w:rPr>
-        <w:t xml:space="preserve">Зачем.</w:t>
+        <w:t>Зачем.</w:t>
       </w:r>
       <w:r>
         <w:rPr>
@@ -5278,7 +5098,7 @@
           <w:sz w:val="22"/>
           <w:szCs w:val="22"/>
         </w:rPr>
-        <w:t xml:space="preserve">variant_summary</w:t>
+        <w:t>variant_summary</w:t>
       </w:r>
       <w:r>
         <w:rPr>
@@ -5302,7 +5122,7 @@
           <w:sz w:val="25"/>
           <w:szCs w:val="25"/>
         </w:rPr>
-        <w:t xml:space="preserve">5.6. Отдельный эксперимент о причине различия</w:t>
+        <w:t>5.6. Отдельный эксперимент о причине различия</w:t>
       </w:r>
     </w:p>
     <w:tbl>
@@ -5324,7 +5144,7 @@
         <w:tblLook w:val="04A0" w:firstRow="1" w:lastRow="0" w:firstColumn="1" w:lastColumn="0" w:noHBand="0" w:noVBand="1"/>
       </w:tblPr>
       <w:tblGrid>
-        <w:gridCol w:w="9346"/>
+        <w:gridCol w:w="9355"/>
       </w:tblGrid>
       <w:tr>
         <w:trPr>
@@ -5352,7 +5172,7 @@
                 <w:sz w:val="18"/>
                 <w:szCs w:val="18"/>
               </w:rPr>
-              <w:t xml:space="preserve">shape = (1, pipe.unet.config.in_channels, SIZE // 8, SIZE // 8)</w:t>
+              <w:t>shape = (1, pipe.unet.config.in_channels, SIZE // 8, SIZE // 8)</w:t>
             </w:r>
           </w:p>
           <w:p>
@@ -5366,7 +5186,7 @@
                 <w:sz w:val="18"/>
                 <w:szCs w:val="18"/>
               </w:rPr>
-              <w:t xml:space="preserve">noise = {s: torch.randn(shape, generator=torch.Generator(device="cpu").manual_seed(s), dtype=pipe.unet.dtype)</w:t>
+              <w:t>noise = {s: torch.randn(shape, generator=torch.Generator(device="cpu").manual_seed(s), dtype=pipe.unet.dtype)</w:t>
             </w:r>
           </w:p>
           <w:p>
@@ -5394,7 +5214,7 @@
                 <w:sz w:val="18"/>
                 <w:szCs w:val="18"/>
               </w:rPr>
-              <w:t xml:space="preserve">na, nb = (noise[s].float().flatten().numpy() for s in (SEED, SEED + 1))</w:t>
+              <w:t>na, nb = (noise[s].float().flatten().numpy() for s in (SEED, SEED + 1))</w:t>
             </w:r>
           </w:p>
           <w:p>
@@ -5408,7 +5228,7 @@
                 <w:sz w:val="18"/>
                 <w:szCs w:val="18"/>
               </w:rPr>
-              <w:t xml:space="preserve">print(np.array_equal(na, nb), np.corrcoef(na, nb)[0, 1])</w:t>
+              <w:t>print(np.array_equal(na, nb), np.corrcoef(na, nb)[0, 1])</w:t>
             </w:r>
           </w:p>
           <w:p>
@@ -5422,7 +5242,7 @@
                 <w:sz w:val="18"/>
                 <w:szCs w:val="18"/>
               </w:rPr>
-              <w:t xml:space="preserve">for s, ref, tag in ((SEED, sha_a, "A"), (SEED + 1, sha_b, "B")):</w:t>
+              <w:t>for s, ref, tag in ((SEED, sha_a, "A"), (SEED + 1, sha_b, "B")):</w:t>
             </w:r>
           </w:p>
           <w:p>
@@ -5487,7 +5307,7 @@
           <w:sz w:val="24"/>
           <w:szCs w:val="24"/>
         </w:rPr>
-        <w:t xml:space="preserve">Что делает.</w:t>
+        <w:t>Что делает.</w:t>
       </w:r>
       <w:r>
         <w:rPr>
@@ -5502,7 +5322,7 @@
           <w:sz w:val="22"/>
           <w:szCs w:val="22"/>
         </w:rPr>
-        <w:t xml:space="preserve">latents</w:t>
+        <w:t>latents</w:t>
       </w:r>
       <w:r>
         <w:rPr>
@@ -5518,7 +5338,7 @@
           <w:sz w:val="24"/>
           <w:szCs w:val="24"/>
         </w:rPr>
-        <w:t xml:space="preserve">Зачем.</w:t>
+        <w:t>Зачем.</w:t>
       </w:r>
       <w:r>
         <w:rPr>
@@ -5533,7 +5353,7 @@
           <w:sz w:val="22"/>
           <w:szCs w:val="22"/>
         </w:rPr>
-        <w:t xml:space="preserve">psnr_fixed_noise</w:t>
+        <w:t>psnr_fixed_noise</w:t>
       </w:r>
       <w:r>
         <w:rPr>
@@ -5548,14 +5368,14 @@
           <w:sz w:val="22"/>
           <w:szCs w:val="22"/>
         </w:rPr>
-        <w:t xml:space="preserve">None</w:t>
-      </w:r>
-      <w:r>
-        <w:rPr>
-          <w:sz w:val="24"/>
-          <w:szCs w:val="24"/>
-        </w:rPr>
-        <w:t xml:space="preserve">. Чтобы не принимать причину различия на веру, она проверена отдельно: если один только шум воспроизводит A и B бит в бит, то всё различие пары объясняется шумом, а не состоянием конвейера, прогревом или порядком вызовов.</w:t>
+        <w:t>None</w:t>
+      </w:r>
+      <w:r>
+        <w:rPr>
+          <w:sz w:val="24"/>
+          <w:szCs w:val="24"/>
+        </w:rPr>
+        <w:t>. Чтобы не принимать причину различия на веру, она проверена отдельно: если один только шум воспроизводит A и B бит в бит, то всё различие пары объясняется шумом, а не состоянием конвейера, прогревом или порядком вызовов.</w:t>
       </w:r>
     </w:p>
     <w:p>
@@ -5572,7 +5392,8 @@
           <w:sz w:val="25"/>
           <w:szCs w:val="25"/>
         </w:rPr>
-        <w:t xml:space="preserve">5.7. Намеренная ошибка: общий генератор</w:t>
+        <w:lastRenderedPageBreak/>
+        <w:t>5.7. Намеренная ошибка: общий генератор</w:t>
       </w:r>
     </w:p>
     <w:tbl>
@@ -5594,7 +5415,7 @@
         <w:tblLook w:val="04A0" w:firstRow="1" w:lastRow="0" w:firstColumn="1" w:lastColumn="0" w:noHBand="0" w:noVBand="1"/>
       </w:tblPr>
       <w:tblGrid>
-        <w:gridCol w:w="9346"/>
+        <w:gridCol w:w="9355"/>
       </w:tblGrid>
       <w:tr>
         <w:trPr>
@@ -5622,7 +5443,7 @@
                 <w:sz w:val="18"/>
                 <w:szCs w:val="18"/>
               </w:rPr>
-              <w:t xml:space="preserve">g = torch.Generator(device="cpu").manual_seed(SEED)</w:t>
+              <w:t>g = torch.Generator(device="cpu").manual_seed(SEED)</w:t>
             </w:r>
           </w:p>
           <w:p>
@@ -5636,7 +5457,7 @@
                 <w:sz w:val="18"/>
                 <w:szCs w:val="18"/>
               </w:rPr>
-              <w:t xml:space="preserve">e1 = pipe(prompt=PROMPT, num_inference_steps=STEPS, guidance_scale=GUIDANCE, generator=g).images[0]</w:t>
+              <w:t>e1 = pipe(prompt=PROMPT, num_inference_steps=STEPS, guidance_scale=GUIDANCE, generator=g).images[0]</w:t>
             </w:r>
           </w:p>
           <w:p>
@@ -5650,7 +5471,7 @@
                 <w:sz w:val="18"/>
                 <w:szCs w:val="18"/>
               </w:rPr>
-              <w:t xml:space="preserve">e2 = pipe(prompt=PROMPT, num_inference_steps=STEPS, guidance_scale=GUIDANCE, generator=g).images[0]</w:t>
+              <w:t>e2 = pipe(prompt=PROMPT, num_inference_steps=STEPS, guidance_scale=GUIDANCE, generator=g).images[0]</w:t>
             </w:r>
           </w:p>
           <w:p>
@@ -5664,7 +5485,7 @@
                 <w:sz w:val="18"/>
                 <w:szCs w:val="18"/>
               </w:rPr>
-              <w:t xml:space="preserve">psnr_e = L.psnr_db(e1, e2)</w:t>
+              <w:t>psnr_e = L.psnr_db(e1, e2)</w:t>
             </w:r>
           </w:p>
         </w:tc>
@@ -5687,7 +5508,7 @@
           <w:sz w:val="24"/>
           <w:szCs w:val="24"/>
         </w:rPr>
-        <w:t xml:space="preserve">Что делает.</w:t>
+        <w:t>Что делает.</w:t>
       </w:r>
       <w:r>
         <w:rPr>
@@ -5702,7 +5523,7 @@
           <w:sz w:val="22"/>
           <w:szCs w:val="22"/>
         </w:rPr>
-        <w:t xml:space="preserve">Generator</w:t>
+        <w:t>Generator</w:t>
       </w:r>
       <w:r>
         <w:rPr>
@@ -5718,7 +5539,7 @@
           <w:sz w:val="24"/>
           <w:szCs w:val="24"/>
         </w:rPr>
-        <w:t xml:space="preserve">Зачем.</w:t>
+        <w:t>Зачем.</w:t>
       </w:r>
       <w:r>
         <w:rPr>
@@ -5733,7 +5554,7 @@
           <w:sz w:val="22"/>
           <w:szCs w:val="22"/>
         </w:rPr>
-        <w:t xml:space="preserve">torch.Generator(device="cpu").manual_seed(seed)</w:t>
+        <w:t>torch.Generator(device="cpu").manual_seed(seed)</w:t>
       </w:r>
       <w:r>
         <w:rPr>
@@ -5748,14 +5569,14 @@
           <w:sz w:val="22"/>
           <w:szCs w:val="22"/>
         </w:rPr>
-        <w:t xml:space="preserve">L.generate</w:t>
-      </w:r>
-      <w:r>
-        <w:rPr>
-          <w:sz w:val="24"/>
-          <w:szCs w:val="24"/>
-        </w:rPr>
-        <w:t xml:space="preserve">.</w:t>
+        <w:t>L.generate</w:t>
+      </w:r>
+      <w:r>
+        <w:rPr>
+          <w:sz w:val="24"/>
+          <w:szCs w:val="24"/>
+        </w:rPr>
+        <w:t>.</w:t>
       </w:r>
     </w:p>
     <w:p>
@@ -5772,7 +5593,7 @@
           <w:sz w:val="25"/>
           <w:szCs w:val="25"/>
         </w:rPr>
-        <w:t xml:space="preserve">5.8. Контрольные суммы и демонстрационный скрипт</w:t>
+        <w:t>5.8. Контрольные суммы и демонстрационный скрипт</w:t>
       </w:r>
     </w:p>
     <w:tbl>
@@ -5794,7 +5615,7 @@
         <w:tblLook w:val="04A0" w:firstRow="1" w:lastRow="0" w:firstColumn="1" w:lastColumn="0" w:noHBand="0" w:noVBand="1"/>
       </w:tblPr>
       <w:tblGrid>
-        <w:gridCol w:w="9346"/>
+        <w:gridCol w:w="9355"/>
       </w:tblGrid>
       <w:tr>
         <w:trPr>
@@ -5822,7 +5643,7 @@
                 <w:sz w:val="18"/>
                 <w:szCs w:val="18"/>
               </w:rPr>
-              <w:t xml:space="preserve">for p in sorted(ART.rglob("*")):</w:t>
+              <w:t>for p in sorted(ART.rglob("*")):</w:t>
             </w:r>
           </w:p>
           <w:p>
@@ -5892,7 +5713,7 @@
                 <w:sz w:val="18"/>
                 <w:szCs w:val="18"/>
               </w:rPr>
-              <w:t xml:space="preserve">(ART / "SHA256SUMS").write_text("\n".join(lines) + "\n", encoding="utf-8")</w:t>
+              <w:t>(ART / "SHA256SUMS").write_text("\n".join(lines) + "\n", encoding="utf-8")</w:t>
             </w:r>
           </w:p>
         </w:tc>
@@ -5915,7 +5736,7 @@
           <w:sz w:val="24"/>
           <w:szCs w:val="24"/>
         </w:rPr>
-        <w:t xml:space="preserve">Что делает.</w:t>
+        <w:t>Что делает.</w:t>
       </w:r>
       <w:r>
         <w:rPr>
@@ -5930,7 +5751,7 @@
           <w:sz w:val="22"/>
           <w:szCs w:val="22"/>
         </w:rPr>
-        <w:t xml:space="preserve">artifacts/SHA256SUMS</w:t>
+        <w:t>artifacts/SHA256SUMS</w:t>
       </w:r>
       <w:r>
         <w:rPr>
@@ -5945,7 +5766,7 @@
           <w:sz w:val="22"/>
           <w:szCs w:val="22"/>
         </w:rPr>
-        <w:t xml:space="preserve">sha256sum</w:t>
+        <w:t>sha256sum</w:t>
       </w:r>
       <w:r>
         <w:rPr>
@@ -5961,7 +5782,7 @@
           <w:sz w:val="24"/>
           <w:szCs w:val="24"/>
         </w:rPr>
-        <w:t xml:space="preserve">Зачем.</w:t>
+        <w:t>Зачем.</w:t>
       </w:r>
       <w:r>
         <w:rPr>
@@ -5976,7 +5797,7 @@
           <w:sz w:val="22"/>
           <w:szCs w:val="22"/>
         </w:rPr>
-        <w:t xml:space="preserve">shasum -a 256 -c SHA256SUMS</w:t>
+        <w:t>shasum -a 256 -c SHA256SUMS</w:t>
       </w:r>
       <w:r>
         <w:rPr>
@@ -6005,7 +5826,7 @@
         <w:tblLook w:val="04A0" w:firstRow="1" w:lastRow="0" w:firstColumn="1" w:lastColumn="0" w:noHBand="0" w:noVBand="1"/>
       </w:tblPr>
       <w:tblGrid>
-        <w:gridCol w:w="9346"/>
+        <w:gridCol w:w="9355"/>
       </w:tblGrid>
       <w:tr>
         <w:trPr>
@@ -6033,7 +5854,7 @@
                 <w:sz w:val="18"/>
                 <w:szCs w:val="18"/>
               </w:rPr>
-              <w:t xml:space="preserve">os.chdir(DEMO)   # отдельная папка, чтобы не перезаписать результаты варианта</w:t>
+              <w:t>os.chdir(DEMO)   # отдельная папка, чтобы не перезаписать результаты варианта</w:t>
             </w:r>
           </w:p>
           <w:p>
@@ -6047,7 +5868,7 @@
                 <w:sz w:val="18"/>
                 <w:szCs w:val="18"/>
               </w:rPr>
-              <w:t xml:space="preserve">runpy.run_path(str(WORK / "lab05_demo.py"), run_name="__main__")</w:t>
+              <w:t>runpy.run_path(str(WORK / "lab05_demo.py"), run_name="__main__")</w:t>
             </w:r>
           </w:p>
           <w:p>
@@ -6061,7 +5882,7 @@
                 <w:sz w:val="18"/>
                 <w:szCs w:val="18"/>
               </w:rPr>
-              <w:t xml:space="preserve">ref = "ac45a7ba8c514b22c1b4cbe0e5c3cfdec62ee3d076b633aaeeadbca43f8a04e9"   # раздел 6.3 указаний, Colab T4</w:t>
+              <w:t>ref = "ac45a7ba8c514b22c1b4cbe0e5c3cfdec62ee3d076b633aaeeadbca43f8a04e9"   # раздел 6.3 указаний, Colab T4</w:t>
             </w:r>
           </w:p>
           <w:p>
@@ -6075,7 +5896,7 @@
                 <w:sz w:val="18"/>
                 <w:szCs w:val="18"/>
               </w:rPr>
-              <w:t xml:space="preserve">print("SHA-256 демонстрационного запуска совпал с указаниями:", got == ref)</w:t>
+              <w:t>print("SHA-256 демонстрационного запуска совпал с указаниями:", got == ref)</w:t>
             </w:r>
           </w:p>
         </w:tc>
@@ -6098,7 +5919,7 @@
           <w:sz w:val="24"/>
           <w:szCs w:val="24"/>
         </w:rPr>
-        <w:t xml:space="preserve">Что делает.</w:t>
+        <w:t>Что делает.</w:t>
       </w:r>
       <w:r>
         <w:rPr>
@@ -6113,7 +5934,7 @@
           <w:sz w:val="22"/>
           <w:szCs w:val="22"/>
         </w:rPr>
-        <w:t xml:space="preserve">53b3b13f…</w:t>
+        <w:t>53b3b13f…</w:t>
       </w:r>
       <w:r>
         <w:rPr>
@@ -6129,7 +5950,7 @@
           <w:sz w:val="24"/>
           <w:szCs w:val="24"/>
         </w:rPr>
-        <w:t xml:space="preserve">Зачем.</w:t>
+        <w:t>Зачем.</w:t>
       </w:r>
       <w:r>
         <w:rPr>
@@ -6152,7 +5973,7 @@
           <w:sz w:val="28"/>
           <w:szCs w:val="28"/>
         </w:rPr>
-        <w:t xml:space="preserve">6. Результаты</w:t>
+        <w:t>6. Результаты</w:t>
       </w:r>
     </w:p>
     <w:p>
@@ -6173,14 +5994,14 @@
           <w:sz w:val="22"/>
           <w:szCs w:val="22"/>
         </w:rPr>
-        <w:t xml:space="preserve">artifacts/</w:t>
-      </w:r>
-      <w:r>
-        <w:rPr>
-          <w:sz w:val="24"/>
-          <w:szCs w:val="24"/>
-        </w:rPr>
-        <w:t xml:space="preserve">; значения первого сеанса — из истории репозитория.</w:t>
+        <w:t>artifacts/</w:t>
+      </w:r>
+      <w:r>
+        <w:rPr>
+          <w:sz w:val="24"/>
+          <w:szCs w:val="24"/>
+        </w:rPr>
+        <w:t>; значения первого сеанса — из истории репозитория.</w:t>
       </w:r>
     </w:p>
     <w:p>
@@ -6197,7 +6018,7 @@
           <w:sz w:val="25"/>
           <w:szCs w:val="25"/>
         </w:rPr>
-        <w:t xml:space="preserve">6.1. Манифест базового запуска</w:t>
+        <w:t>6.1. Манифест базового запуска</w:t>
       </w:r>
     </w:p>
     <w:p>
@@ -6218,7 +6039,7 @@
           <w:sz w:val="22"/>
           <w:szCs w:val="22"/>
         </w:rPr>
-        <w:t xml:space="preserve">artifacts/run_001/manifest.json</w:t>
+        <w:t>artifacts/run_001/manifest.json</w:t>
       </w:r>
     </w:p>
     <w:tbl>
@@ -6268,7 +6089,7 @@
                 <w:b/>
                 <w:bCs/>
               </w:rPr>
-              <w:t xml:space="preserve">Поле</w:t>
+              <w:t>Поле</w:t>
             </w:r>
           </w:p>
         </w:tc>
@@ -6293,7 +6114,7 @@
                 <w:b/>
                 <w:bCs/>
               </w:rPr>
-              <w:t xml:space="preserve">Значение</w:t>
+              <w:t>Значение</w:t>
             </w:r>
           </w:p>
         </w:tc>
@@ -6313,10 +6134,8 @@
             </w:tcMar>
           </w:tcPr>
           <w:p>
-            <w:pPr/>
-            <w:r>
-              <w:rPr/>
-              <w:t xml:space="preserve">model_id, revision</w:t>
+            <w:r>
+              <w:t>model_id, revision</w:t>
             </w:r>
           </w:p>
         </w:tc>
@@ -6331,10 +6150,8 @@
             </w:tcMar>
           </w:tcPr>
           <w:p>
-            <w:pPr/>
-            <w:r>
-              <w:rPr/>
-              <w:t xml:space="preserve">stabilityai/sd-turbo, b261bac6fd2cf515557d5d0707481eafa0485ec2</w:t>
+            <w:r>
+              <w:t>stabilityai/sd-turbo, b261bac6fd2cf515557d5d0707481eafa0485ec2</w:t>
             </w:r>
           </w:p>
         </w:tc>
@@ -6354,10 +6171,9 @@
             </w:tcMar>
           </w:tcPr>
           <w:p>
-            <w:pPr/>
-            <w:r>
-              <w:rPr/>
-              <w:t xml:space="preserve">prompt</w:t>
+            <w:r>
+              <w:lastRenderedPageBreak/>
+              <w:t>prompt</w:t>
             </w:r>
           </w:p>
         </w:tc>
@@ -6372,10 +6188,8 @@
             </w:tcMar>
           </w:tcPr>
           <w:p>
-            <w:pPr/>
-            <w:r>
-              <w:rPr/>
-              <w:t xml:space="preserve">бриф 1 (раздел 3.1)</w:t>
+            <w:r>
+              <w:t>бриф 1 (раздел 3.1)</w:t>
             </w:r>
           </w:p>
         </w:tc>
@@ -6395,10 +6209,8 @@
             </w:tcMar>
           </w:tcPr>
           <w:p>
-            <w:pPr/>
-            <w:r>
-              <w:rPr/>
-              <w:t xml:space="preserve">seed, steps, guidance_scale, size</w:t>
+            <w:r>
+              <w:t>seed, steps, guidance_scale, size</w:t>
             </w:r>
           </w:p>
         </w:tc>
@@ -6413,10 +6225,8 @@
             </w:tcMar>
           </w:tcPr>
           <w:p>
-            <w:pPr/>
-            <w:r>
-              <w:rPr/>
-              <w:t xml:space="preserve">1002, 1, 0,0, 512</w:t>
+            <w:r>
+              <w:t>1002, 1, 0,0, 512</w:t>
             </w:r>
           </w:p>
         </w:tc>
@@ -6436,10 +6246,8 @@
             </w:tcMar>
           </w:tcPr>
           <w:p>
-            <w:pPr/>
-            <w:r>
-              <w:rPr/>
-              <w:t xml:space="preserve">generator_device, dtype</w:t>
+            <w:r>
+              <w:t>generator_device, dtype</w:t>
             </w:r>
           </w:p>
         </w:tc>
@@ -6454,10 +6262,8 @@
             </w:tcMar>
           </w:tcPr>
           <w:p>
-            <w:pPr/>
-            <w:r>
-              <w:rPr/>
-              <w:t xml:space="preserve">cpu, float16</w:t>
+            <w:r>
+              <w:t>cpu, float16</w:t>
             </w:r>
           </w:p>
         </w:tc>
@@ -6477,10 +6283,8 @@
             </w:tcMar>
           </w:tcPr>
           <w:p>
-            <w:pPr/>
-            <w:r>
-              <w:rPr/>
-              <w:t xml:space="preserve">device, platform, python</w:t>
+            <w:r>
+              <w:t>device, platform, python</w:t>
             </w:r>
           </w:p>
         </w:tc>
@@ -6495,10 +6299,8 @@
             </w:tcMar>
           </w:tcPr>
           <w:p>
-            <w:pPr/>
-            <w:r>
-              <w:rPr/>
-              <w:t xml:space="preserve">Tesla T4, Linux-6.6.122+-x86_64-with-glibc2.39, 3.13.15</w:t>
+            <w:r>
+              <w:t>Tesla T4, Linux-6.6.122+-x86_64-with-glibc2.39, 3.13.15</w:t>
             </w:r>
           </w:p>
         </w:tc>
@@ -6518,10 +6320,8 @@
             </w:tcMar>
           </w:tcPr>
           <w:p>
-            <w:pPr/>
-            <w:r>
-              <w:rPr/>
-              <w:t xml:space="preserve">packages</w:t>
+            <w:r>
+              <w:t>packages</w:t>
             </w:r>
           </w:p>
         </w:tc>
@@ -6536,10 +6336,8 @@
             </w:tcMar>
           </w:tcPr>
           <w:p>
-            <w:pPr/>
-            <w:r>
-              <w:rPr/>
-              <w:t xml:space="preserve">torch 2.11.0+cu130, diffusers 0.40.0, transformers 5.16.1, pillow 11.3.0</w:t>
+            <w:r>
+              <w:t>torch 2.11.0+cu130, diffusers 0.40.0, transformers 5.16.1, pillow 11.3.0</w:t>
             </w:r>
           </w:p>
         </w:tc>
@@ -6559,10 +6357,8 @@
             </w:tcMar>
           </w:tcPr>
           <w:p>
-            <w:pPr/>
-            <w:r>
-              <w:rPr/>
-              <w:t xml:space="preserve">load_seconds, generation_seconds</w:t>
+            <w:r>
+              <w:t>load_seconds, generation_seconds</w:t>
             </w:r>
           </w:p>
         </w:tc>
@@ -6577,10 +6373,8 @@
             </w:tcMar>
           </w:tcPr>
           <w:p>
-            <w:pPr/>
-            <w:r>
-              <w:rPr/>
-              <w:t xml:space="preserve">65,8 (со скачиванием весов), 0,33</w:t>
+            <w:r>
+              <w:t>65,8 (со скачиванием весов), 0,33</w:t>
             </w:r>
           </w:p>
         </w:tc>
@@ -6600,10 +6394,8 @@
             </w:tcMar>
           </w:tcPr>
           <w:p>
-            <w:pPr/>
-            <w:r>
-              <w:rPr/>
-              <w:t xml:space="preserve">image_size, image_mode</w:t>
+            <w:r>
+              <w:t>image_size, image_mode</w:t>
             </w:r>
           </w:p>
         </w:tc>
@@ -6618,10 +6410,8 @@
             </w:tcMar>
           </w:tcPr>
           <w:p>
-            <w:pPr/>
-            <w:r>
-              <w:rPr/>
-              <w:t xml:space="preserve">[512, 512], RGB</w:t>
+            <w:r>
+              <w:t>[512, 512], RGB</w:t>
             </w:r>
           </w:p>
         </w:tc>
@@ -6641,10 +6431,8 @@
             </w:tcMar>
           </w:tcPr>
           <w:p>
-            <w:pPr/>
-            <w:r>
-              <w:rPr/>
-              <w:t xml:space="preserve">sha256</w:t>
+            <w:r>
+              <w:t>sha256</w:t>
             </w:r>
           </w:p>
         </w:tc>
@@ -6659,10 +6447,8 @@
             </w:tcMar>
           </w:tcPr>
           <w:p>
-            <w:pPr/>
-            <w:r>
-              <w:rPr/>
-              <w:t xml:space="preserve">403134b8e34029d144d41b14a9de11273a7a6dc3defb79fc871aa181b48faf1d</w:t>
+            <w:r>
+              <w:t>403134b8e34029d144d41b14a9de11273a7a6dc3defb79fc871aa181b48faf1d</w:t>
             </w:r>
           </w:p>
         </w:tc>
@@ -6682,10 +6468,8 @@
             </w:tcMar>
           </w:tcPr>
           <w:p>
-            <w:pPr/>
-            <w:r>
-              <w:rPr/>
-              <w:t xml:space="preserve">lib_sha256 = lib_executed_sha256</w:t>
+            <w:r>
+              <w:t>lib_sha256 = lib_executed_sha256</w:t>
             </w:r>
           </w:p>
         </w:tc>
@@ -6700,10 +6484,8 @@
             </w:tcMar>
           </w:tcPr>
           <w:p>
-            <w:pPr/>
-            <w:r>
-              <w:rPr/>
-              <w:t xml:space="preserve">4eb176506585ffcda1702605a767309fb451808229c3622f80ce882b7fa2ce1a</w:t>
+            <w:r>
+              <w:t>4eb176506585ffcda1702605a767309fb451808229c3622f80ce882b7fa2ce1a</w:t>
             </w:r>
           </w:p>
         </w:tc>
@@ -6723,10 +6505,8 @@
             </w:tcMar>
           </w:tcPr>
           <w:p>
-            <w:pPr/>
-            <w:r>
-              <w:rPr/>
-              <w:t xml:space="preserve">lib_adaptation</w:t>
+            <w:r>
+              <w:t>lib_adaptation</w:t>
             </w:r>
           </w:p>
         </w:tc>
@@ -6741,10 +6521,8 @@
             </w:tcMar>
           </w:tcPr>
           <w:p>
-            <w:pPr/>
-            <w:r>
-              <w:rPr/>
-              <w:t xml:space="preserve">нет: CUDA доступна, библиотека используется без изменений</w:t>
+            <w:r>
+              <w:t>нет: CUDA доступна, библиотека используется без изменений</w:t>
             </w:r>
           </w:p>
         </w:tc>
@@ -6774,7 +6552,7 @@
           <w:sz w:val="22"/>
           <w:szCs w:val="22"/>
         </w:rPr>
-        <w:t xml:space="preserve">condition_A</w:t>
+        <w:t>condition_A</w:t>
       </w:r>
       <w:r>
         <w:rPr>
@@ -6789,7 +6567,7 @@
           <w:sz w:val="22"/>
           <w:szCs w:val="22"/>
         </w:rPr>
-        <w:t xml:space="preserve">condition_B</w:t>
+        <w:t>condition_B</w:t>
       </w:r>
       <w:r>
         <w:rPr>
@@ -6804,7 +6582,7 @@
           <w:sz w:val="22"/>
           <w:szCs w:val="22"/>
         </w:rPr>
-        <w:t xml:space="preserve">generation_seconds</w:t>
+        <w:t>generation_seconds</w:t>
       </w:r>
       <w:r>
         <w:rPr>
@@ -6828,7 +6606,7 @@
           <w:sz w:val="25"/>
           <w:szCs w:val="25"/>
         </w:rPr>
-        <w:t xml:space="preserve">6.2. Сравнение A и B</w:t>
+        <w:t>6.2. Сравнение A и B</w:t>
       </w:r>
     </w:p>
     <w:p>
@@ -6849,7 +6627,7 @@
           <w:sz w:val="22"/>
           <w:szCs w:val="22"/>
         </w:rPr>
-        <w:t xml:space="preserve">variant_summary(pipe, 2)</w:t>
+        <w:t>variant_summary(pipe, 2)</w:t>
       </w:r>
     </w:p>
     <w:tbl>
@@ -6900,7 +6678,7 @@
                 <w:b/>
                 <w:bCs/>
               </w:rPr>
-              <w:t xml:space="preserve">Величина</w:t>
+              <w:t>Величина</w:t>
             </w:r>
           </w:p>
         </w:tc>
@@ -6925,7 +6703,7 @@
                 <w:b/>
                 <w:bCs/>
               </w:rPr>
-              <w:t xml:space="preserve">A</w:t>
+              <w:t>A</w:t>
             </w:r>
           </w:p>
         </w:tc>
@@ -6950,7 +6728,7 @@
                 <w:b/>
                 <w:bCs/>
               </w:rPr>
-              <w:t xml:space="preserve">B</w:t>
+              <w:t>B</w:t>
             </w:r>
           </w:p>
         </w:tc>
@@ -6970,10 +6748,8 @@
             </w:tcMar>
           </w:tcPr>
           <w:p>
-            <w:pPr/>
-            <w:r>
-              <w:rPr/>
-              <w:t xml:space="preserve">seed</w:t>
+            <w:r>
+              <w:t>seed</w:t>
             </w:r>
           </w:p>
         </w:tc>
@@ -6988,10 +6764,8 @@
             </w:tcMar>
           </w:tcPr>
           <w:p>
-            <w:pPr/>
-            <w:r>
-              <w:rPr/>
-              <w:t xml:space="preserve">1002</w:t>
+            <w:r>
+              <w:t>1002</w:t>
             </w:r>
           </w:p>
         </w:tc>
@@ -7006,10 +6780,8 @@
             </w:tcMar>
           </w:tcPr>
           <w:p>
-            <w:pPr/>
-            <w:r>
-              <w:rPr/>
-              <w:t xml:space="preserve">1003</w:t>
+            <w:r>
+              <w:t>1003</w:t>
             </w:r>
           </w:p>
         </w:tc>
@@ -7029,10 +6801,8 @@
             </w:tcMar>
           </w:tcPr>
           <w:p>
-            <w:pPr/>
-            <w:r>
-              <w:rPr/>
-              <w:t xml:space="preserve">SHA-256 PNG</w:t>
+            <w:r>
+              <w:t>SHA-256 PNG</w:t>
             </w:r>
           </w:p>
         </w:tc>
@@ -7047,10 +6817,8 @@
             </w:tcMar>
           </w:tcPr>
           <w:p>
-            <w:pPr/>
-            <w:r>
-              <w:rPr/>
-              <w:t xml:space="preserve">403134b8e34029d144d41b14a9de11273a7a6dc3defb79fc871aa181b48faf1d</w:t>
+            <w:r>
+              <w:t>403134b8e34029d144d41b14a9de11273a7a6dc3defb79fc871aa181b48faf1d</w:t>
             </w:r>
           </w:p>
         </w:tc>
@@ -7065,10 +6833,8 @@
             </w:tcMar>
           </w:tcPr>
           <w:p>
-            <w:pPr/>
-            <w:r>
-              <w:rPr/>
-              <w:t xml:space="preserve">098ebd438eb3befedd979cf5edc0a71ff403f3ae22a664e1644d4309f93eca08</w:t>
+            <w:r>
+              <w:t>098ebd438eb3befedd979cf5edc0a71ff403f3ae22a664e1644d4309f93eca08</w:t>
             </w:r>
           </w:p>
         </w:tc>
@@ -7088,10 +6854,8 @@
             </w:tcMar>
           </w:tcPr>
           <w:p>
-            <w:pPr/>
-            <w:r>
-              <w:rPr/>
-              <w:t xml:space="preserve">файл</w:t>
+            <w:r>
+              <w:t>файл</w:t>
             </w:r>
           </w:p>
         </w:tc>
@@ -7106,17 +6870,15 @@
             </w:tcMar>
           </w:tcPr>
           <w:p>
-            <w:pPr/>
             <w:r>
               <w:rPr>
                 <w:rFonts w:ascii="Consolas" w:eastAsia="Consolas" w:hAnsi="Consolas" w:cs="Consolas"/>
                 <w:sz w:val="18"/>
                 <w:szCs w:val="18"/>
               </w:rPr>
-              <w:t xml:space="preserve">condition_A/result.png</w:t>
-            </w:r>
-            <w:r>
-              <w:rPr/>
+              <w:t>condition_A/result.png</w:t>
+            </w:r>
+            <w:r>
               <w:t xml:space="preserve">, </w:t>
             </w:r>
             <w:r>
@@ -7125,7 +6887,7 @@
                 <w:sz w:val="18"/>
                 <w:szCs w:val="18"/>
               </w:rPr>
-              <w:t xml:space="preserve">pair/A_seed1002.png</w:t>
+              <w:t>pair/A_seed1002.png</w:t>
             </w:r>
           </w:p>
         </w:tc>
@@ -7140,17 +6902,15 @@
             </w:tcMar>
           </w:tcPr>
           <w:p>
-            <w:pPr/>
             <w:r>
               <w:rPr>
                 <w:rFonts w:ascii="Consolas" w:eastAsia="Consolas" w:hAnsi="Consolas" w:cs="Consolas"/>
                 <w:sz w:val="18"/>
                 <w:szCs w:val="18"/>
               </w:rPr>
-              <w:t xml:space="preserve">condition_B/result.png</w:t>
-            </w:r>
-            <w:r>
-              <w:rPr/>
+              <w:t>condition_B/result.png</w:t>
+            </w:r>
+            <w:r>
               <w:t xml:space="preserve">, </w:t>
             </w:r>
             <w:r>
@@ -7159,7 +6919,7 @@
                 <w:sz w:val="18"/>
                 <w:szCs w:val="18"/>
               </w:rPr>
-              <w:t xml:space="preserve">pair/B_seed1003.png</w:t>
+              <w:t>pair/B_seed1003.png</w:t>
             </w:r>
           </w:p>
         </w:tc>
@@ -7181,7 +6941,7 @@
           <w:sz w:val="22"/>
           <w:szCs w:val="22"/>
         </w:rPr>
-        <w:t xml:space="preserve">Таблица 7 — Метрики пары A/B</w:t>
+        <w:t>Таблица 7 — Метрики пары A/B</w:t>
       </w:r>
     </w:p>
     <w:tbl>
@@ -7232,7 +6992,7 @@
                 <w:b/>
                 <w:bCs/>
               </w:rPr>
-              <w:t xml:space="preserve">Метрика</w:t>
+              <w:t>Метрика</w:t>
             </w:r>
           </w:p>
         </w:tc>
@@ -7257,7 +7017,7 @@
                 <w:b/>
                 <w:bCs/>
               </w:rPr>
-              <w:t xml:space="preserve">Значение</w:t>
+              <w:t>Значение</w:t>
             </w:r>
           </w:p>
         </w:tc>
@@ -7282,7 +7042,7 @@
                 <w:b/>
                 <w:bCs/>
               </w:rPr>
-              <w:t xml:space="preserve">Комментарий</w:t>
+              <w:t>Комментарий</w:t>
             </w:r>
           </w:p>
         </w:tc>
@@ -7302,10 +7062,8 @@
             </w:tcMar>
           </w:tcPr>
           <w:p>
-            <w:pPr/>
-            <w:r>
-              <w:rPr/>
-              <w:t xml:space="preserve">совпадение пикселей</w:t>
+            <w:r>
+              <w:t>совпадение пикселей</w:t>
             </w:r>
           </w:p>
         </w:tc>
@@ -7320,10 +7078,8 @@
             </w:tcMar>
           </w:tcPr>
           <w:p>
-            <w:pPr/>
-            <w:r>
-              <w:rPr/>
-              <w:t xml:space="preserve">нет</w:t>
+            <w:r>
+              <w:t>нет</w:t>
             </w:r>
           </w:p>
         </w:tc>
@@ -7337,9 +7093,7 @@
               <w:right w:w="100" w:type="dxa"/>
             </w:tcMar>
           </w:tcPr>
-          <w:p>
-            <w:pPr/>
-          </w:p>
+          <w:p/>
         </w:tc>
       </w:tr>
       <w:tr>
@@ -7357,10 +7111,8 @@
             </w:tcMar>
           </w:tcPr>
           <w:p>
-            <w:pPr/>
-            <w:r>
-              <w:rPr/>
-              <w:t xml:space="preserve">максимум модуля различия</w:t>
+            <w:r>
+              <w:t>максимум модуля различия</w:t>
             </w:r>
           </w:p>
         </w:tc>
@@ -7375,10 +7127,8 @@
             </w:tcMar>
           </w:tcPr>
           <w:p>
-            <w:pPr/>
-            <w:r>
-              <w:rPr/>
-              <w:t xml:space="preserve">254</w:t>
+            <w:r>
+              <w:t>254</w:t>
             </w:r>
           </w:p>
         </w:tc>
@@ -7393,10 +7143,8 @@
             </w:tcMar>
           </w:tcPr>
           <w:p>
-            <w:pPr/>
-            <w:r>
-              <w:rPr/>
-              <w:t xml:space="preserve">из 255 возможных</w:t>
+            <w:r>
+              <w:t>из 255 возможных</w:t>
             </w:r>
           </w:p>
         </w:tc>
@@ -7416,10 +7164,8 @@
             </w:tcMar>
           </w:tcPr>
           <w:p>
-            <w:pPr/>
-            <w:r>
-              <w:rPr/>
-              <w:t xml:space="preserve">MSE</w:t>
+            <w:r>
+              <w:t>MSE</w:t>
             </w:r>
           </w:p>
         </w:tc>
@@ -7434,10 +7180,8 @@
             </w:tcMar>
           </w:tcPr>
           <w:p>
-            <w:pPr/>
-            <w:r>
-              <w:rPr/>
-              <w:t xml:space="preserve">≈ 5627</w:t>
+            <w:r>
+              <w:t>≈ 5627</w:t>
             </w:r>
           </w:p>
         </w:tc>
@@ -7452,10 +7196,8 @@
             </w:tcMar>
           </w:tcPr>
           <w:p>
-            <w:pPr/>
-            <w:r>
-              <w:rPr/>
-              <w:t xml:space="preserve">получено из PSNR: 255² / 10^1,0628</w:t>
+            <w:r>
+              <w:t>получено из PSNR: 255² / 10^1,0628</w:t>
             </w:r>
           </w:p>
         </w:tc>
@@ -7475,10 +7217,8 @@
             </w:tcMar>
           </w:tcPr>
           <w:p>
-            <w:pPr/>
-            <w:r>
-              <w:rPr/>
-              <w:t xml:space="preserve">PSNR</w:t>
+            <w:r>
+              <w:t>PSNR</w:t>
             </w:r>
           </w:p>
         </w:tc>
@@ -7493,10 +7233,8 @@
             </w:tcMar>
           </w:tcPr>
           <w:p>
-            <w:pPr/>
-            <w:r>
-              <w:rPr/>
-              <w:t xml:space="preserve">10,63 дБ</w:t>
+            <w:r>
+              <w:t>10,63 дБ</w:t>
             </w:r>
           </w:p>
         </w:tc>
@@ -7511,10 +7249,8 @@
             </w:tcMar>
           </w:tcPr>
           <w:p>
-            <w:pPr/>
-            <w:r>
-              <w:rPr/>
-              <w:t xml:space="preserve">внутри прогноза 8–15 дБ</w:t>
+            <w:r>
+              <w:t>внутри прогноза 8–15 дБ</w:t>
             </w:r>
           </w:p>
         </w:tc>
@@ -7534,10 +7270,8 @@
             </w:tcMar>
           </w:tcPr>
           <w:p>
-            <w:pPr/>
-            <w:r>
-              <w:rPr/>
-              <w:t xml:space="preserve">вердикт (допуск 40 дБ)</w:t>
+            <w:r>
+              <w:t>вердикт (допуск 40 дБ)</w:t>
             </w:r>
           </w:p>
         </w:tc>
@@ -7552,13 +7286,12 @@
             </w:tcMar>
           </w:tcPr>
           <w:p>
-            <w:pPr/>
             <w:r>
               <w:rPr>
                 <w:b/>
                 <w:bCs/>
               </w:rPr>
-              <w:t xml:space="preserve">different</w:t>
+              <w:t>different</w:t>
             </w:r>
           </w:p>
         </w:tc>
@@ -7573,10 +7306,8 @@
             </w:tcMar>
           </w:tcPr>
           <w:p>
-            <w:pPr/>
-            <w:r>
-              <w:rPr/>
-              <w:t xml:space="preserve">совпал с гипотезой</w:t>
+            <w:r>
+              <w:t>совпал с гипотезой</w:t>
             </w:r>
           </w:p>
         </w:tc>
@@ -7596,10 +7327,8 @@
             </w:tcMar>
           </w:tcPr>
           <w:p>
-            <w:pPr/>
-            <w:r>
-              <w:rPr/>
-              <w:t xml:space="preserve">время пары</w:t>
+            <w:r>
+              <w:t>время пары</w:t>
             </w:r>
           </w:p>
         </w:tc>
@@ -7614,10 +7343,8 @@
             </w:tcMar>
           </w:tcPr>
           <w:p>
-            <w:pPr/>
-            <w:r>
-              <w:rPr/>
-              <w:t xml:space="preserve">0,64 с</w:t>
+            <w:r>
+              <w:t>0,64 с</w:t>
             </w:r>
           </w:p>
         </w:tc>
@@ -7632,10 +7359,8 @@
             </w:tcMar>
           </w:tcPr>
           <w:p>
-            <w:pPr/>
-            <w:r>
-              <w:rPr/>
-              <w:t xml:space="preserve">в сравнение не входит</w:t>
+            <w:r>
+              <w:t>в сравнение не входит</w:t>
             </w:r>
           </w:p>
         </w:tc>
@@ -7655,10 +7380,8 @@
             </w:tcMar>
           </w:tcPr>
           <w:p>
-            <w:pPr/>
-            <w:r>
-              <w:rPr/>
-              <w:t xml:space="preserve">psnr_fixed_noise</w:t>
+            <w:r>
+              <w:t>psnr_fixed_noise</w:t>
             </w:r>
           </w:p>
         </w:tc>
@@ -7673,10 +7396,8 @@
             </w:tcMar>
           </w:tcPr>
           <w:p>
-            <w:pPr/>
-            <w:r>
-              <w:rPr/>
-              <w:t xml:space="preserve">None</w:t>
+            <w:r>
+              <w:t>None</w:t>
             </w:r>
           </w:p>
         </w:tc>
@@ -7691,10 +7412,8 @@
             </w:tcMar>
           </w:tcPr>
           <w:p>
-            <w:pPr/>
-            <w:r>
-              <w:rPr/>
-              <w:t xml:space="preserve">шаг 6 плана — только для условия 4</w:t>
+            <w:r>
+              <w:t>шаг 6 плана — только для условия 4</w:t>
             </w:r>
           </w:p>
         </w:tc>
@@ -7716,6 +7435,7 @@
           <w:sz w:val="24"/>
           <w:szCs w:val="24"/>
         </w:rPr>
+        <w:lastRenderedPageBreak/>
         <w:t xml:space="preserve">PSNR пересчитан по сохранённым файлам </w:t>
       </w:r>
       <w:r>
@@ -7724,7 +7444,7 @@
           <w:sz w:val="22"/>
           <w:szCs w:val="22"/>
         </w:rPr>
-        <w:t xml:space="preserve">pair/A_seed1002.png</w:t>
+        <w:t>pair/A_seed1002.png</w:t>
       </w:r>
       <w:r>
         <w:rPr>
@@ -7739,7 +7459,7 @@
           <w:sz w:val="22"/>
           <w:szCs w:val="22"/>
         </w:rPr>
-        <w:t xml:space="preserve">pair/B_seed1003.png</w:t>
+        <w:t>pair/B_seed1003.png</w:t>
       </w:r>
       <w:r>
         <w:rPr>
@@ -7763,7 +7483,7 @@
           <w:sz w:val="25"/>
           <w:szCs w:val="25"/>
         </w:rPr>
-        <w:t xml:space="preserve">6.3. Изображения пары и визуальная оценка</w:t>
+        <w:t>6.3. Изображения пары и визуальная оценка</w:t>
       </w:r>
     </w:p>
     <w:p>
@@ -7773,22 +7493,26 @@
         <w:jc w:val="center"/>
       </w:pPr>
       <w:r>
+        <w:rPr>
+          <w:noProof/>
+        </w:rPr>
         <w:drawing>
-          <wp:inline xmlns:a="http://schemas.openxmlformats.org/drawingml/2006/main" xmlns:pic="http://schemas.openxmlformats.org/drawingml/2006/picture">
+          <wp:inline distT="0" distB="0" distL="0" distR="0" wp14:anchorId="1A7473D3" wp14:editId="008C2605">
             <wp:extent cx="5760000" cy="3057231"/>
+            <wp:effectExtent l="0" t="0" r="0" b="0"/>
             <wp:docPr id="20" name="Picture 20"/>
             <wp:cNvGraphicFramePr>
-              <a:graphicFrameLocks noChangeAspect="1"/>
+              <a:graphicFrameLocks xmlns:a="http://schemas.openxmlformats.org/drawingml/2006/main" noChangeAspect="1"/>
             </wp:cNvGraphicFramePr>
-            <a:graphic>
+            <a:graphic xmlns:a="http://schemas.openxmlformats.org/drawingml/2006/main">
               <a:graphicData uri="http://schemas.openxmlformats.org/drawingml/2006/picture">
-                <pic:pic>
+                <pic:pic xmlns:pic="http://schemas.openxmlformats.org/drawingml/2006/picture">
                   <pic:nvPicPr>
                     <pic:cNvPr id="0" name="comparison.png"/>
                     <pic:cNvPicPr/>
                   </pic:nvPicPr>
                   <pic:blipFill>
-                    <a:blip r:embed="rId16"/>
+                    <a:blip r:embed="rId6"/>
                     <a:stretch>
                       <a:fillRect/>
                     </a:stretch>
@@ -7798,7 +7522,9 @@
                       <a:off x="0" y="0"/>
                       <a:ext cx="5760000" cy="3057231"/>
                     </a:xfrm>
-                    <a:prstGeom prst="rect"/>
+                    <a:prstGeom prst="rect">
+                      <a:avLst/>
+                    </a:prstGeom>
                   </pic:spPr>
                 </pic:pic>
               </a:graphicData>
@@ -7819,7 +7545,7 @@
           <w:sz w:val="22"/>
           <w:szCs w:val="22"/>
         </w:rPr>
-        <w:t xml:space="preserve">Рисунок 1 — изображения A (seed 1002, слева) и B (seed 1003, справа), файл artifacts/pair/comparison.png; подпись над B сформирована ячейкой ноутбука</w:t>
+        <w:t>Рисунок 1 — изображения A (seed 1002, слева) и B (seed 1003, справа), файл artifacts/pair/comparison.png; подпись над B сформирована ячейкой ноутбука</w:t>
       </w:r>
     </w:p>
     <w:p>
@@ -7834,7 +7560,7 @@
           <w:sz w:val="24"/>
           <w:szCs w:val="24"/>
         </w:rPr>
-        <w:t xml:space="preserve">A (seed 1002).</w:t>
+        <w:t>A (seed 1002).</w:t>
       </w:r>
       <w:r>
         <w:rPr>
@@ -7856,7 +7582,7 @@
           <w:sz w:val="24"/>
           <w:szCs w:val="24"/>
         </w:rPr>
-        <w:t xml:space="preserve">B (seed 1003).</w:t>
+        <w:t>B (seed 1003).</w:t>
       </w:r>
       <w:r>
         <w:rPr>
@@ -7878,7 +7604,7 @@
           <w:sz w:val="24"/>
           <w:szCs w:val="24"/>
         </w:rPr>
-        <w:t xml:space="preserve">Общее и отличия.</w:t>
+        <w:t>Общее и отличия.</w:t>
       </w:r>
       <w:r>
         <w:rPr>
@@ -7900,7 +7626,7 @@
           <w:sz w:val="24"/>
           <w:szCs w:val="24"/>
         </w:rPr>
-        <w:t xml:space="preserve">Итог визуальной оценки:</w:t>
+        <w:t>Итог визуальной оценки:</w:t>
       </w:r>
       <w:r>
         <w:rPr>
@@ -7924,7 +7650,8 @@
           <w:sz w:val="25"/>
           <w:szCs w:val="25"/>
         </w:rPr>
-        <w:t xml:space="preserve">6.4. Намеренная ошибка</w:t>
+        <w:lastRenderedPageBreak/>
+        <w:t>6.4. Намеренная ошибка</w:t>
       </w:r>
     </w:p>
     <w:p>
@@ -7937,7 +7664,7 @@
           <w:sz w:val="22"/>
           <w:szCs w:val="22"/>
         </w:rPr>
-        <w:t xml:space="preserve">Таблица 8 — Общий генератор на два вызова, seed 1002 (</w:t>
+        <w:t>Таблица 8 — Общий генератор на два вызова, seed 1002 (</w:t>
       </w:r>
       <w:r>
         <w:rPr>
@@ -7945,14 +7672,14 @@
           <w:sz w:val="22"/>
           <w:szCs w:val="22"/>
         </w:rPr>
-        <w:t xml:space="preserve">error_shared_generator/result.json</w:t>
+        <w:t>error_shared_generator/result.json</w:t>
       </w:r>
       <w:r>
         <w:rPr>
           <w:sz w:val="22"/>
           <w:szCs w:val="22"/>
         </w:rPr>
-        <w:t xml:space="preserve">)</w:t>
+        <w:t>)</w:t>
       </w:r>
     </w:p>
     <w:tbl>
@@ -8002,7 +7729,7 @@
                 <w:b/>
                 <w:bCs/>
               </w:rPr>
-              <w:t xml:space="preserve">Величина</w:t>
+              <w:t>Величина</w:t>
             </w:r>
           </w:p>
         </w:tc>
@@ -8027,7 +7754,7 @@
                 <w:b/>
                 <w:bCs/>
               </w:rPr>
-              <w:t xml:space="preserve">Значение</w:t>
+              <w:t>Значение</w:t>
             </w:r>
           </w:p>
         </w:tc>
@@ -8047,10 +7774,8 @@
             </w:tcMar>
           </w:tcPr>
           <w:p>
-            <w:pPr/>
-            <w:r>
-              <w:rPr/>
-              <w:t xml:space="preserve">SHA-256 первого запуска</w:t>
+            <w:r>
+              <w:t>SHA-256 первого запуска</w:t>
             </w:r>
           </w:p>
         </w:tc>
@@ -8065,10 +7790,8 @@
             </w:tcMar>
           </w:tcPr>
           <w:p>
-            <w:pPr/>
-            <w:r>
-              <w:rPr/>
-              <w:t xml:space="preserve">403134b8e34029d144d41b14a9de11273a7a6dc3defb79fc871aa181b48faf1d — совпал с эталоном</w:t>
+            <w:r>
+              <w:t>403134b8e34029d144d41b14a9de11273a7a6dc3defb79fc871aa181b48faf1d — совпал с эталоном</w:t>
             </w:r>
           </w:p>
         </w:tc>
@@ -8088,10 +7811,8 @@
             </w:tcMar>
           </w:tcPr>
           <w:p>
-            <w:pPr/>
-            <w:r>
-              <w:rPr/>
-              <w:t xml:space="preserve">SHA-256 второго запуска</w:t>
+            <w:r>
+              <w:t>SHA-256 второго запуска</w:t>
             </w:r>
           </w:p>
         </w:tc>
@@ -8106,10 +7827,8 @@
             </w:tcMar>
           </w:tcPr>
           <w:p>
-            <w:pPr/>
-            <w:r>
-              <w:rPr/>
-              <w:t xml:space="preserve">0e1a569aa69b4ab77ccb61c79e75188089f77be3cfe33679d6c09540c5b49361 — не совпал</w:t>
+            <w:r>
+              <w:t>0e1a569aa69b4ab77ccb61c79e75188089f77be3cfe33679d6c09540c5b49361 — не совпал</w:t>
             </w:r>
           </w:p>
         </w:tc>
@@ -8129,10 +7848,8 @@
             </w:tcMar>
           </w:tcPr>
           <w:p>
-            <w:pPr/>
-            <w:r>
-              <w:rPr/>
-              <w:t xml:space="preserve">максимум различия</w:t>
+            <w:r>
+              <w:t>максимум различия</w:t>
             </w:r>
           </w:p>
         </w:tc>
@@ -8147,10 +7864,8 @@
             </w:tcMar>
           </w:tcPr>
           <w:p>
-            <w:pPr/>
-            <w:r>
-              <w:rPr/>
-              <w:t xml:space="preserve">255</w:t>
+            <w:r>
+              <w:t>255</w:t>
             </w:r>
           </w:p>
         </w:tc>
@@ -8170,10 +7885,8 @@
             </w:tcMar>
           </w:tcPr>
           <w:p>
-            <w:pPr/>
-            <w:r>
-              <w:rPr/>
-              <w:t xml:space="preserve">PSNR между запусками</w:t>
+            <w:r>
+              <w:t>PSNR между запусками</w:t>
             </w:r>
           </w:p>
         </w:tc>
@@ -8188,10 +7901,8 @@
             </w:tcMar>
           </w:tcPr>
           <w:p>
-            <w:pPr/>
-            <w:r>
-              <w:rPr/>
-              <w:t xml:space="preserve">9,25 дБ, вердикт different</w:t>
+            <w:r>
+              <w:t>9,25 дБ, вердикт different</w:t>
             </w:r>
           </w:p>
         </w:tc>
@@ -8210,22 +7921,26 @@
         <w:jc w:val="center"/>
       </w:pPr>
       <w:r>
+        <w:rPr>
+          <w:noProof/>
+        </w:rPr>
         <w:drawing>
-          <wp:inline xmlns:a="http://schemas.openxmlformats.org/drawingml/2006/main" xmlns:pic="http://schemas.openxmlformats.org/drawingml/2006/picture">
+          <wp:inline distT="0" distB="0" distL="0" distR="0" wp14:anchorId="1B9B426B" wp14:editId="2E4FC9FB">
             <wp:extent cx="2736000" cy="2736000"/>
+            <wp:effectExtent l="0" t="0" r="0" b="0"/>
             <wp:docPr id="21" name="Picture 21"/>
             <wp:cNvGraphicFramePr>
-              <a:graphicFrameLocks noChangeAspect="1"/>
+              <a:graphicFrameLocks xmlns:a="http://schemas.openxmlformats.org/drawingml/2006/main" noChangeAspect="1"/>
             </wp:cNvGraphicFramePr>
-            <a:graphic>
+            <a:graphic xmlns:a="http://schemas.openxmlformats.org/drawingml/2006/main">
               <a:graphicData uri="http://schemas.openxmlformats.org/drawingml/2006/picture">
-                <pic:pic>
+                <pic:pic xmlns:pic="http://schemas.openxmlformats.org/drawingml/2006/picture">
                   <pic:nvPicPr>
                     <pic:cNvPr id="0" name="run1.png"/>
                     <pic:cNvPicPr/>
                   </pic:nvPicPr>
                   <pic:blipFill>
-                    <a:blip r:embed="rId17"/>
+                    <a:blip r:embed="rId7"/>
                     <a:stretch>
                       <a:fillRect/>
                     </a:stretch>
@@ -8235,7 +7950,9 @@
                       <a:off x="0" y="0"/>
                       <a:ext cx="2736000" cy="2736000"/>
                     </a:xfrm>
-                    <a:prstGeom prst="rect"/>
+                    <a:prstGeom prst="rect">
+                      <a:avLst/>
+                    </a:prstGeom>
                   </pic:spPr>
                 </pic:pic>
               </a:graphicData>
@@ -8247,22 +7964,26 @@
         <w:t xml:space="preserve">  </w:t>
       </w:r>
       <w:r>
+        <w:rPr>
+          <w:noProof/>
+        </w:rPr>
         <w:drawing>
-          <wp:inline xmlns:a="http://schemas.openxmlformats.org/drawingml/2006/main" xmlns:pic="http://schemas.openxmlformats.org/drawingml/2006/picture">
+          <wp:inline distT="0" distB="0" distL="0" distR="0" wp14:anchorId="46046F9F" wp14:editId="333B0942">
             <wp:extent cx="2736000" cy="2736000"/>
+            <wp:effectExtent l="0" t="0" r="0" b="0"/>
             <wp:docPr id="22" name="Picture 22"/>
             <wp:cNvGraphicFramePr>
-              <a:graphicFrameLocks noChangeAspect="1"/>
+              <a:graphicFrameLocks xmlns:a="http://schemas.openxmlformats.org/drawingml/2006/main" noChangeAspect="1"/>
             </wp:cNvGraphicFramePr>
-            <a:graphic>
+            <a:graphic xmlns:a="http://schemas.openxmlformats.org/drawingml/2006/main">
               <a:graphicData uri="http://schemas.openxmlformats.org/drawingml/2006/picture">
-                <pic:pic>
+                <pic:pic xmlns:pic="http://schemas.openxmlformats.org/drawingml/2006/picture">
                   <pic:nvPicPr>
                     <pic:cNvPr id="0" name="run2.png"/>
                     <pic:cNvPicPr/>
                   </pic:nvPicPr>
                   <pic:blipFill>
-                    <a:blip r:embed="rId18"/>
+                    <a:blip r:embed="rId8"/>
                     <a:stretch>
                       <a:fillRect/>
                     </a:stretch>
@@ -8272,7 +7993,9 @@
                       <a:off x="0" y="0"/>
                       <a:ext cx="2736000" cy="2736000"/>
                     </a:xfrm>
-                    <a:prstGeom prst="rect"/>
+                    <a:prstGeom prst="rect">
+                      <a:avLst/>
+                    </a:prstGeom>
                   </pic:spPr>
                 </pic:pic>
               </a:graphicData>
@@ -8293,7 +8016,7 @@
           <w:sz w:val="22"/>
           <w:szCs w:val="22"/>
         </w:rPr>
-        <w:t xml:space="preserve">Рисунок 2 — намеренная ошибка: первый (слева, совпадает с A) и второй (справа) вызов с общим генератором, файлы artifacts/error_shared_generator/run1.png и run2.png</w:t>
+        <w:t>Рисунок 2 — намеренная ошибка: первый (слева, совпадает с A) и второй (справа) вызов с общим генератором, файлы artifacts/error_shared_generator/run1.png и run2.png</w:t>
       </w:r>
     </w:p>
     <w:p>
@@ -8306,7 +8029,7 @@
           <w:sz w:val="24"/>
           <w:szCs w:val="24"/>
         </w:rPr>
-        <w:t xml:space="preserve">Второе изображение — другая композиция с обратной палитрой: синяя конструкция на янтарном фоне.</w:t>
+        <w:t>Второе изображение — другая композиция с обратной палитрой: синяя конструкция на янтарном фоне.</w:t>
       </w:r>
     </w:p>
     <w:p>
@@ -8323,7 +8046,7 @@
           <w:sz w:val="25"/>
           <w:szCs w:val="25"/>
         </w:rPr>
-        <w:t xml:space="preserve">6.5. Проверка в новом сеансе</w:t>
+        <w:t>6.5. Проверка в новом сеансе</w:t>
       </w:r>
     </w:p>
     <w:p>
@@ -8336,7 +8059,7 @@
           <w:sz w:val="22"/>
           <w:szCs w:val="22"/>
         </w:rPr>
-        <w:t xml:space="preserve">Таблица 9 — Первый и второй сеанс (среда выполнения удалена и создана заново)</w:t>
+        <w:t>Таблица 9 — Первый и второй сеанс (среда выполнения удалена и создана заново)</w:t>
       </w:r>
     </w:p>
     <w:tbl>
@@ -8388,7 +8111,7 @@
                 <w:b/>
                 <w:bCs/>
               </w:rPr>
-              <w:t xml:space="preserve">Величина</w:t>
+              <w:t>Величина</w:t>
             </w:r>
           </w:p>
         </w:tc>
@@ -8413,7 +8136,7 @@
                 <w:b/>
                 <w:bCs/>
               </w:rPr>
-              <w:t xml:space="preserve">Сеанс 1</w:t>
+              <w:t>Сеанс 1</w:t>
             </w:r>
           </w:p>
         </w:tc>
@@ -8438,7 +8161,7 @@
                 <w:b/>
                 <w:bCs/>
               </w:rPr>
-              <w:t xml:space="preserve">Сеанс 2</w:t>
+              <w:t>Сеанс 2</w:t>
             </w:r>
           </w:p>
         </w:tc>
@@ -8463,7 +8186,7 @@
                 <w:b/>
                 <w:bCs/>
               </w:rPr>
-              <w:t xml:space="preserve">Совпало</w:t>
+              <w:t>Совпало</w:t>
             </w:r>
           </w:p>
         </w:tc>
@@ -8483,10 +8206,8 @@
             </w:tcMar>
           </w:tcPr>
           <w:p>
-            <w:pPr/>
-            <w:r>
-              <w:rPr/>
-              <w:t xml:space="preserve">SHA-256 A (</w:t>
+            <w:r>
+              <w:t>SHA-256 A (</w:t>
             </w:r>
             <w:r>
               <w:rPr>
@@ -8494,11 +8215,10 @@
                 <w:sz w:val="18"/>
                 <w:szCs w:val="18"/>
               </w:rPr>
-              <w:t xml:space="preserve">run_001</w:t>
-            </w:r>
-            <w:r>
-              <w:rPr/>
-              <w:t xml:space="preserve">)</w:t>
+              <w:t>run_001</w:t>
+            </w:r>
+            <w:r>
+              <w:t>)</w:t>
             </w:r>
           </w:p>
         </w:tc>
@@ -8513,10 +8233,8 @@
             </w:tcMar>
           </w:tcPr>
           <w:p>
-            <w:pPr/>
-            <w:r>
-              <w:rPr/>
-              <w:t xml:space="preserve">403134b8…</w:t>
+            <w:r>
+              <w:t>403134b8…</w:t>
             </w:r>
           </w:p>
         </w:tc>
@@ -8531,10 +8249,8 @@
             </w:tcMar>
           </w:tcPr>
           <w:p>
-            <w:pPr/>
-            <w:r>
-              <w:rPr/>
-              <w:t xml:space="preserve">403134b8…</w:t>
+            <w:r>
+              <w:t>403134b8…</w:t>
             </w:r>
           </w:p>
         </w:tc>
@@ -8549,10 +8265,8 @@
             </w:tcMar>
           </w:tcPr>
           <w:p>
-            <w:pPr/>
-            <w:r>
-              <w:rPr/>
-              <w:t xml:space="preserve">да</w:t>
+            <w:r>
+              <w:t>да</w:t>
             </w:r>
           </w:p>
         </w:tc>
@@ -8572,10 +8286,8 @@
             </w:tcMar>
           </w:tcPr>
           <w:p>
-            <w:pPr/>
-            <w:r>
-              <w:rPr/>
-              <w:t xml:space="preserve">SHA-256 B</w:t>
+            <w:r>
+              <w:t>SHA-256 B</w:t>
             </w:r>
           </w:p>
         </w:tc>
@@ -8590,10 +8302,8 @@
             </w:tcMar>
           </w:tcPr>
           <w:p>
-            <w:pPr/>
-            <w:r>
-              <w:rPr/>
-              <w:t xml:space="preserve">098ebd43…</w:t>
+            <w:r>
+              <w:t>098ebd43…</w:t>
             </w:r>
           </w:p>
         </w:tc>
@@ -8608,10 +8318,8 @@
             </w:tcMar>
           </w:tcPr>
           <w:p>
-            <w:pPr/>
-            <w:r>
-              <w:rPr/>
-              <w:t xml:space="preserve">098ebd43…</w:t>
+            <w:r>
+              <w:t>098ebd43…</w:t>
             </w:r>
           </w:p>
         </w:tc>
@@ -8626,10 +8334,8 @@
             </w:tcMar>
           </w:tcPr>
           <w:p>
-            <w:pPr/>
-            <w:r>
-              <w:rPr/>
-              <w:t xml:space="preserve">да</w:t>
+            <w:r>
+              <w:t>да</w:t>
             </w:r>
           </w:p>
         </w:tc>
@@ -8649,10 +8355,8 @@
             </w:tcMar>
           </w:tcPr>
           <w:p>
-            <w:pPr/>
-            <w:r>
-              <w:rPr/>
-              <w:t xml:space="preserve">PSNR пары</w:t>
+            <w:r>
+              <w:t>PSNR пары</w:t>
             </w:r>
           </w:p>
         </w:tc>
@@ -8667,10 +8371,8 @@
             </w:tcMar>
           </w:tcPr>
           <w:p>
-            <w:pPr/>
-            <w:r>
-              <w:rPr/>
-              <w:t xml:space="preserve">10,628205374321828</w:t>
+            <w:r>
+              <w:t>10,628205374321828</w:t>
             </w:r>
           </w:p>
         </w:tc>
@@ -8685,10 +8387,8 @@
             </w:tcMar>
           </w:tcPr>
           <w:p>
-            <w:pPr/>
-            <w:r>
-              <w:rPr/>
-              <w:t xml:space="preserve">10,628205374321828</w:t>
+            <w:r>
+              <w:t>10,628205374321828</w:t>
             </w:r>
           </w:p>
         </w:tc>
@@ -8703,10 +8403,8 @@
             </w:tcMar>
           </w:tcPr>
           <w:p>
-            <w:pPr/>
-            <w:r>
-              <w:rPr/>
-              <w:t xml:space="preserve">да</w:t>
+            <w:r>
+              <w:t>да</w:t>
             </w:r>
           </w:p>
         </w:tc>
@@ -8726,10 +8424,8 @@
             </w:tcMar>
           </w:tcPr>
           <w:p>
-            <w:pPr/>
-            <w:r>
-              <w:rPr/>
-              <w:t xml:space="preserve">SHA-256 второго вызова с общим генератором</w:t>
+            <w:r>
+              <w:t>SHA-256 второго вызова с общим генератором</w:t>
             </w:r>
           </w:p>
         </w:tc>
@@ -8744,10 +8440,8 @@
             </w:tcMar>
           </w:tcPr>
           <w:p>
-            <w:pPr/>
-            <w:r>
-              <w:rPr/>
-              <w:t xml:space="preserve">0e1a569a…</w:t>
+            <w:r>
+              <w:t>0e1a569a…</w:t>
             </w:r>
           </w:p>
         </w:tc>
@@ -8762,10 +8456,8 @@
             </w:tcMar>
           </w:tcPr>
           <w:p>
-            <w:pPr/>
-            <w:r>
-              <w:rPr/>
-              <w:t xml:space="preserve">0e1a569a…</w:t>
+            <w:r>
+              <w:t>0e1a569a…</w:t>
             </w:r>
           </w:p>
         </w:tc>
@@ -8780,10 +8472,8 @@
             </w:tcMar>
           </w:tcPr>
           <w:p>
-            <w:pPr/>
-            <w:r>
-              <w:rPr/>
-              <w:t xml:space="preserve">да</w:t>
+            <w:r>
+              <w:t>да</w:t>
             </w:r>
           </w:p>
         </w:tc>
@@ -8803,10 +8493,8 @@
             </w:tcMar>
           </w:tcPr>
           <w:p>
-            <w:pPr/>
-            <w:r>
-              <w:rPr/>
-              <w:t xml:space="preserve">SHA-256 демо (seed 20260919)</w:t>
+            <w:r>
+              <w:t>SHA-256 демо (seed 20260919)</w:t>
             </w:r>
           </w:p>
         </w:tc>
@@ -8821,10 +8509,8 @@
             </w:tcMar>
           </w:tcPr>
           <w:p>
-            <w:pPr/>
-            <w:r>
-              <w:rPr/>
-              <w:t xml:space="preserve">7daa342a…</w:t>
+            <w:r>
+              <w:t>7daa342a…</w:t>
             </w:r>
           </w:p>
         </w:tc>
@@ -8839,10 +8525,8 @@
             </w:tcMar>
           </w:tcPr>
           <w:p>
-            <w:pPr/>
-            <w:r>
-              <w:rPr/>
-              <w:t xml:space="preserve">7daa342a…</w:t>
+            <w:r>
+              <w:t>7daa342a…</w:t>
             </w:r>
           </w:p>
         </w:tc>
@@ -8857,10 +8541,8 @@
             </w:tcMar>
           </w:tcPr>
           <w:p>
-            <w:pPr/>
-            <w:r>
-              <w:rPr/>
-              <w:t xml:space="preserve">да</w:t>
+            <w:r>
+              <w:t>да</w:t>
             </w:r>
           </w:p>
         </w:tc>
@@ -8880,9 +8562,7 @@
             </w:tcMar>
           </w:tcPr>
           <w:p>
-            <w:pPr/>
-            <w:r>
-              <w:rPr/>
+            <w:r>
               <w:t xml:space="preserve">эксперимент с </w:t>
             </w:r>
             <w:r>
@@ -8891,7 +8571,7 @@
                 <w:sz w:val="18"/>
                 <w:szCs w:val="18"/>
               </w:rPr>
-              <w:t xml:space="preserve">latents</w:t>
+              <w:t>latents</w:t>
             </w:r>
           </w:p>
         </w:tc>
@@ -8906,10 +8586,8 @@
             </w:tcMar>
           </w:tcPr>
           <w:p>
-            <w:pPr/>
-            <w:r>
-              <w:rPr/>
-              <w:t xml:space="preserve">не выполнялся</w:t>
+            <w:r>
+              <w:t>не выполнялся</w:t>
             </w:r>
           </w:p>
         </w:tc>
@@ -8924,10 +8602,8 @@
             </w:tcMar>
           </w:tcPr>
           <w:p>
-            <w:pPr/>
-            <w:r>
-              <w:rPr/>
-              <w:t xml:space="preserve">A и B бит в бит</w:t>
+            <w:r>
+              <w:t>A и B бит в бит</w:t>
             </w:r>
           </w:p>
         </w:tc>
@@ -8942,10 +8618,8 @@
             </w:tcMar>
           </w:tcPr>
           <w:p>
-            <w:pPr/>
-            <w:r>
-              <w:rPr/>
-              <w:t xml:space="preserve">—</w:t>
+            <w:r>
+              <w:t>—</w:t>
             </w:r>
           </w:p>
         </w:tc>
@@ -8965,10 +8639,8 @@
             </w:tcMar>
           </w:tcPr>
           <w:p>
-            <w:pPr/>
-            <w:r>
-              <w:rPr/>
-              <w:t xml:space="preserve">загрузка модели, с</w:t>
+            <w:r>
+              <w:t>загрузка модели, с</w:t>
             </w:r>
           </w:p>
         </w:tc>
@@ -8983,10 +8655,8 @@
             </w:tcMar>
           </w:tcPr>
           <w:p>
-            <w:pPr/>
-            <w:r>
-              <w:rPr/>
-              <w:t xml:space="preserve">38,1</w:t>
+            <w:r>
+              <w:t>38,1</w:t>
             </w:r>
           </w:p>
         </w:tc>
@@ -9001,10 +8671,8 @@
             </w:tcMar>
           </w:tcPr>
           <w:p>
-            <w:pPr/>
-            <w:r>
-              <w:rPr/>
-              <w:t xml:space="preserve">65,8</w:t>
+            <w:r>
+              <w:t>65,8</w:t>
             </w:r>
           </w:p>
         </w:tc>
@@ -9019,10 +8687,8 @@
             </w:tcMar>
           </w:tcPr>
           <w:p>
-            <w:pPr/>
-            <w:r>
-              <w:rPr/>
-              <w:t xml:space="preserve">не сравнивается</w:t>
+            <w:r>
+              <w:t>не сравнивается</w:t>
             </w:r>
           </w:p>
         </w:tc>
@@ -9042,10 +8708,8 @@
             </w:tcMar>
           </w:tcPr>
           <w:p>
-            <w:pPr/>
-            <w:r>
-              <w:rPr/>
-              <w:t xml:space="preserve">генерация, с</w:t>
+            <w:r>
+              <w:t>генерация, с</w:t>
             </w:r>
           </w:p>
         </w:tc>
@@ -9060,10 +8724,8 @@
             </w:tcMar>
           </w:tcPr>
           <w:p>
-            <w:pPr/>
-            <w:r>
-              <w:rPr/>
-              <w:t xml:space="preserve">0,39</w:t>
+            <w:r>
+              <w:t>0,39</w:t>
             </w:r>
           </w:p>
         </w:tc>
@@ -9078,10 +8740,8 @@
             </w:tcMar>
           </w:tcPr>
           <w:p>
-            <w:pPr/>
-            <w:r>
-              <w:rPr/>
-              <w:t xml:space="preserve">0,33</w:t>
+            <w:r>
+              <w:t>0,33</w:t>
             </w:r>
           </w:p>
         </w:tc>
@@ -9096,10 +8756,8 @@
             </w:tcMar>
           </w:tcPr>
           <w:p>
-            <w:pPr/>
-            <w:r>
-              <w:rPr/>
-              <w:t xml:space="preserve">не сравнивается</w:t>
+            <w:r>
+              <w:t>не сравнивается</w:t>
             </w:r>
           </w:p>
         </w:tc>
@@ -9121,6 +8779,7 @@
           <w:sz w:val="24"/>
           <w:szCs w:val="24"/>
         </w:rPr>
+        <w:lastRenderedPageBreak/>
         <w:t xml:space="preserve">В git-истории файлы PNG второго сеанса побайтно совпадают с первым; в манифестах изменились только поля времени, поэтому изменились и их SHA-256 в </w:t>
       </w:r>
       <w:r>
@@ -9129,14 +8788,14 @@
           <w:sz w:val="22"/>
           <w:szCs w:val="22"/>
         </w:rPr>
-        <w:t xml:space="preserve">SHA256SUMS</w:t>
-      </w:r>
-      <w:r>
-        <w:rPr>
-          <w:sz w:val="24"/>
-          <w:szCs w:val="24"/>
-        </w:rPr>
-        <w:t xml:space="preserve">. Время загрузки и генерации зависит от сети и состояния GPU и в сравнение не входит.</w:t>
+        <w:t>SHA256SUMS</w:t>
+      </w:r>
+      <w:r>
+        <w:rPr>
+          <w:sz w:val="24"/>
+          <w:szCs w:val="24"/>
+        </w:rPr>
+        <w:t>. Время загрузки и генерации зависит от сети и состояния GPU и в сравнение не входит.</w:t>
       </w:r>
     </w:p>
     <w:p>
@@ -9153,7 +8812,7 @@
           <w:sz w:val="25"/>
           <w:szCs w:val="25"/>
         </w:rPr>
-        <w:t xml:space="preserve">6.6. Демонстрационный вариант преподавателя</w:t>
+        <w:t>6.6. Демонстрационный вариант преподавателя</w:t>
       </w:r>
     </w:p>
     <w:p>
@@ -9166,7 +8825,7 @@
           <w:sz w:val="22"/>
           <w:szCs w:val="22"/>
         </w:rPr>
-        <w:t xml:space="preserve">Таблица 10 — Демо: получено в обоих сеансах и указано в разделе 6.3 указаний</w:t>
+        <w:t>Таблица 10 — Демо: получено в обоих сеансах и указано в разделе 6.3 указаний</w:t>
       </w:r>
     </w:p>
     <w:tbl>
@@ -9218,7 +8877,7 @@
                 <w:b/>
                 <w:bCs/>
               </w:rPr>
-              <w:t xml:space="preserve">Величина</w:t>
+              <w:t>Величина</w:t>
             </w:r>
           </w:p>
         </w:tc>
@@ -9243,7 +8902,7 @@
                 <w:b/>
                 <w:bCs/>
               </w:rPr>
-              <w:t xml:space="preserve">Получено</w:t>
+              <w:t>Получено</w:t>
             </w:r>
           </w:p>
         </w:tc>
@@ -9268,7 +8927,7 @@
                 <w:b/>
                 <w:bCs/>
               </w:rPr>
-              <w:t xml:space="preserve">В указаниях</w:t>
+              <w:t>В указаниях</w:t>
             </w:r>
           </w:p>
         </w:tc>
@@ -9293,7 +8952,7 @@
                 <w:b/>
                 <w:bCs/>
               </w:rPr>
-              <w:t xml:space="preserve">Совпало</w:t>
+              <w:t>Совпало</w:t>
             </w:r>
           </w:p>
         </w:tc>
@@ -9313,10 +8972,8 @@
             </w:tcMar>
           </w:tcPr>
           <w:p>
-            <w:pPr/>
-            <w:r>
-              <w:rPr/>
-              <w:t xml:space="preserve">GPU</w:t>
+            <w:r>
+              <w:t>GPU</w:t>
             </w:r>
           </w:p>
         </w:tc>
@@ -9331,10 +8988,8 @@
             </w:tcMar>
           </w:tcPr>
           <w:p>
-            <w:pPr/>
-            <w:r>
-              <w:rPr/>
-              <w:t xml:space="preserve">Tesla T4</w:t>
+            <w:r>
+              <w:t>Tesla T4</w:t>
             </w:r>
           </w:p>
         </w:tc>
@@ -9349,10 +9004,8 @@
             </w:tcMar>
           </w:tcPr>
           <w:p>
-            <w:pPr/>
-            <w:r>
-              <w:rPr/>
-              <w:t xml:space="preserve">Tesla T4</w:t>
+            <w:r>
+              <w:t>Tesla T4</w:t>
             </w:r>
           </w:p>
         </w:tc>
@@ -9367,10 +9020,8 @@
             </w:tcMar>
           </w:tcPr>
           <w:p>
-            <w:pPr/>
-            <w:r>
-              <w:rPr/>
-              <w:t xml:space="preserve">да</w:t>
+            <w:r>
+              <w:t>да</w:t>
             </w:r>
           </w:p>
         </w:tc>
@@ -9390,10 +9041,8 @@
             </w:tcMar>
           </w:tcPr>
           <w:p>
-            <w:pPr/>
-            <w:r>
-              <w:rPr/>
-              <w:t xml:space="preserve">Python, diffusers, transformers, Pillow</w:t>
+            <w:r>
+              <w:t>Python, diffusers, transformers, Pillow</w:t>
             </w:r>
           </w:p>
         </w:tc>
@@ -9408,10 +9057,8 @@
             </w:tcMar>
           </w:tcPr>
           <w:p>
-            <w:pPr/>
-            <w:r>
-              <w:rPr/>
-              <w:t xml:space="preserve">3.13.15, 0.40.0, 5.16.1, 11.3.0</w:t>
+            <w:r>
+              <w:t>3.13.15, 0.40.0, 5.16.1, 11.3.0</w:t>
             </w:r>
           </w:p>
         </w:tc>
@@ -9426,10 +9073,8 @@
             </w:tcMar>
           </w:tcPr>
           <w:p>
-            <w:pPr/>
-            <w:r>
-              <w:rPr/>
-              <w:t xml:space="preserve">3.13.15, 0.40.0, 5.16.1, 11.3.0</w:t>
+            <w:r>
+              <w:t>3.13.15, 0.40.0, 5.16.1, 11.3.0</w:t>
             </w:r>
           </w:p>
         </w:tc>
@@ -9444,10 +9089,8 @@
             </w:tcMar>
           </w:tcPr>
           <w:p>
-            <w:pPr/>
-            <w:r>
-              <w:rPr/>
-              <w:t xml:space="preserve">да</w:t>
+            <w:r>
+              <w:t>да</w:t>
             </w:r>
           </w:p>
         </w:tc>
@@ -9467,10 +9110,8 @@
             </w:tcMar>
           </w:tcPr>
           <w:p>
-            <w:pPr/>
-            <w:r>
-              <w:rPr/>
-              <w:t xml:space="preserve">torch</w:t>
+            <w:r>
+              <w:t>torch</w:t>
             </w:r>
           </w:p>
         </w:tc>
@@ -9485,10 +9126,8 @@
             </w:tcMar>
           </w:tcPr>
           <w:p>
-            <w:pPr/>
-            <w:r>
-              <w:rPr/>
-              <w:t xml:space="preserve">2.11.0+cu130</w:t>
+            <w:r>
+              <w:t>2.11.0+cu130</w:t>
             </w:r>
           </w:p>
         </w:tc>
@@ -9503,10 +9142,8 @@
             </w:tcMar>
           </w:tcPr>
           <w:p>
-            <w:pPr/>
-            <w:r>
-              <w:rPr/>
-              <w:t xml:space="preserve">2.11.0+cu128</w:t>
+            <w:r>
+              <w:t>2.11.0+cu128</w:t>
             </w:r>
           </w:p>
         </w:tc>
@@ -9521,13 +9158,12 @@
             </w:tcMar>
           </w:tcPr>
           <w:p>
-            <w:pPr/>
             <w:r>
               <w:rPr>
                 <w:b/>
                 <w:bCs/>
               </w:rPr>
-              <w:t xml:space="preserve">нет</w:t>
+              <w:t>нет</w:t>
             </w:r>
           </w:p>
         </w:tc>
@@ -9547,10 +9183,8 @@
             </w:tcMar>
           </w:tcPr>
           <w:p>
-            <w:pPr/>
-            <w:r>
-              <w:rPr/>
-              <w:t xml:space="preserve">код демо и библиотеки</w:t>
+            <w:r>
+              <w:t>код демо и библиотеки</w:t>
             </w:r>
           </w:p>
         </w:tc>
@@ -9565,17 +9199,15 @@
             </w:tcMar>
           </w:tcPr>
           <w:p>
-            <w:pPr/>
             <w:r>
               <w:rPr>
                 <w:rFonts w:ascii="Consolas" w:eastAsia="Consolas" w:hAnsi="Consolas" w:cs="Consolas"/>
                 <w:sz w:val="18"/>
                 <w:szCs w:val="18"/>
               </w:rPr>
-              <w:t xml:space="preserve">53b3b13f…</w:t>
-            </w:r>
-            <w:r>
-              <w:rPr/>
+              <w:t>53b3b13f…</w:t>
+            </w:r>
+            <w:r>
               <w:t xml:space="preserve">, </w:t>
             </w:r>
             <w:r>
@@ -9584,7 +9216,7 @@
                 <w:sz w:val="18"/>
                 <w:szCs w:val="18"/>
               </w:rPr>
-              <w:t xml:space="preserve">4eb17650…</w:t>
+              <w:t>4eb17650…</w:t>
             </w:r>
           </w:p>
         </w:tc>
@@ -9599,17 +9231,15 @@
             </w:tcMar>
           </w:tcPr>
           <w:p>
-            <w:pPr/>
             <w:r>
               <w:rPr>
                 <w:rFonts w:ascii="Consolas" w:eastAsia="Consolas" w:hAnsi="Consolas" w:cs="Consolas"/>
                 <w:sz w:val="18"/>
                 <w:szCs w:val="18"/>
               </w:rPr>
-              <w:t xml:space="preserve">53b3b13f…</w:t>
-            </w:r>
-            <w:r>
-              <w:rPr/>
+              <w:t>53b3b13f…</w:t>
+            </w:r>
+            <w:r>
               <w:t xml:space="preserve">, </w:t>
             </w:r>
             <w:r>
@@ -9618,7 +9248,7 @@
                 <w:sz w:val="18"/>
                 <w:szCs w:val="18"/>
               </w:rPr>
-              <w:t xml:space="preserve">4eb17650…</w:t>
+              <w:t>4eb17650…</w:t>
             </w:r>
           </w:p>
         </w:tc>
@@ -9633,10 +9263,8 @@
             </w:tcMar>
           </w:tcPr>
           <w:p>
-            <w:pPr/>
-            <w:r>
-              <w:rPr/>
-              <w:t xml:space="preserve">да</w:t>
+            <w:r>
+              <w:t>да</w:t>
             </w:r>
           </w:p>
         </w:tc>
@@ -9656,10 +9284,8 @@
             </w:tcMar>
           </w:tcPr>
           <w:p>
-            <w:pPr/>
-            <w:r>
-              <w:rPr/>
-              <w:t xml:space="preserve">SHA-256 изображения</w:t>
+            <w:r>
+              <w:t>SHA-256 изображения</w:t>
             </w:r>
           </w:p>
         </w:tc>
@@ -9674,10 +9300,8 @@
             </w:tcMar>
           </w:tcPr>
           <w:p>
-            <w:pPr/>
-            <w:r>
-              <w:rPr/>
-              <w:t xml:space="preserve">7daa342ac2719f61…</w:t>
+            <w:r>
+              <w:t>7daa342ac2719f61…</w:t>
             </w:r>
           </w:p>
         </w:tc>
@@ -9692,10 +9316,8 @@
             </w:tcMar>
           </w:tcPr>
           <w:p>
-            <w:pPr/>
-            <w:r>
-              <w:rPr/>
-              <w:t xml:space="preserve">ac45a7ba8c514b22…</w:t>
+            <w:r>
+              <w:t>ac45a7ba8c514b22…</w:t>
             </w:r>
           </w:p>
         </w:tc>
@@ -9710,13 +9332,12 @@
             </w:tcMar>
           </w:tcPr>
           <w:p>
-            <w:pPr/>
             <w:r>
               <w:rPr>
                 <w:b/>
                 <w:bCs/>
               </w:rPr>
-              <w:t xml:space="preserve">нет</w:t>
+              <w:t>нет</w:t>
             </w:r>
           </w:p>
         </w:tc>
@@ -9736,10 +9357,8 @@
             </w:tcMar>
           </w:tcPr>
           <w:p>
-            <w:pPr/>
-            <w:r>
-              <w:rPr/>
-              <w:t xml:space="preserve">повтор в сеансе</w:t>
+            <w:r>
+              <w:t>повтор в сеансе</w:t>
             </w:r>
           </w:p>
         </w:tc>
@@ -9754,10 +9373,8 @@
             </w:tcMar>
           </w:tcPr>
           <w:p>
-            <w:pPr/>
-            <w:r>
-              <w:rPr/>
-              <w:t xml:space="preserve">совпал</w:t>
+            <w:r>
+              <w:t>совпал</w:t>
             </w:r>
           </w:p>
         </w:tc>
@@ -9772,10 +9389,8 @@
             </w:tcMar>
           </w:tcPr>
           <w:p>
-            <w:pPr/>
-            <w:r>
-              <w:rPr/>
-              <w:t xml:space="preserve">совпал</w:t>
+            <w:r>
+              <w:t>совпал</w:t>
             </w:r>
           </w:p>
         </w:tc>
@@ -9790,10 +9405,8 @@
             </w:tcMar>
           </w:tcPr>
           <w:p>
-            <w:pPr/>
-            <w:r>
-              <w:rPr/>
-              <w:t xml:space="preserve">да</w:t>
+            <w:r>
+              <w:t>да</w:t>
             </w:r>
           </w:p>
         </w:tc>
@@ -9813,10 +9426,8 @@
             </w:tcMar>
           </w:tcPr>
           <w:p>
-            <w:pPr/>
-            <w:r>
-              <w:rPr/>
-              <w:t xml:space="preserve">общий генератор: 1-й / 2-й с эталоном</w:t>
+            <w:r>
+              <w:t>общий генератор: 1-й / 2-й с эталоном</w:t>
             </w:r>
           </w:p>
         </w:tc>
@@ -9831,10 +9442,8 @@
             </w:tcMar>
           </w:tcPr>
           <w:p>
-            <w:pPr/>
-            <w:r>
-              <w:rPr/>
-              <w:t xml:space="preserve">да / нет</w:t>
+            <w:r>
+              <w:t>да / нет</w:t>
             </w:r>
           </w:p>
         </w:tc>
@@ -9849,10 +9458,8 @@
             </w:tcMar>
           </w:tcPr>
           <w:p>
-            <w:pPr/>
-            <w:r>
-              <w:rPr/>
-              <w:t xml:space="preserve">да / нет</w:t>
+            <w:r>
+              <w:t>да / нет</w:t>
             </w:r>
           </w:p>
         </w:tc>
@@ -9867,10 +9474,8 @@
             </w:tcMar>
           </w:tcPr>
           <w:p>
-            <w:pPr/>
-            <w:r>
-              <w:rPr/>
-              <w:t xml:space="preserve">да</w:t>
+            <w:r>
+              <w:t>да</w:t>
             </w:r>
           </w:p>
         </w:tc>
@@ -9890,10 +9495,8 @@
             </w:tcMar>
           </w:tcPr>
           <w:p>
-            <w:pPr/>
-            <w:r>
-              <w:rPr/>
-              <w:t xml:space="preserve">PSNR ошибки</w:t>
+            <w:r>
+              <w:t>PSNR ошибки</w:t>
             </w:r>
           </w:p>
         </w:tc>
@@ -9908,10 +9511,8 @@
             </w:tcMar>
           </w:tcPr>
           <w:p>
-            <w:pPr/>
-            <w:r>
-              <w:rPr/>
-              <w:t xml:space="preserve">11,15 дБ</w:t>
+            <w:r>
+              <w:t>11,15 дБ</w:t>
             </w:r>
           </w:p>
         </w:tc>
@@ -9926,10 +9527,8 @@
             </w:tcMar>
           </w:tcPr>
           <w:p>
-            <w:pPr/>
-            <w:r>
-              <w:rPr/>
-              <w:t xml:space="preserve">11,14 дБ</w:t>
+            <w:r>
+              <w:t>11,14 дБ</w:t>
             </w:r>
           </w:p>
         </w:tc>
@@ -9944,10 +9543,8 @@
             </w:tcMar>
           </w:tcPr>
           <w:p>
-            <w:pPr/>
-            <w:r>
-              <w:rPr/>
-              <w:t xml:space="preserve">нет, разница 0,01 дБ</w:t>
+            <w:r>
+              <w:t>нет, разница 0,01 дБ</w:t>
             </w:r>
           </w:p>
         </w:tc>
@@ -9972,7 +9569,7 @@
           <w:sz w:val="28"/>
           <w:szCs w:val="28"/>
         </w:rPr>
-        <w:t xml:space="preserve">7. Анализ</w:t>
+        <w:t>7. Анализ</w:t>
       </w:r>
     </w:p>
     <w:p>
@@ -9989,7 +9586,7 @@
           <w:sz w:val="25"/>
           <w:szCs w:val="25"/>
         </w:rPr>
-        <w:t xml:space="preserve">7.1. Причина различия A и B</w:t>
+        <w:t>7.1. Причина различия A и B</w:t>
       </w:r>
     </w:p>
     <w:p>
@@ -10010,7 +9607,7 @@
           <w:sz w:val="22"/>
           <w:szCs w:val="22"/>
         </w:rPr>
-        <w:t xml:space="preserve">latents</w:t>
+        <w:t>latents</w:t>
       </w:r>
       <w:r>
         <w:rPr>
@@ -10030,7 +9627,7 @@
           <w:sz w:val="24"/>
           <w:szCs w:val="24"/>
         </w:rPr>
-        <w:t xml:space="preserve">Различие так велико, потому что SD Turbo делает один шаг: композицию определяет начальный шум, а запрос — только смысл (объект, палитру, стиль). Это видно на рисунке 1.</w:t>
+        <w:t>Различие так велико, потому что SD Turbo делает один шаг: композицию определяет начальный шум, а запрос — только смысл (объект, палитру, стиль). Это видно на рисунке 1.</w:t>
       </w:r>
     </w:p>
     <w:p>
@@ -10047,7 +9644,7 @@
           <w:sz w:val="25"/>
           <w:szCs w:val="25"/>
         </w:rPr>
-        <w:t xml:space="preserve">7.2. Ошибка и её исправление</w:t>
+        <w:t>7.2. Ошибка и её исправление</w:t>
       </w:r>
     </w:p>
     <w:p>
@@ -10062,7 +9659,7 @@
           <w:sz w:val="24"/>
           <w:szCs w:val="24"/>
         </w:rPr>
-        <w:t xml:space="preserve">Симптом:</w:t>
+        <w:t>Симптом:</w:t>
       </w:r>
       <w:r>
         <w:rPr>
@@ -10077,7 +9674,7 @@
           <w:sz w:val="22"/>
           <w:szCs w:val="22"/>
         </w:rPr>
-        <w:t xml:space="preserve">Generator</w:t>
+        <w:t>Generator</w:t>
       </w:r>
       <w:r>
         <w:rPr>
@@ -10092,7 +9689,7 @@
           <w:sz w:val="22"/>
           <w:szCs w:val="22"/>
         </w:rPr>
-        <w:t xml:space="preserve">403134b8…</w:t>
+        <w:t>403134b8…</w:t>
       </w:r>
       <w:r>
         <w:rPr>
@@ -10108,7 +9705,7 @@
           <w:sz w:val="24"/>
           <w:szCs w:val="24"/>
         </w:rPr>
-        <w:t xml:space="preserve">Диагностика:</w:t>
+        <w:t>Диагностика:</w:t>
       </w:r>
       <w:r>
         <w:rPr>
@@ -10124,7 +9721,7 @@
           <w:sz w:val="24"/>
           <w:szCs w:val="24"/>
         </w:rPr>
-        <w:t xml:space="preserve">Исправление:</w:t>
+        <w:t>Исправление:</w:t>
       </w:r>
       <w:r>
         <w:rPr>
@@ -10139,14 +9736,14 @@
           <w:sz w:val="22"/>
           <w:szCs w:val="22"/>
         </w:rPr>
-        <w:t xml:space="preserve">L.generate</w:t>
-      </w:r>
-      <w:r>
-        <w:rPr>
-          <w:sz w:val="24"/>
-          <w:szCs w:val="24"/>
-        </w:rPr>
-        <w:t xml:space="preserve">; повтор на шаге 4 со свежим генератором дал тот же SHA-256, то есть исправление работает.</w:t>
+        <w:t>L.generate</w:t>
+      </w:r>
+      <w:r>
+        <w:rPr>
+          <w:sz w:val="24"/>
+          <w:szCs w:val="24"/>
+        </w:rPr>
+        <w:t>; повтор на шаге 4 со свежим генератором дал тот же SHA-256, то есть исправление работает.</w:t>
       </w:r>
     </w:p>
     <w:p>
@@ -10163,7 +9760,8 @@
           <w:sz w:val="25"/>
           <w:szCs w:val="25"/>
         </w:rPr>
-        <w:t xml:space="preserve">7.3. Проверка в новом сеансе и границы воспроизводимости</w:t>
+        <w:lastRenderedPageBreak/>
+        <w:t>7.3. Проверка в новом сеансе и границы воспроизводимости</w:t>
       </w:r>
     </w:p>
     <w:p>
@@ -10176,7 +9774,7 @@
           <w:sz w:val="24"/>
           <w:szCs w:val="24"/>
         </w:rPr>
-        <w:t xml:space="preserve">В пределах среды воспроизводимость побитовая: повтор в сеансе и запуск в новом сеансе на новой виртуальной машине (веса скачаны заново, библиотека записана заново) дали те же SHA-256 для A, B, ошибочного запуска и демо, а PSNR пары совпал до последнего знака.</w:t>
+        <w:t>В пределах среды воспроизводимость побитовая: повтор в сеансе и запуск в новом сеансе на новой виртуальной машине (веса скачаны заново, библиотека записана заново) дали те же SHA-256 для A, B, ошибочного запуска и демо, а PSNR пары совпал до последнего знака.</w:t>
       </w:r>
     </w:p>
     <w:p>
@@ -10197,7 +9795,7 @@
           <w:sz w:val="22"/>
           <w:szCs w:val="22"/>
         </w:rPr>
-        <w:t xml:space="preserve">7daa342a…</w:t>
+        <w:t>7daa342a…</w:t>
       </w:r>
       <w:r>
         <w:rPr>
@@ -10212,7 +9810,7 @@
           <w:sz w:val="22"/>
           <w:szCs w:val="22"/>
         </w:rPr>
-        <w:t xml:space="preserve">ac45a7ba…</w:t>
+        <w:t>ac45a7ba…</w:t>
       </w:r>
       <w:r>
         <w:rPr>
@@ -10232,7 +9830,7 @@
           <w:sz w:val="24"/>
           <w:szCs w:val="24"/>
         </w:rPr>
-        <w:t xml:space="preserve">Это согласуется с документацией PyTorch и Diffusers (раздел 2.2 указаний): между сборками и платформами воспроизводимость гарантируется лишь «в пределах допуска». Утверждение «результат воспроизводим» относится к конфигурации Colab / Tesla T4 / torch 2.11.0+cu130 / float16.</w:t>
+        <w:t>Это согласуется с документацией PyTorch и Diffusers (раздел 2.2 указаний): между сборками и платформами воспроизводимость гарантируется лишь «в пределах допуска». Утверждение «результат воспроизводим» относится к конфигурации Colab / Tesla T4 / torch 2.11.0+cu130 / float16.</w:t>
       </w:r>
     </w:p>
     <w:p>
@@ -10249,7 +9847,7 @@
           <w:sz w:val="25"/>
           <w:szCs w:val="25"/>
         </w:rPr>
-        <w:t xml:space="preserve">7.4. Сопоставление с гипотезой</w:t>
+        <w:t>7.4. Сопоставление с гипотезой</w:t>
       </w:r>
     </w:p>
     <w:p>
@@ -10270,14 +9868,14 @@
           <w:sz w:val="22"/>
           <w:szCs w:val="22"/>
         </w:rPr>
-        <w:t xml:space="preserve">be8fcd9</w:t>
+        <w:t>be8fcd9</w:t>
       </w:r>
       <w:r>
         <w:rPr>
           <w:sz w:val="22"/>
           <w:szCs w:val="22"/>
         </w:rPr>
-        <w:t xml:space="preserve">) и результат</w:t>
+        <w:t>) и результат</w:t>
       </w:r>
     </w:p>
     <w:tbl>
@@ -10328,7 +9926,7 @@
                 <w:b/>
                 <w:bCs/>
               </w:rPr>
-              <w:t xml:space="preserve">Предсказание</w:t>
+              <w:t>Предсказание</w:t>
             </w:r>
           </w:p>
         </w:tc>
@@ -10353,7 +9951,7 @@
                 <w:b/>
                 <w:bCs/>
               </w:rPr>
-              <w:t xml:space="preserve">Получено</w:t>
+              <w:t>Получено</w:t>
             </w:r>
           </w:p>
         </w:tc>
@@ -10378,7 +9976,7 @@
                 <w:b/>
                 <w:bCs/>
               </w:rPr>
-              <w:t xml:space="preserve">Итог</w:t>
+              <w:t>Итог</w:t>
             </w:r>
           </w:p>
         </w:tc>
@@ -10398,10 +9996,8 @@
             </w:tcMar>
           </w:tcPr>
           <w:p>
-            <w:pPr/>
-            <w:r>
-              <w:rPr/>
-              <w:t xml:space="preserve">вердикт different</w:t>
+            <w:r>
+              <w:t>вердикт different</w:t>
             </w:r>
           </w:p>
         </w:tc>
@@ -10416,10 +10012,8 @@
             </w:tcMar>
           </w:tcPr>
           <w:p>
-            <w:pPr/>
-            <w:r>
-              <w:rPr/>
-              <w:t xml:space="preserve">different</w:t>
+            <w:r>
+              <w:t>different</w:t>
             </w:r>
           </w:p>
         </w:tc>
@@ -10434,10 +10028,8 @@
             </w:tcMar>
           </w:tcPr>
           <w:p>
-            <w:pPr/>
-            <w:r>
-              <w:rPr/>
-              <w:t xml:space="preserve">сбылось</w:t>
+            <w:r>
+              <w:t>сбылось</w:t>
             </w:r>
           </w:p>
         </w:tc>
@@ -10457,10 +10049,8 @@
             </w:tcMar>
           </w:tcPr>
           <w:p>
-            <w:pPr/>
-            <w:r>
-              <w:rPr/>
-              <w:t xml:space="preserve">SHA-256 различны, пиксели не совпадают</w:t>
+            <w:r>
+              <w:t>SHA-256 различны, пиксели не совпадают</w:t>
             </w:r>
           </w:p>
         </w:tc>
@@ -10475,10 +10065,8 @@
             </w:tcMar>
           </w:tcPr>
           <w:p>
-            <w:pPr/>
-            <w:r>
-              <w:rPr/>
-              <w:t xml:space="preserve">да</w:t>
+            <w:r>
+              <w:t>да</w:t>
             </w:r>
           </w:p>
         </w:tc>
@@ -10493,10 +10081,8 @@
             </w:tcMar>
           </w:tcPr>
           <w:p>
-            <w:pPr/>
-            <w:r>
-              <w:rPr/>
-              <w:t xml:space="preserve">сбылось</w:t>
+            <w:r>
+              <w:t>сбылось</w:t>
             </w:r>
           </w:p>
         </w:tc>
@@ -10516,10 +10102,8 @@
             </w:tcMar>
           </w:tcPr>
           <w:p>
-            <w:pPr/>
-            <w:r>
-              <w:rPr/>
-              <w:t xml:space="preserve">максимум различия близок к 255</w:t>
+            <w:r>
+              <w:t>максимум различия близок к 255</w:t>
             </w:r>
           </w:p>
         </w:tc>
@@ -10534,10 +10118,8 @@
             </w:tcMar>
           </w:tcPr>
           <w:p>
-            <w:pPr/>
-            <w:r>
-              <w:rPr/>
-              <w:t xml:space="preserve">254</w:t>
+            <w:r>
+              <w:t>254</w:t>
             </w:r>
           </w:p>
         </w:tc>
@@ -10552,10 +10134,8 @@
             </w:tcMar>
           </w:tcPr>
           <w:p>
-            <w:pPr/>
-            <w:r>
-              <w:rPr/>
-              <w:t xml:space="preserve">сбылось</w:t>
+            <w:r>
+              <w:t>сбылось</w:t>
             </w:r>
           </w:p>
         </w:tc>
@@ -10575,10 +10155,8 @@
             </w:tcMar>
           </w:tcPr>
           <w:p>
-            <w:pPr/>
-            <w:r>
-              <w:rPr/>
-              <w:t xml:space="preserve">PSNR порядка 8–15 дБ</w:t>
+            <w:r>
+              <w:t>PSNR порядка 8–15 дБ</w:t>
             </w:r>
           </w:p>
         </w:tc>
@@ -10593,10 +10171,8 @@
             </w:tcMar>
           </w:tcPr>
           <w:p>
-            <w:pPr/>
-            <w:r>
-              <w:rPr/>
-              <w:t xml:space="preserve">10,63 дБ</w:t>
+            <w:r>
+              <w:t>10,63 дБ</w:t>
             </w:r>
           </w:p>
         </w:tc>
@@ -10611,10 +10187,8 @@
             </w:tcMar>
           </w:tcPr>
           <w:p>
-            <w:pPr/>
-            <w:r>
-              <w:rPr/>
-              <w:t xml:space="preserve">сбылось</w:t>
+            <w:r>
+              <w:t>сбылось</w:t>
             </w:r>
           </w:p>
         </w:tc>
@@ -10634,10 +10208,8 @@
             </w:tcMar>
           </w:tcPr>
           <w:p>
-            <w:pPr/>
-            <w:r>
-              <w:rPr/>
-              <w:t xml:space="preserve">рука узнаётся и главная на обоих, палитра сохранена</w:t>
+            <w:r>
+              <w:t>рука узнаётся и главная на обоих, палитра сохранена</w:t>
             </w:r>
           </w:p>
         </w:tc>
@@ -10652,10 +10224,8 @@
             </w:tcMar>
           </w:tcPr>
           <w:p>
-            <w:pPr/>
-            <w:r>
-              <w:rPr/>
-              <w:t xml:space="preserve">да; вместо силуэта — объёмная конструкция</w:t>
+            <w:r>
+              <w:t>да; вместо силуэта — объёмная конструкция</w:t>
             </w:r>
           </w:p>
         </w:tc>
@@ -10670,10 +10240,8 @@
             </w:tcMar>
           </w:tcPr>
           <w:p>
-            <w:pPr/>
-            <w:r>
-              <w:rPr/>
-              <w:t xml:space="preserve">сбылось с оговоркой</w:t>
+            <w:r>
+              <w:t>сбылось с оговоркой</w:t>
             </w:r>
           </w:p>
         </w:tc>
@@ -10693,10 +10261,8 @@
             </w:tcMar>
           </w:tcPr>
           <w:p>
-            <w:pPr/>
-            <w:r>
-              <w:rPr/>
-              <w:t xml:space="preserve">повтор с тем же seed — побитово</w:t>
+            <w:r>
+              <w:t>повтор с тем же seed — побитово</w:t>
             </w:r>
           </w:p>
         </w:tc>
@@ -10711,10 +10277,8 @@
             </w:tcMar>
           </w:tcPr>
           <w:p>
-            <w:pPr/>
-            <w:r>
-              <w:rPr/>
-              <w:t xml:space="preserve">совпал</w:t>
+            <w:r>
+              <w:t>совпал</w:t>
             </w:r>
           </w:p>
         </w:tc>
@@ -10729,10 +10293,8 @@
             </w:tcMar>
           </w:tcPr>
           <w:p>
-            <w:pPr/>
-            <w:r>
-              <w:rPr/>
-              <w:t xml:space="preserve">сбылось</w:t>
+            <w:r>
+              <w:t>сбылось</w:t>
             </w:r>
           </w:p>
         </w:tc>
@@ -10752,10 +10314,8 @@
             </w:tcMar>
           </w:tcPr>
           <w:p>
-            <w:pPr/>
-            <w:r>
-              <w:rPr/>
-              <w:t xml:space="preserve">общий генератор: второе другое, PSNR &lt; 40 дБ</w:t>
+            <w:r>
+              <w:t>общий генератор: второе другое, PSNR &lt; 40 дБ</w:t>
             </w:r>
           </w:p>
         </w:tc>
@@ -10770,10 +10330,8 @@
             </w:tcMar>
           </w:tcPr>
           <w:p>
-            <w:pPr/>
-            <w:r>
-              <w:rPr/>
-              <w:t xml:space="preserve">9,25 дБ</w:t>
+            <w:r>
+              <w:t>9,25 дБ</w:t>
             </w:r>
           </w:p>
         </w:tc>
@@ -10788,10 +10346,8 @@
             </w:tcMar>
           </w:tcPr>
           <w:p>
-            <w:pPr/>
-            <w:r>
-              <w:rPr/>
-              <w:t xml:space="preserve">сбылось</w:t>
+            <w:r>
+              <w:t>сбылось</w:t>
             </w:r>
           </w:p>
         </w:tc>
@@ -10811,10 +10367,8 @@
             </w:tcMar>
           </w:tcPr>
           <w:p>
-            <w:pPr/>
-            <w:r>
-              <w:rPr/>
-              <w:t xml:space="preserve">новый сеанс — SHA-256 совпадёт</w:t>
+            <w:r>
+              <w:t>новый сеанс — SHA-256 совпадёт</w:t>
             </w:r>
           </w:p>
         </w:tc>
@@ -10829,10 +10383,8 @@
             </w:tcMar>
           </w:tcPr>
           <w:p>
-            <w:pPr/>
-            <w:r>
-              <w:rPr/>
-              <w:t xml:space="preserve">совпал</w:t>
+            <w:r>
+              <w:t>совпал</w:t>
             </w:r>
           </w:p>
         </w:tc>
@@ -10847,10 +10399,8 @@
             </w:tcMar>
           </w:tcPr>
           <w:p>
-            <w:pPr/>
-            <w:r>
-              <w:rPr/>
-              <w:t xml:space="preserve">сбылось</w:t>
+            <w:r>
+              <w:t>сбылось</w:t>
             </w:r>
           </w:p>
         </w:tc>
@@ -10876,7 +10426,7 @@
           <w:sz w:val="25"/>
           <w:szCs w:val="25"/>
         </w:rPr>
-        <w:t xml:space="preserve">7.5. Альтернативные объяснения</w:t>
+        <w:t>7.5. Альтернативные объяснения</w:t>
       </w:r>
     </w:p>
     <w:p>
@@ -10889,7 +10439,7 @@
           <w:sz w:val="24"/>
           <w:szCs w:val="24"/>
         </w:rPr>
-        <w:t xml:space="preserve">Различие A и B можно было бы объяснить не только сменой seed. Каждое объяснение проверено данными:</w:t>
+        <w:t>Различие A и B можно было бы объяснить не только сменой seed. Каждое объяснение проверено данными:</w:t>
       </w:r>
     </w:p>
     <w:p>
@@ -10909,7 +10459,7 @@
           <w:sz w:val="24"/>
           <w:szCs w:val="24"/>
         </w:rPr>
-        <w:t xml:space="preserve">Недетерминированность вычислений на GPU</w:t>
+        <w:t>Недетерминированность вычислений на GPU</w:t>
       </w:r>
       <w:r>
         <w:rPr>
@@ -10936,14 +10486,22 @@
           <w:sz w:val="24"/>
           <w:szCs w:val="24"/>
         </w:rPr>
-        <w:t xml:space="preserve">Скрытое состояние конвейера</w:t>
-      </w:r>
-      <w:r>
-        <w:rPr>
-          <w:sz w:val="24"/>
-          <w:szCs w:val="24"/>
-        </w:rPr>
-        <w:t xml:space="preserve"> (прогрев, кэш, предыдущие вызовы). Исключено: изображение A получено пять раз после разного числа предыдущих вызовов (базовый запуск, повтор, внутри </w:t>
+        <w:t>Скрытое состояние конвейера</w:t>
+      </w:r>
+      <w:r>
+        <w:rPr>
+          <w:sz w:val="24"/>
+          <w:szCs w:val="24"/>
+        </w:rPr>
+        <w:t xml:space="preserve"> (прогрев, кэш, предыдущие вызовы). Исключено: изображение A получено пять раз после разного числа предыдущих вызовов (базовый </w:t>
+      </w:r>
+      <w:r>
+        <w:rPr>
+          <w:sz w:val="24"/>
+          <w:szCs w:val="24"/>
+        </w:rPr>
+        <w:lastRenderedPageBreak/>
+        <w:t xml:space="preserve">запуск, повтор, внутри </w:t>
       </w:r>
       <w:r>
         <w:rPr>
@@ -10951,7 +10509,7 @@
           <w:sz w:val="22"/>
           <w:szCs w:val="22"/>
         </w:rPr>
-        <w:t xml:space="preserve">variant_summary</w:t>
+        <w:t>variant_summary</w:t>
       </w:r>
       <w:r>
         <w:rPr>
@@ -10966,7 +10524,7 @@
           <w:sz w:val="22"/>
           <w:szCs w:val="22"/>
         </w:rPr>
-        <w:t xml:space="preserve">latents</w:t>
+        <w:t>latents</w:t>
       </w:r>
       <w:r>
         <w:rPr>
@@ -10981,14 +10539,14 @@
           <w:sz w:val="22"/>
           <w:szCs w:val="22"/>
         </w:rPr>
-        <w:t xml:space="preserve">403134b8…</w:t>
-      </w:r>
-      <w:r>
-        <w:rPr>
-          <w:sz w:val="24"/>
-          <w:szCs w:val="24"/>
-        </w:rPr>
-        <w:t xml:space="preserve">.</w:t>
+        <w:t>403134b8…</w:t>
+      </w:r>
+      <w:r>
+        <w:rPr>
+          <w:sz w:val="24"/>
+          <w:szCs w:val="24"/>
+        </w:rPr>
+        <w:t>.</w:t>
       </w:r>
     </w:p>
     <w:p>
@@ -11008,7 +10566,7 @@
           <w:sz w:val="24"/>
           <w:szCs w:val="24"/>
         </w:rPr>
-        <w:t xml:space="preserve">Различие параметров запуска.</w:t>
+        <w:t>Различие параметров запуска.</w:t>
       </w:r>
       <w:r>
         <w:rPr>
@@ -11035,7 +10593,7 @@
           <w:sz w:val="24"/>
           <w:szCs w:val="24"/>
         </w:rPr>
-        <w:t xml:space="preserve">Артефакт метрики или формата.</w:t>
+        <w:t>Артефакт метрики или формата.</w:t>
       </w:r>
       <w:r>
         <w:rPr>
@@ -11062,7 +10620,7 @@
           <w:sz w:val="24"/>
           <w:szCs w:val="24"/>
         </w:rPr>
-        <w:t xml:space="preserve">«Соседние seed дают похожие изображения».</w:t>
+        <w:t>«Соседние seed дают похожие изображения».</w:t>
       </w:r>
       <w:r>
         <w:rPr>
@@ -11089,7 +10647,7 @@
           <w:sz w:val="24"/>
           <w:szCs w:val="24"/>
         </w:rPr>
-        <w:t xml:space="preserve">Расхождение демо из-за кода или версий пакетов.</w:t>
+        <w:t>Расхождение демо из-за кода или версий пакетов.</w:t>
       </w:r>
       <w:r>
         <w:rPr>
@@ -11113,7 +10671,7 @@
           <w:sz w:val="25"/>
           <w:szCs w:val="25"/>
         </w:rPr>
-        <w:t xml:space="preserve">7.6. Угрозы валидности</w:t>
+        <w:t>7.6. Угрозы валидности</w:t>
       </w:r>
     </w:p>
     <w:p>
@@ -11133,7 +10691,7 @@
           <w:sz w:val="24"/>
           <w:szCs w:val="24"/>
         </w:rPr>
-        <w:t xml:space="preserve">Внешняя валидность: одна пара seed, один бриф.</w:t>
+        <w:t>Внешняя валидность: одна пара seed, один бриф.</w:t>
       </w:r>
       <w:r>
         <w:rPr>
@@ -11160,7 +10718,7 @@
           <w:sz w:val="24"/>
           <w:szCs w:val="24"/>
         </w:rPr>
-        <w:t xml:space="preserve">Субъективность визуальной оценки.</w:t>
+        <w:t>Субъективность визуальной оценки.</w:t>
       </w:r>
       <w:r>
         <w:rPr>
@@ -11187,7 +10745,7 @@
           <w:sz w:val="24"/>
           <w:szCs w:val="24"/>
         </w:rPr>
-        <w:t xml:space="preserve">PSNR не измеряет восприятие.</w:t>
+        <w:t>PSNR не измеряет восприятие.</w:t>
       </w:r>
       <w:r>
         <w:rPr>
@@ -11214,7 +10772,7 @@
           <w:sz w:val="24"/>
           <w:szCs w:val="24"/>
         </w:rPr>
-        <w:t xml:space="preserve">Неполнота манифеста.</w:t>
+        <w:t>Неполнота манифеста.</w:t>
       </w:r>
       <w:r>
         <w:rPr>
@@ -11241,7 +10799,7 @@
           <w:sz w:val="24"/>
           <w:szCs w:val="24"/>
         </w:rPr>
-        <w:t xml:space="preserve">Незакреплённое окружение Colab.</w:t>
+        <w:t>Незакреплённое окружение Colab.</w:t>
       </w:r>
       <w:r>
         <w:rPr>
@@ -11268,7 +10826,7 @@
           <w:sz w:val="24"/>
           <w:szCs w:val="24"/>
         </w:rPr>
-        <w:t xml:space="preserve">Порядок работы.</w:t>
+        <w:t>Порядок работы.</w:t>
       </w:r>
       <w:r>
         <w:rPr>
@@ -11283,7 +10841,7 @@
           <w:sz w:val="22"/>
           <w:szCs w:val="22"/>
         </w:rPr>
-        <w:t xml:space="preserve">latents</w:t>
+        <w:t>latents</w:t>
       </w:r>
       <w:r>
         <w:rPr>
@@ -11306,7 +10864,7 @@
           <w:sz w:val="28"/>
           <w:szCs w:val="28"/>
         </w:rPr>
-        <w:t xml:space="preserve">8. Вывод</w:t>
+        <w:t>8. Вывод</w:t>
       </w:r>
     </w:p>
     <w:p>
@@ -11328,14 +10886,14 @@
           <w:sz w:val="24"/>
           <w:szCs w:val="24"/>
         </w:rPr>
-        <w:t xml:space="preserve">different</w:t>
-      </w:r>
-      <w:r>
-        <w:rPr>
-          <w:sz w:val="24"/>
-          <w:szCs w:val="24"/>
-        </w:rPr>
-        <w:t xml:space="preserve">, как и предсказывала гипотеза, записанная до запуска:</w:t>
+        <w:t>different</w:t>
+      </w:r>
+      <w:r>
+        <w:rPr>
+          <w:sz w:val="24"/>
+          <w:szCs w:val="24"/>
+        </w:rPr>
+        <w:t>, как и предсказывала гипотеза, записанная до запуска:</w:t>
       </w:r>
     </w:p>
     <w:p>
@@ -11353,7 +10911,7 @@
           <w:sz w:val="24"/>
           <w:szCs w:val="24"/>
         </w:rPr>
-        <w:t xml:space="preserve">SHA-256 A и B различны, пиксели не совпадают, максимум различия 254, PSNR 10,63 дБ — внутри прогноза 8–15 дБ и далеко ниже допуска 40 дБ;</w:t>
+        <w:t>SHA-256 A и B различны, пиксели не совпадают, максимум различия 254, PSNR 10,63 дБ — внутри прогноза 8–15 дБ и далеко ниже допуска 40 дБ;</w:t>
       </w:r>
     </w:p>
     <w:p>
@@ -11371,7 +10929,7 @@
           <w:sz w:val="24"/>
           <w:szCs w:val="24"/>
         </w:rPr>
-        <w:t xml:space="preserve">seed фиксирует только начальный латентный шум: готовый шум без генератора воспроизводит A и B бит в бит, а шум соседних seed не коррелирован (−0,0018);</w:t>
+        <w:t>seed фиксирует только начальный латентный шум: готовый шум без генератора воспроизводит A и B бит в бит, а шум соседних seed не коррелирован (−0,0018);</w:t>
       </w:r>
     </w:p>
     <w:p>
@@ -11389,6 +10947,7 @@
           <w:sz w:val="24"/>
           <w:szCs w:val="24"/>
         </w:rPr>
+        <w:lastRenderedPageBreak/>
         <w:t xml:space="preserve">seed не фиксирует модель и ревизию, запрос, шаги, guidance, размер, тип данных шума, устройство генератора, версии библиотек и сборку CUDA — последнее показал демо: та же T4 с torch +cu130 дала </w:t>
       </w:r>
       <w:r>
@@ -11397,7 +10956,7 @@
           <w:sz w:val="22"/>
           <w:szCs w:val="22"/>
         </w:rPr>
-        <w:t xml:space="preserve">7daa342a…</w:t>
+        <w:t>7daa342a…</w:t>
       </w:r>
       <w:r>
         <w:rPr>
@@ -11412,14 +10971,14 @@
           <w:sz w:val="22"/>
           <w:szCs w:val="22"/>
         </w:rPr>
-        <w:t xml:space="preserve">ac45a7ba…</w:t>
-      </w:r>
-      <w:r>
-        <w:rPr>
-          <w:sz w:val="24"/>
-          <w:szCs w:val="24"/>
-        </w:rPr>
-        <w:t xml:space="preserve">;</w:t>
+        <w:t>ac45a7ba…</w:t>
+      </w:r>
+      <w:r>
+        <w:rPr>
+          <w:sz w:val="24"/>
+          <w:szCs w:val="24"/>
+        </w:rPr>
+        <w:t>;</w:t>
       </w:r>
     </w:p>
     <w:p>
@@ -11437,7 +10996,7 @@
           <w:sz w:val="24"/>
           <w:szCs w:val="24"/>
         </w:rPr>
-        <w:t xml:space="preserve">в среде Colab / Tesla T4 / torch 2.11.0+cu130 / float16 запуск воспроизводится побитово внутри сеанса и между сеансами;</w:t>
+        <w:t>в среде Colab / Tesla T4 / torch 2.11.0+cu130 / float16 запуск воспроизводится побитово внутри сеанса и между сеансами;</w:t>
       </w:r>
     </w:p>
     <w:p>
@@ -11455,7 +11014,7 @@
           <w:sz w:val="24"/>
           <w:szCs w:val="24"/>
         </w:rPr>
-        <w:t xml:space="preserve">намеренная ошибка с общим генератором даёт другое второе изображение (PSNR 9,25 дБ); исправление — свежий генератор на каждый запуск;</w:t>
+        <w:t>намеренная ошибка с общим генератором даёт другое второе изображение (PSNR 9,25 дБ); исправление — свежий генератор на каждый запуск;</w:t>
       </w:r>
     </w:p>
     <w:p>
@@ -11473,7 +11032,7 @@
           <w:sz w:val="24"/>
           <w:szCs w:val="24"/>
         </w:rPr>
-        <w:t xml:space="preserve">визуально на обоих изображениях механическая рука узнаётся и остаётся главным объектом, палитра сохранена; различие A и B — смена входа, а не нестабильность модели.</w:t>
+        <w:t>визуально на обоих изображениях механическая рука узнаётся и остаётся главным объектом, палитра сохранена; различие A и B — смена входа, а не нестабильность модели.</w:t>
       </w:r>
     </w:p>
     <w:p>
@@ -11486,7 +11045,7 @@
           <w:sz w:val="24"/>
           <w:szCs w:val="24"/>
         </w:rPr>
-        <w:t xml:space="preserve">Границы вывода: одна пара seed, бриф 1, одна среда; на другой видеокарте или сборке CUDA SHA-256 будут другими, и сравнивать результаты там нужно по допуску, а не по контрольной сумме.</w:t>
+        <w:t>Границы вывода: одна пара seed, бриф 1, одна среда; на другой видеокарте или сборке CUDA SHA-256 будут другими, и сравнивать результаты там нужно по допуску, а не по контрольной сумме.</w:t>
       </w:r>
     </w:p>
     <w:p>
@@ -11502,7 +11061,7 @@
           <w:sz w:val="28"/>
           <w:szCs w:val="28"/>
         </w:rPr>
-        <w:t xml:space="preserve">9. Блокнот, файлы, паспорт эксперимента и индивидуальный вклад</w:t>
+        <w:t>9. Блокнот, файлы, паспорт эксперимента и индивидуальный вклад</w:t>
       </w:r>
     </w:p>
     <w:p>
@@ -11517,7 +11076,7 @@
           <w:sz w:val="24"/>
           <w:szCs w:val="24"/>
         </w:rPr>
-        <w:t xml:space="preserve">Репозиторий работы:</w:t>
+        <w:t>Репозиторий работы:</w:t>
       </w:r>
       <w:r>
         <w:rPr>
@@ -11532,7 +11091,7 @@
           <w:sz w:val="22"/>
           <w:szCs w:val="22"/>
         </w:rPr>
-        <w:t xml:space="preserve">Яковенко_Максим_Михайлович_Вариант_2_ЛР_5.ipynb</w:t>
+        <w:t>Яковенко_Максим_Михайлович_Вариант_2_ЛР_5.ipynb</w:t>
       </w:r>
       <w:r>
         <w:rPr>
@@ -11552,7 +11111,7 @@
           <w:sz w:val="22"/>
           <w:szCs w:val="22"/>
         </w:rPr>
-        <w:t xml:space="preserve">Таблица 12 — Файлы работы</w:t>
+        <w:t>Таблица 12 — Файлы работы</w:t>
       </w:r>
     </w:p>
     <w:tbl>
@@ -11602,7 +11161,7 @@
                 <w:b/>
                 <w:bCs/>
               </w:rPr>
-              <w:t xml:space="preserve">Путь в LR05/</w:t>
+              <w:t>Путь в LR05/</w:t>
             </w:r>
           </w:p>
         </w:tc>
@@ -11627,7 +11186,7 @@
                 <w:b/>
                 <w:bCs/>
               </w:rPr>
-              <w:t xml:space="preserve">Содержимое</w:t>
+              <w:t>Содержимое</w:t>
             </w:r>
           </w:p>
         </w:tc>
@@ -11647,14 +11206,13 @@
             </w:tcMar>
           </w:tcPr>
           <w:p>
-            <w:pPr/>
             <w:r>
               <w:rPr>
                 <w:rFonts w:ascii="Consolas" w:eastAsia="Consolas" w:hAnsi="Consolas" w:cs="Consolas"/>
                 <w:sz w:val="18"/>
                 <w:szCs w:val="18"/>
               </w:rPr>
-              <w:t xml:space="preserve">Яковенко_Максим_Михайлович_Вариант_2_ЛР_5.ipynb</w:t>
+              <w:t>Яковенко_Максим_Михайлович_Вариант_2_ЛР_5.ipynb</w:t>
             </w:r>
           </w:p>
         </w:tc>
@@ -11669,10 +11227,8 @@
             </w:tcMar>
           </w:tcPr>
           <w:p>
-            <w:pPr/>
-            <w:r>
-              <w:rPr/>
-              <w:t xml:space="preserve">ноутбук Colab с выходами второго сеанса: код, пояснения, вывод, ограничения, паспорт</w:t>
+            <w:r>
+              <w:t>ноутбук Colab с выходами второго сеанса: код, пояснения, вывод, ограничения, паспорт</w:t>
             </w:r>
           </w:p>
         </w:tc>
@@ -11692,14 +11248,13 @@
             </w:tcMar>
           </w:tcPr>
           <w:p>
-            <w:pPr/>
             <w:r>
               <w:rPr>
                 <w:rFonts w:ascii="Consolas" w:eastAsia="Consolas" w:hAnsi="Consolas" w:cs="Consolas"/>
                 <w:sz w:val="18"/>
                 <w:szCs w:val="18"/>
               </w:rPr>
-              <w:t xml:space="preserve">artifacts/run_001/</w:t>
+              <w:t>artifacts/run_001/</w:t>
             </w:r>
           </w:p>
         </w:tc>
@@ -11714,17 +11269,15 @@
             </w:tcMar>
           </w:tcPr>
           <w:p>
-            <w:pPr/>
             <w:r>
               <w:rPr>
                 <w:rFonts w:ascii="Consolas" w:eastAsia="Consolas" w:hAnsi="Consolas" w:cs="Consolas"/>
                 <w:sz w:val="18"/>
                 <w:szCs w:val="18"/>
               </w:rPr>
-              <w:t xml:space="preserve">result.png</w:t>
-            </w:r>
-            <w:r>
-              <w:rPr/>
+              <w:t>result.png</w:t>
+            </w:r>
+            <w:r>
               <w:t xml:space="preserve"> и </w:t>
             </w:r>
             <w:r>
@@ -11733,10 +11286,9 @@
                 <w:sz w:val="18"/>
                 <w:szCs w:val="18"/>
               </w:rPr>
-              <w:t xml:space="preserve">manifest.json</w:t>
-            </w:r>
-            <w:r>
-              <w:rPr/>
+              <w:t>manifest.json</w:t>
+            </w:r>
+            <w:r>
               <w:t xml:space="preserve"> базового запуска</w:t>
             </w:r>
           </w:p>
@@ -11757,17 +11309,15 @@
             </w:tcMar>
           </w:tcPr>
           <w:p>
-            <w:pPr/>
             <w:r>
               <w:rPr>
                 <w:rFonts w:ascii="Consolas" w:eastAsia="Consolas" w:hAnsi="Consolas" w:cs="Consolas"/>
                 <w:sz w:val="18"/>
                 <w:szCs w:val="18"/>
               </w:rPr>
-              <w:t xml:space="preserve">artifacts/condition_A/</w:t>
-            </w:r>
-            <w:r>
-              <w:rPr/>
+              <w:t>artifacts/condition_A/</w:t>
+            </w:r>
+            <w:r>
               <w:t xml:space="preserve">, </w:t>
             </w:r>
             <w:r>
@@ -11776,7 +11326,7 @@
                 <w:sz w:val="18"/>
                 <w:szCs w:val="18"/>
               </w:rPr>
-              <w:t xml:space="preserve">artifacts/condition_B/</w:t>
+              <w:t>artifacts/condition_B/</w:t>
             </w:r>
           </w:p>
         </w:tc>
@@ -11791,17 +11341,15 @@
             </w:tcMar>
           </w:tcPr>
           <w:p>
-            <w:pPr/>
             <w:r>
               <w:rPr>
                 <w:rFonts w:ascii="Consolas" w:eastAsia="Consolas" w:hAnsi="Consolas" w:cs="Consolas"/>
                 <w:sz w:val="18"/>
                 <w:szCs w:val="18"/>
               </w:rPr>
-              <w:t xml:space="preserve">result.png</w:t>
-            </w:r>
-            <w:r>
-              <w:rPr/>
+              <w:t>result.png</w:t>
+            </w:r>
+            <w:r>
               <w:t xml:space="preserve"> и </w:t>
             </w:r>
             <w:r>
@@ -11810,10 +11358,9 @@
                 <w:sz w:val="18"/>
                 <w:szCs w:val="18"/>
               </w:rPr>
-              <w:t xml:space="preserve">manifest.json</w:t>
-            </w:r>
-            <w:r>
-              <w:rPr/>
+              <w:t>manifest.json</w:t>
+            </w:r>
+            <w:r>
               <w:t xml:space="preserve"> условий A и B</w:t>
             </w:r>
           </w:p>
@@ -11834,14 +11381,13 @@
             </w:tcMar>
           </w:tcPr>
           <w:p>
-            <w:pPr/>
             <w:r>
               <w:rPr>
                 <w:rFonts w:ascii="Consolas" w:eastAsia="Consolas" w:hAnsi="Consolas" w:cs="Consolas"/>
                 <w:sz w:val="18"/>
                 <w:szCs w:val="18"/>
               </w:rPr>
-              <w:t xml:space="preserve">artifacts/pair/</w:t>
+              <w:t>artifacts/pair/</w:t>
             </w:r>
           </w:p>
         </w:tc>
@@ -11856,10 +11402,8 @@
             </w:tcMar>
           </w:tcPr>
           <w:p>
-            <w:pPr/>
-            <w:r>
-              <w:rPr/>
-              <w:t xml:space="preserve">A, B и сравнение бок о бок (рисунок 1)</w:t>
+            <w:r>
+              <w:t>A, B и сравнение бок о бок (рисунок 1)</w:t>
             </w:r>
           </w:p>
         </w:tc>
@@ -11879,14 +11423,13 @@
             </w:tcMar>
           </w:tcPr>
           <w:p>
-            <w:pPr/>
             <w:r>
               <w:rPr>
                 <w:rFonts w:ascii="Consolas" w:eastAsia="Consolas" w:hAnsi="Consolas" w:cs="Consolas"/>
                 <w:sz w:val="18"/>
                 <w:szCs w:val="18"/>
               </w:rPr>
-              <w:t xml:space="preserve">artifacts/variant_02_summary.json</w:t>
+              <w:t>artifacts/variant_02_summary.json</w:t>
             </w:r>
           </w:p>
         </w:tc>
@@ -11901,9 +11444,7 @@
             </w:tcMar>
           </w:tcPr>
           <w:p>
-            <w:pPr/>
-            <w:r>
-              <w:rPr/>
+            <w:r>
               <w:t xml:space="preserve">метрики пары из </w:t>
             </w:r>
             <w:r>
@@ -11912,7 +11453,7 @@
                 <w:sz w:val="18"/>
                 <w:szCs w:val="18"/>
               </w:rPr>
-              <w:t xml:space="preserve">variant_summary</w:t>
+              <w:t>variant_summary</w:t>
             </w:r>
           </w:p>
         </w:tc>
@@ -11932,14 +11473,13 @@
             </w:tcMar>
           </w:tcPr>
           <w:p>
-            <w:pPr/>
             <w:r>
               <w:rPr>
                 <w:rFonts w:ascii="Consolas" w:eastAsia="Consolas" w:hAnsi="Consolas" w:cs="Consolas"/>
                 <w:sz w:val="18"/>
                 <w:szCs w:val="18"/>
               </w:rPr>
-              <w:t xml:space="preserve">artifacts/error_shared_generator/</w:t>
+              <w:t>artifacts/error_shared_generator/</w:t>
             </w:r>
           </w:p>
         </w:tc>
@@ -11954,9 +11494,7 @@
             </w:tcMar>
           </w:tcPr>
           <w:p>
-            <w:pPr/>
-            <w:r>
-              <w:rPr/>
+            <w:r>
               <w:t xml:space="preserve">намеренная ошибка: </w:t>
             </w:r>
             <w:r>
@@ -11965,10 +11503,9 @@
                 <w:sz w:val="18"/>
                 <w:szCs w:val="18"/>
               </w:rPr>
-              <w:t xml:space="preserve">run1.png</w:t>
-            </w:r>
-            <w:r>
-              <w:rPr/>
+              <w:t>run1.png</w:t>
+            </w:r>
+            <w:r>
               <w:t xml:space="preserve">, </w:t>
             </w:r>
             <w:r>
@@ -11977,10 +11514,9 @@
                 <w:sz w:val="18"/>
                 <w:szCs w:val="18"/>
               </w:rPr>
-              <w:t xml:space="preserve">run2.png</w:t>
-            </w:r>
-            <w:r>
-              <w:rPr/>
+              <w:t>run2.png</w:t>
+            </w:r>
+            <w:r>
               <w:t xml:space="preserve">, </w:t>
             </w:r>
             <w:r>
@@ -11989,7 +11525,7 @@
                 <w:sz w:val="18"/>
                 <w:szCs w:val="18"/>
               </w:rPr>
-              <w:t xml:space="preserve">result.json</w:t>
+              <w:t>result.json</w:t>
             </w:r>
           </w:p>
         </w:tc>
@@ -12009,14 +11545,13 @@
             </w:tcMar>
           </w:tcPr>
           <w:p>
-            <w:pPr/>
             <w:r>
               <w:rPr>
                 <w:rFonts w:ascii="Consolas" w:eastAsia="Consolas" w:hAnsi="Consolas" w:cs="Consolas"/>
                 <w:sz w:val="18"/>
                 <w:szCs w:val="18"/>
               </w:rPr>
-              <w:t xml:space="preserve">artifacts/SHA256SUMS</w:t>
+              <w:t>artifacts/SHA256SUMS</w:t>
             </w:r>
           </w:p>
         </w:tc>
@@ -12031,10 +11566,8 @@
             </w:tcMar>
           </w:tcPr>
           <w:p>
-            <w:pPr/>
-            <w:r>
-              <w:rPr/>
-              <w:t xml:space="preserve">SHA-256 всех 13 файлов артефактов</w:t>
+            <w:r>
+              <w:t>SHA-256 всех 13 файлов артефактов</w:t>
             </w:r>
           </w:p>
         </w:tc>
@@ -12054,14 +11587,13 @@
             </w:tcMar>
           </w:tcPr>
           <w:p>
-            <w:pPr/>
             <w:r>
               <w:rPr>
                 <w:rFonts w:ascii="Consolas" w:eastAsia="Consolas" w:hAnsi="Consolas" w:cs="Consolas"/>
                 <w:sz w:val="18"/>
                 <w:szCs w:val="18"/>
               </w:rPr>
-              <w:t xml:space="preserve">reports/journal.md</w:t>
+              <w:t>reports/journal.md</w:t>
             </w:r>
           </w:p>
         </w:tc>
@@ -12076,10 +11608,8 @@
             </w:tcMar>
           </w:tcPr>
           <w:p>
-            <w:pPr/>
-            <w:r>
-              <w:rPr/>
-              <w:t xml:space="preserve">гипотеза и допуск до запуска, ход работы, сопоставление</w:t>
+            <w:r>
+              <w:t>гипотеза и допуск до запуска, ход работы, сопоставление</w:t>
             </w:r>
           </w:p>
         </w:tc>
@@ -12099,14 +11629,13 @@
             </w:tcMar>
           </w:tcPr>
           <w:p>
-            <w:pPr/>
             <w:r>
               <w:rPr>
                 <w:rFonts w:ascii="Consolas" w:eastAsia="Consolas" w:hAnsi="Consolas" w:cs="Consolas"/>
                 <w:sz w:val="18"/>
                 <w:szCs w:val="18"/>
               </w:rPr>
-              <w:t xml:space="preserve">assignment/</w:t>
+              <w:t>assignment/</w:t>
             </w:r>
           </w:p>
         </w:tc>
@@ -12121,10 +11650,8 @@
             </w:tcMar>
           </w:tcPr>
           <w:p>
-            <w:pPr/>
-            <w:r>
-              <w:rPr/>
-              <w:t xml:space="preserve">методические указания, библиотека, демо и журнал преподавателя</w:t>
+            <w:r>
+              <w:t>методические указания, библиотека, демо и журнал преподавателя</w:t>
             </w:r>
           </w:p>
         </w:tc>
@@ -12146,7 +11673,7 @@
           <w:sz w:val="22"/>
           <w:szCs w:val="22"/>
         </w:rPr>
-        <w:t xml:space="preserve">Таблица 13 — Паспорт эксперимента</w:t>
+        <w:t>Таблица 13 — Паспорт эксперимента</w:t>
       </w:r>
     </w:p>
     <w:tbl>
@@ -12196,7 +11723,7 @@
                 <w:b/>
                 <w:bCs/>
               </w:rPr>
-              <w:t xml:space="preserve">Поле</w:t>
+              <w:t>Поле</w:t>
             </w:r>
           </w:p>
         </w:tc>
@@ -12221,7 +11748,7 @@
                 <w:b/>
                 <w:bCs/>
               </w:rPr>
-              <w:t xml:space="preserve">Значение</w:t>
+              <w:t>Значение</w:t>
             </w:r>
           </w:p>
         </w:tc>
@@ -12241,10 +11768,8 @@
             </w:tcMar>
           </w:tcPr>
           <w:p>
-            <w:pPr/>
-            <w:r>
-              <w:rPr/>
-              <w:t xml:space="preserve">Работа, вариант</w:t>
+            <w:r>
+              <w:t>Работа, вариант</w:t>
             </w:r>
           </w:p>
         </w:tc>
@@ -12259,10 +11784,8 @@
             </w:tcMar>
           </w:tcPr>
           <w:p>
-            <w:pPr/>
-            <w:r>
-              <w:rPr/>
-              <w:t xml:space="preserve">ЛР №5, вариант 2: бриф 1 × условие 2 «seed и seed + 1»</w:t>
+            <w:r>
+              <w:t>ЛР №5, вариант 2: бриф 1 × условие 2 «seed и seed + 1»</w:t>
             </w:r>
           </w:p>
         </w:tc>
@@ -12282,10 +11805,8 @@
             </w:tcMar>
           </w:tcPr>
           <w:p>
-            <w:pPr/>
-            <w:r>
-              <w:rPr/>
-              <w:t xml:space="preserve">Модель и ревизия</w:t>
+            <w:r>
+              <w:t>Модель и ревизия</w:t>
             </w:r>
           </w:p>
         </w:tc>
@@ -12300,10 +11821,8 @@
             </w:tcMar>
           </w:tcPr>
           <w:p>
-            <w:pPr/>
-            <w:r>
-              <w:rPr/>
-              <w:t xml:space="preserve">stabilityai/sd-turbo, b261bac6fd2cf515557d5d0707481eafa0485ec2, файлы fp16</w:t>
+            <w:r>
+              <w:t>stabilityai/sd-turbo, b261bac6fd2cf515557d5d0707481eafa0485ec2, файлы fp16</w:t>
             </w:r>
           </w:p>
         </w:tc>
@@ -12323,10 +11842,8 @@
             </w:tcMar>
           </w:tcPr>
           <w:p>
-            <w:pPr/>
-            <w:r>
-              <w:rPr/>
-              <w:t xml:space="preserve">Лицензия</w:t>
+            <w:r>
+              <w:t>Лицензия</w:t>
             </w:r>
           </w:p>
         </w:tc>
@@ -12341,10 +11858,8 @@
             </w:tcMar>
           </w:tcPr>
           <w:p>
-            <w:pPr/>
-            <w:r>
-              <w:rPr/>
-              <w:t xml:space="preserve">Stability AI Community License Agreement (5 июля 2024 г.), Acceptable Use Policy; учебное некоммерческое использование; «Powered by Stability AI»</w:t>
+            <w:r>
+              <w:t>Stability AI Community License Agreement (5 июля 2024 г.), Acceptable Use Policy; учебное некоммерческое использование; «Powered by Stability AI»</w:t>
             </w:r>
           </w:p>
         </w:tc>
@@ -12364,10 +11879,8 @@
             </w:tcMar>
           </w:tcPr>
           <w:p>
-            <w:pPr/>
-            <w:r>
-              <w:rPr/>
-              <w:t xml:space="preserve">Запрос</w:t>
+            <w:r>
+              <w:t>Запрос</w:t>
             </w:r>
           </w:p>
         </w:tc>
@@ -12382,17 +11895,15 @@
             </w:tcMar>
           </w:tcPr>
           <w:p>
-            <w:pPr/>
             <w:r>
               <w:rPr>
                 <w:rFonts w:ascii="Consolas" w:eastAsia="Consolas" w:hAnsi="Consolas" w:cs="Consolas"/>
                 <w:sz w:val="18"/>
                 <w:szCs w:val="18"/>
               </w:rPr>
-              <w:t xml:space="preserve">BRIEFS[0]</w:t>
-            </w:r>
-            <w:r>
-              <w:rPr/>
+              <w:t>BRIEFS[0]</w:t>
+            </w:r>
+            <w:r>
               <w:t xml:space="preserve"> — бриф 1 (раздел 3.1)</w:t>
             </w:r>
           </w:p>
@@ -12413,10 +11924,8 @@
             </w:tcMar>
           </w:tcPr>
           <w:p>
-            <w:pPr/>
-            <w:r>
-              <w:rPr/>
-              <w:t xml:space="preserve">seed</w:t>
+            <w:r>
+              <w:t>seed</w:t>
             </w:r>
           </w:p>
         </w:tc>
@@ -12431,10 +11940,8 @@
             </w:tcMar>
           </w:tcPr>
           <w:p>
-            <w:pPr/>
-            <w:r>
-              <w:rPr/>
-              <w:t xml:space="preserve">A — 1002, B — 1003; прогрев — 1; демо — 20260919</w:t>
+            <w:r>
+              <w:t>A — 1002, B — 1003; прогрев — 1; демо — 20260919</w:t>
             </w:r>
           </w:p>
         </w:tc>
@@ -12454,10 +11961,8 @@
             </w:tcMar>
           </w:tcPr>
           <w:p>
-            <w:pPr/>
-            <w:r>
-              <w:rPr/>
-              <w:t xml:space="preserve">Шаги, guidance, размер</w:t>
+            <w:r>
+              <w:t>Шаги, guidance, размер</w:t>
             </w:r>
           </w:p>
         </w:tc>
@@ -12472,10 +11977,8 @@
             </w:tcMar>
           </w:tcPr>
           <w:p>
-            <w:pPr/>
-            <w:r>
-              <w:rPr/>
-              <w:t xml:space="preserve">1; 0,0; 512 × 512</w:t>
+            <w:r>
+              <w:t>1; 0,0; 512 × 512</w:t>
             </w:r>
           </w:p>
         </w:tc>
@@ -12495,10 +11998,9 @@
             </w:tcMar>
           </w:tcPr>
           <w:p>
-            <w:pPr/>
-            <w:r>
-              <w:rPr/>
-              <w:t xml:space="preserve">Генератор, тип вычислений</w:t>
+            <w:r>
+              <w:lastRenderedPageBreak/>
+              <w:t>Генератор, тип вычислений</w:t>
             </w:r>
           </w:p>
         </w:tc>
@@ -12513,17 +12015,15 @@
             </w:tcMar>
           </w:tcPr>
           <w:p>
-            <w:pPr/>
             <w:r>
               <w:rPr>
                 <w:rFonts w:ascii="Consolas" w:eastAsia="Consolas" w:hAnsi="Consolas" w:cs="Consolas"/>
                 <w:sz w:val="18"/>
                 <w:szCs w:val="18"/>
               </w:rPr>
-              <w:t xml:space="preserve">torch.Generator</w:t>
-            </w:r>
-            <w:r>
-              <w:rPr/>
+              <w:t>torch.Generator</w:t>
+            </w:r>
+            <w:r>
               <w:t xml:space="preserve"> на CPU, свежий на каждый запуск; float16</w:t>
             </w:r>
           </w:p>
@@ -12544,10 +12044,8 @@
             </w:tcMar>
           </w:tcPr>
           <w:p>
-            <w:pPr/>
-            <w:r>
-              <w:rPr/>
-              <w:t xml:space="preserve">Среда</w:t>
+            <w:r>
+              <w:t>Среда</w:t>
             </w:r>
           </w:p>
         </w:tc>
@@ -12562,10 +12060,8 @@
             </w:tcMar>
           </w:tcPr>
           <w:p>
-            <w:pPr/>
-            <w:r>
-              <w:rPr/>
-              <w:t xml:space="preserve">Google Colab, Tesla T4 (14,6 ГиБ), CUDA 13.0; Linux-6.6.122+-x86_64-with-glibc2.39</w:t>
+            <w:r>
+              <w:t>Google Colab, Tesla T4 (14,6 ГиБ), CUDA 13.0; Linux-6.6.122+-x86_64-with-glibc2.39</w:t>
             </w:r>
           </w:p>
         </w:tc>
@@ -12585,10 +12081,8 @@
             </w:tcMar>
           </w:tcPr>
           <w:p>
-            <w:pPr/>
-            <w:r>
-              <w:rPr/>
-              <w:t xml:space="preserve">Версии</w:t>
+            <w:r>
+              <w:t>Версии</w:t>
             </w:r>
           </w:p>
         </w:tc>
@@ -12603,10 +12097,8 @@
             </w:tcMar>
           </w:tcPr>
           <w:p>
-            <w:pPr/>
-            <w:r>
-              <w:rPr/>
-              <w:t xml:space="preserve">Python 3.13.15, torch 2.11.0+cu130, diffusers 0.40.0, transformers 5.16.1, Pillow 11.3.0, numpy 2.1.3</w:t>
+            <w:r>
+              <w:t>Python 3.13.15, torch 2.11.0+cu130, diffusers 0.40.0, transformers 5.16.1, Pillow 11.3.0, numpy 2.1.3</w:t>
             </w:r>
           </w:p>
         </w:tc>
@@ -12626,10 +12118,8 @@
             </w:tcMar>
           </w:tcPr>
           <w:p>
-            <w:pPr/>
-            <w:r>
-              <w:rPr/>
-              <w:t xml:space="preserve">Библиотека</w:t>
+            <w:r>
+              <w:t>Библиотека</w:t>
             </w:r>
           </w:p>
         </w:tc>
@@ -12644,10 +12134,8 @@
             </w:tcMar>
           </w:tcPr>
           <w:p>
-            <w:pPr/>
-            <w:r>
-              <w:rPr/>
-              <w:t xml:space="preserve">lab05_lib.py без изменений, 6447 байт, SHA-256 4eb176506585ffcd…</w:t>
+            <w:r>
+              <w:t>lab05_lib.py без изменений, 6447 байт, SHA-256 4eb176506585ffcd…</w:t>
             </w:r>
           </w:p>
         </w:tc>
@@ -12667,10 +12155,8 @@
             </w:tcMar>
           </w:tcPr>
           <w:p>
-            <w:pPr/>
-            <w:r>
-              <w:rPr/>
-              <w:t xml:space="preserve">SHA-256 A</w:t>
+            <w:r>
+              <w:t>SHA-256 A</w:t>
             </w:r>
           </w:p>
         </w:tc>
@@ -12685,10 +12171,8 @@
             </w:tcMar>
           </w:tcPr>
           <w:p>
-            <w:pPr/>
-            <w:r>
-              <w:rPr/>
-              <w:t xml:space="preserve">403134b8e34029d144d41b14a9de11273a7a6dc3defb79fc871aa181b48faf1d</w:t>
+            <w:r>
+              <w:t>403134b8e34029d144d41b14a9de11273a7a6dc3defb79fc871aa181b48faf1d</w:t>
             </w:r>
           </w:p>
         </w:tc>
@@ -12708,10 +12192,8 @@
             </w:tcMar>
           </w:tcPr>
           <w:p>
-            <w:pPr/>
-            <w:r>
-              <w:rPr/>
-              <w:t xml:space="preserve">SHA-256 B</w:t>
+            <w:r>
+              <w:t>SHA-256 B</w:t>
             </w:r>
           </w:p>
         </w:tc>
@@ -12726,10 +12208,8 @@
             </w:tcMar>
           </w:tcPr>
           <w:p>
-            <w:pPr/>
-            <w:r>
-              <w:rPr/>
-              <w:t xml:space="preserve">098ebd438eb3befedd979cf5edc0a71ff403f3ae22a664e1644d4309f93eca08</w:t>
+            <w:r>
+              <w:t>098ebd438eb3befedd979cf5edc0a71ff403f3ae22a664e1644d4309f93eca08</w:t>
             </w:r>
           </w:p>
         </w:tc>
@@ -12749,10 +12229,8 @@
             </w:tcMar>
           </w:tcPr>
           <w:p>
-            <w:pPr/>
-            <w:r>
-              <w:rPr/>
-              <w:t xml:space="preserve">Допуск</w:t>
+            <w:r>
+              <w:t>Допуск</w:t>
             </w:r>
           </w:p>
         </w:tc>
@@ -12767,10 +12245,8 @@
             </w:tcMar>
           </w:tcPr>
           <w:p>
-            <w:pPr/>
-            <w:r>
-              <w:rPr/>
-              <w:t xml:space="preserve">identical — побитово; close — PSNR ≥ 40 дБ; different — PSNR &lt; 40 дБ; записан до запуска (коммит be8fcd9)</w:t>
+            <w:r>
+              <w:t>identical — побитово; close — PSNR ≥ 40 дБ; different — PSNR &lt; 40 дБ; записан до запуска (коммит be8fcd9)</w:t>
             </w:r>
           </w:p>
         </w:tc>
@@ -12790,10 +12266,8 @@
             </w:tcMar>
           </w:tcPr>
           <w:p>
-            <w:pPr/>
-            <w:r>
-              <w:rPr/>
-              <w:t xml:space="preserve">Результат</w:t>
+            <w:r>
+              <w:t>Результат</w:t>
             </w:r>
           </w:p>
         </w:tc>
@@ -12808,10 +12282,8 @@
             </w:tcMar>
           </w:tcPr>
           <w:p>
-            <w:pPr/>
-            <w:r>
-              <w:rPr/>
-              <w:t xml:space="preserve">different, PSNR 10,63 дБ, максимум различия 254</w:t>
+            <w:r>
+              <w:t>different, PSNR 10,63 дБ, максимум различия 254</w:t>
             </w:r>
           </w:p>
         </w:tc>
@@ -12831,10 +12303,8 @@
             </w:tcMar>
           </w:tcPr>
           <w:p>
-            <w:pPr/>
-            <w:r>
-              <w:rPr/>
-              <w:t xml:space="preserve">Воспроизводимость</w:t>
+            <w:r>
+              <w:t>Воспроизводимость</w:t>
             </w:r>
           </w:p>
         </w:tc>
@@ -12849,10 +12319,8 @@
             </w:tcMar>
           </w:tcPr>
           <w:p>
-            <w:pPr/>
-            <w:r>
-              <w:rPr/>
-              <w:t xml:space="preserve">побитовая внутри сеанса и между сеансами в этой среде; демо на torch +cu130 ≠ указаниям (+cu128)</w:t>
+            <w:r>
+              <w:t>побитовая внутри сеанса и между сеансами в этой среде; демо на torch +cu130 ≠ указаниям (+cu128)</w:t>
             </w:r>
           </w:p>
         </w:tc>
@@ -12872,10 +12340,8 @@
             </w:tcMar>
           </w:tcPr>
           <w:p>
-            <w:pPr/>
-            <w:r>
-              <w:rPr/>
-              <w:t xml:space="preserve">Границы</w:t>
+            <w:r>
+              <w:t>Границы</w:t>
             </w:r>
           </w:p>
         </w:tc>
@@ -12890,10 +12356,8 @@
             </w:tcMar>
           </w:tcPr>
           <w:p>
-            <w:pPr/>
-            <w:r>
-              <w:rPr/>
-              <w:t xml:space="preserve">одна пара seed, один бриф, одна среда; на другой GPU или сборке CUDA — сравнение по допуску</w:t>
+            <w:r>
+              <w:t>одна пара seed, один бриф, одна среда; на другой GPU или сборке CUDA — сравнение по допуску</w:t>
             </w:r>
           </w:p>
         </w:tc>
@@ -12917,7 +12381,7 @@
           <w:sz w:val="24"/>
           <w:szCs w:val="24"/>
         </w:rPr>
-        <w:t xml:space="preserve">Индивидуальный вклад.</w:t>
+        <w:t>Индивидуальный вклад.</w:t>
       </w:r>
       <w:r>
         <w:rPr>
@@ -12932,7 +12396,7 @@
           <w:sz w:val="22"/>
           <w:szCs w:val="22"/>
         </w:rPr>
-        <w:t xml:space="preserve">latents</w:t>
+        <w:t>latents</w:t>
       </w:r>
       <w:r>
         <w:rPr>
@@ -12947,7 +12411,7 @@
           <w:sz w:val="22"/>
           <w:szCs w:val="22"/>
         </w:rPr>
-        <w:t xml:space="preserve">lab05_lib.py</w:t>
+        <w:t>lab05_lib.py</w:t>
       </w:r>
       <w:r>
         <w:rPr>
@@ -12962,7 +12426,7 @@
           <w:sz w:val="22"/>
           <w:szCs w:val="22"/>
         </w:rPr>
-        <w:t xml:space="preserve">lab05_demo.py</w:t>
+        <w:t>lab05_demo.py</w:t>
       </w:r>
       <w:r>
         <w:rPr>
@@ -12986,7 +12450,8 @@
           <w:sz w:val="28"/>
           <w:szCs w:val="28"/>
         </w:rPr>
-        <w:t xml:space="preserve">Приложение А. Ответы на контрольные вопросы</w:t>
+        <w:lastRenderedPageBreak/>
+        <w:t>Приложение А. Ответы на контрольные вопросы</w:t>
       </w:r>
     </w:p>
     <w:p>
@@ -12999,7 +12464,7 @@
           <w:sz w:val="24"/>
           <w:szCs w:val="24"/>
         </w:rPr>
-        <w:t xml:space="preserve">Вопросы приведены по разделу 9 методических указаний. Ответы опираются на данные настоящей работы.</w:t>
+        <w:t>Вопросы приведены по разделу 9 методических указаний. Ответы опираются на данные настоящей работы.</w:t>
       </w:r>
     </w:p>
     <w:p>
@@ -13016,7 +12481,7 @@
           <w:sz w:val="25"/>
           <w:szCs w:val="25"/>
         </w:rPr>
-        <w:t xml:space="preserve">1. Чем модель отличается от конвейера и от пользовательского приложения?</w:t>
+        <w:t>1. Чем модель отличается от конвейера и от пользовательского приложения?</w:t>
       </w:r>
     </w:p>
     <w:p>
@@ -13031,7 +12496,7 @@
           <w:sz w:val="24"/>
           <w:szCs w:val="24"/>
         </w:rPr>
-        <w:t xml:space="preserve">Модель</w:t>
+        <w:t>Модель</w:t>
       </w:r>
       <w:r>
         <w:rPr>
@@ -13046,7 +12511,7 @@
           <w:sz w:val="22"/>
           <w:szCs w:val="22"/>
         </w:rPr>
-        <w:t xml:space="preserve">stabilityai/sd-turbo</w:t>
+        <w:t>stabilityai/sd-turbo</w:t>
       </w:r>
       <w:r>
         <w:rPr>
@@ -13061,7 +12526,7 @@
           <w:sz w:val="22"/>
           <w:szCs w:val="22"/>
         </w:rPr>
-        <w:t xml:space="preserve">b261bac6…</w:t>
+        <w:t>b261bac6…</w:t>
       </w:r>
       <w:r>
         <w:rPr>
@@ -13077,7 +12542,7 @@
           <w:sz w:val="24"/>
           <w:szCs w:val="24"/>
         </w:rPr>
-        <w:t xml:space="preserve">Конвейер</w:t>
+        <w:t>Конвейер</w:t>
       </w:r>
       <w:r>
         <w:rPr>
@@ -13092,7 +12557,7 @@
           <w:sz w:val="22"/>
           <w:szCs w:val="22"/>
         </w:rPr>
-        <w:t xml:space="preserve">AutoPipelineForText2Image</w:t>
+        <w:t>AutoPipelineForText2Image</w:t>
       </w:r>
       <w:r>
         <w:rPr>
@@ -13108,7 +12573,7 @@
           <w:sz w:val="24"/>
           <w:szCs w:val="24"/>
         </w:rPr>
-        <w:t xml:space="preserve">Пользовательское приложение</w:t>
+        <w:t>Пользовательское приложение</w:t>
       </w:r>
       <w:r>
         <w:rPr>
@@ -13132,7 +12597,7 @@
           <w:sz w:val="25"/>
           <w:szCs w:val="25"/>
         </w:rPr>
-        <w:t xml:space="preserve">2. Почему имя модели без ревизии недостаточно для воспроизведения?</w:t>
+        <w:t>2. Почему имя модели без ревизии недостаточно для воспроизведения?</w:t>
       </w:r>
     </w:p>
     <w:p>
@@ -13153,7 +12618,7 @@
           <w:sz w:val="22"/>
           <w:szCs w:val="22"/>
         </w:rPr>
-        <w:t xml:space="preserve">stabilityai/sd-turbo</w:t>
+        <w:t>stabilityai/sd-turbo</w:t>
       </w:r>
       <w:r>
         <w:rPr>
@@ -13168,7 +12633,7 @@
           <w:sz w:val="22"/>
           <w:szCs w:val="22"/>
         </w:rPr>
-        <w:t xml:space="preserve">b261bac6fd2cf515557d5d0707481eafa0485ec2</w:t>
+        <w:t>b261bac6fd2cf515557d5d0707481eafa0485ec2</w:t>
       </w:r>
       <w:r>
         <w:rPr>
@@ -13183,7 +12648,7 @@
           <w:sz w:val="22"/>
           <w:szCs w:val="22"/>
         </w:rPr>
-        <w:t xml:space="preserve">from_pretrained(revision=REVISION)</w:t>
+        <w:t>from_pretrained(revision=REVISION)</w:t>
       </w:r>
       <w:r>
         <w:rPr>
@@ -13198,14 +12663,14 @@
           <w:sz w:val="22"/>
           <w:szCs w:val="22"/>
         </w:rPr>
-        <w:t xml:space="preserve">variant="fp16"</w:t>
-      </w:r>
-      <w:r>
-        <w:rPr>
-          <w:sz w:val="24"/>
-          <w:szCs w:val="24"/>
-        </w:rPr>
-        <w:t xml:space="preserve">), потому что в одной ревизии лежат и fp16-, и полные веса.</w:t>
+        <w:t>variant="fp16"</w:t>
+      </w:r>
+      <w:r>
+        <w:rPr>
+          <w:sz w:val="24"/>
+          <w:szCs w:val="24"/>
+        </w:rPr>
+        <w:t>), потому что в одной ревизии лежат и fp16-, и полные веса.</w:t>
       </w:r>
     </w:p>
     <w:p>
@@ -13222,7 +12687,7 @@
           <w:sz w:val="25"/>
           <w:szCs w:val="25"/>
         </w:rPr>
-        <w:t xml:space="preserve">3. Что фиксирует seed и чего он не фиксирует?</w:t>
+        <w:t>3. Что фиксирует seed и чего он не фиксирует?</w:t>
       </w:r>
     </w:p>
     <w:p>
@@ -13235,7 +12700,7 @@
           <w:sz w:val="24"/>
           <w:szCs w:val="24"/>
         </w:rPr>
-        <w:t xml:space="preserve">Seed фиксирует только последовательность псевдослучайных чисел генератора, то есть начальный латентный шум — при условии, что не меняются устройство генератора, тип данных и форма тензора. В работе это доказано прямо: готовый шум seed 1002 и 1003 без генератора воспроизвёл A и B бит в бит, а смена seed на единицу дала независимый шум (корреляция −0,0018) и другой кадр (PSNR 10,63 дБ).</w:t>
+        <w:t>Seed фиксирует только последовательность псевдослучайных чисел генератора, то есть начальный латентный шум — при условии, что не меняются устройство генератора, тип данных и форма тензора. В работе это доказано прямо: готовый шум seed 1002 и 1003 без генератора воспроизвёл A и B бит в бит, а смена seed на единицу дала независимый шум (корреляция −0,0018) и другой кадр (PSNR 10,63 дБ).</w:t>
       </w:r>
     </w:p>
     <w:p>
@@ -13248,7 +12713,7 @@
           <w:sz w:val="24"/>
           <w:szCs w:val="24"/>
         </w:rPr>
-        <w:t xml:space="preserve">Seed не фиксирует: модель и ревизию, запрос, число шагов, guidance, размер (от него зависит форма шума), тип данных шума (float16 и float32 дают разные числа), устройство генератора (CPU и GPU дают разные числа), версии библиотек, сборку CUDA и модель GPU. Последнее показал демо: тот же seed 20260919 на той же T4, но с torch +cu130, дал другой SHA-256, чем в указаниях (+cu128).</w:t>
+        <w:t>Seed не фиксирует: модель и ревизию, запрос, число шагов, guidance, размер (от него зависит форма шума), тип данных шума (float16 и float32 дают разные числа), устройство генератора (CPU и GPU дают разные числа), версии библиотек, сборку CUDA и модель GPU. Последнее показал демо: тот же seed 20260919 на той же T4, но с torch +cu130, дал другой SHA-256, чем в указаниях (+cu128).</w:t>
       </w:r>
     </w:p>
     <w:p>
@@ -13265,7 +12730,7 @@
           <w:sz w:val="25"/>
           <w:szCs w:val="25"/>
         </w:rPr>
-        <w:t xml:space="preserve">4. Почему Diffusers рекомендует генератор на CPU?</w:t>
+        <w:t>4. Почему Diffusers рекомендует генератор на CPU?</w:t>
       </w:r>
     </w:p>
     <w:p>
@@ -13278,7 +12743,7 @@
           <w:sz w:val="24"/>
           <w:szCs w:val="24"/>
         </w:rPr>
-        <w:t xml:space="preserve">Генераторы CPU и GPU используют разные алгоритмы и при одном seed выдают разные числа. Генератор на CPU не зависит от модели видеокарты и версии CUDA, поэтому начальный шум одинаков на любой машине, даже без GPU; генератор на GPU привязывает шум к устройству. В работе генератор на CPU, поэтому расхождение демо с указаниями возникло не в шуме, а в вычислениях сети на GPU — причина сужена до одной части конвейера.</w:t>
+        <w:t>Генераторы CPU и GPU используют разные алгоритмы и при одном seed выдают разные числа. Генератор на CPU не зависит от модели видеокарты и версии CUDA, поэтому начальный шум одинаков на любой машине, даже без GPU; генератор на GPU привязывает шум к устройству. В работе генератор на CPU, поэтому расхождение демо с указаниями возникло не в шуме, а в вычислениях сети на GPU — причина сужена до одной части конвейера.</w:t>
       </w:r>
     </w:p>
     <w:p>
@@ -13295,7 +12760,8 @@
           <w:sz w:val="25"/>
           <w:szCs w:val="25"/>
         </w:rPr>
-        <w:t xml:space="preserve">5. Почему один объект Generator, переданный в два запуска, даёт разные изображения? Что показала ваша проверка?</w:t>
+        <w:lastRenderedPageBreak/>
+        <w:t>5. Почему один объект Generator, переданный в два запуска, даёт разные изображения? Что показала ваша проверка?</w:t>
       </w:r>
     </w:p>
     <w:p>
@@ -13308,7 +12774,7 @@
           <w:sz w:val="24"/>
           <w:szCs w:val="24"/>
         </w:rPr>
-        <w:t xml:space="preserve">Generator хранит внутреннее состояние, которое сдвигается при каждом использовании. Первый вызов конвейера расходует генератор на 1 · 4 · 64 · 64 = 16 384 значения шума; второй вызов продолжает с того места, где остановился первый, и получает другой шум — как если бы seed был другим. Проверка на моём брифе и seed 1002: первый вызов совпал с эталоном (</w:t>
+        <w:t>Generator хранит внутреннее состояние, которое сдвигается при каждом использовании. Первый вызов конвейера расходует генератор на 1 · 4 · 64 · 64 = 16 384 значения шума; второй вызов продолжает с того места, где остановился первый, и получает другой шум — как если бы seed был другим. Проверка на моём брифе и seed 1002: первый вызов совпал с эталоном (</w:t>
       </w:r>
       <w:r>
         <w:rPr>
@@ -13316,14 +12782,14 @@
           <w:sz w:val="22"/>
           <w:szCs w:val="22"/>
         </w:rPr>
-        <w:t xml:space="preserve">403134b8…</w:t>
-      </w:r>
-      <w:r>
-        <w:rPr>
-          <w:sz w:val="24"/>
-          <w:szCs w:val="24"/>
-        </w:rPr>
-        <w:t xml:space="preserve">), второй — нет (</w:t>
+        <w:t>403134b8…</w:t>
+      </w:r>
+      <w:r>
+        <w:rPr>
+          <w:sz w:val="24"/>
+          <w:szCs w:val="24"/>
+        </w:rPr>
+        <w:t>), второй — нет (</w:t>
       </w:r>
       <w:r>
         <w:rPr>
@@ -13331,7 +12797,7 @@
           <w:sz w:val="22"/>
           <w:szCs w:val="22"/>
         </w:rPr>
-        <w:t xml:space="preserve">0e1a569a…</w:t>
+        <w:t>0e1a569a…</w:t>
       </w:r>
       <w:r>
         <w:rPr>
@@ -13346,14 +12812,14 @@
           <w:sz w:val="22"/>
           <w:szCs w:val="22"/>
         </w:rPr>
-        <w:t xml:space="preserve">L.generate</w:t>
-      </w:r>
-      <w:r>
-        <w:rPr>
-          <w:sz w:val="24"/>
-          <w:szCs w:val="24"/>
-        </w:rPr>
-        <w:t xml:space="preserve">; с ним повтор совпал побитово.</w:t>
+        <w:t>L.generate</w:t>
+      </w:r>
+      <w:r>
+        <w:rPr>
+          <w:sz w:val="24"/>
+          <w:szCs w:val="24"/>
+        </w:rPr>
+        <w:t>; с ним повтор совпал побитово.</w:t>
       </w:r>
     </w:p>
     <w:p>
@@ -13370,7 +12836,7 @@
           <w:sz w:val="25"/>
           <w:szCs w:val="25"/>
         </w:rPr>
-        <w:t xml:space="preserve">6. Что доказывает совпадение SHA-256 двух файлов, а что не доказывает?</w:t>
+        <w:t>6. Что доказывает совпадение SHA-256 двух файлов, а что не доказывает?</w:t>
       </w:r>
     </w:p>
     <w:p>
@@ -13385,7 +12851,7 @@
           <w:sz w:val="24"/>
           <w:szCs w:val="24"/>
         </w:rPr>
-        <w:t xml:space="preserve">Доказывает:</w:t>
+        <w:t>Доказывает:</w:t>
       </w:r>
       <w:r>
         <w:rPr>
@@ -13400,7 +12866,7 @@
           <w:sz w:val="22"/>
           <w:szCs w:val="22"/>
         </w:rPr>
-        <w:t xml:space="preserve">403134b8…</w:t>
+        <w:t>403134b8…</w:t>
       </w:r>
       <w:r>
         <w:rPr>
@@ -13415,7 +12881,7 @@
           <w:sz w:val="22"/>
           <w:szCs w:val="22"/>
         </w:rPr>
-        <w:t xml:space="preserve">run_001/result.png</w:t>
+        <w:t>run_001/result.png</w:t>
       </w:r>
       <w:r>
         <w:rPr>
@@ -13430,7 +12896,7 @@
           <w:sz w:val="22"/>
           <w:szCs w:val="22"/>
         </w:rPr>
-        <w:t xml:space="preserve">condition_A/result.png</w:t>
+        <w:t>condition_A/result.png</w:t>
       </w:r>
       <w:r>
         <w:rPr>
@@ -13445,7 +12911,7 @@
           <w:sz w:val="22"/>
           <w:szCs w:val="22"/>
         </w:rPr>
-        <w:t xml:space="preserve">pair/A_seed1002.png</w:t>
+        <w:t>pair/A_seed1002.png</w:t>
       </w:r>
       <w:r>
         <w:rPr>
@@ -13460,7 +12926,7 @@
           <w:sz w:val="22"/>
           <w:szCs w:val="22"/>
         </w:rPr>
-        <w:t xml:space="preserve">error_shared_generator/run1.png</w:t>
+        <w:t>error_shared_generator/run1.png</w:t>
       </w:r>
       <w:r>
         <w:rPr>
@@ -13482,7 +12948,7 @@
           <w:sz w:val="24"/>
           <w:szCs w:val="24"/>
         </w:rPr>
-        <w:t xml:space="preserve">Не доказывает:</w:t>
+        <w:t>Не доказывает:</w:t>
       </w:r>
       <w:r>
         <w:rPr>
@@ -13506,7 +12972,7 @@
           <w:sz w:val="25"/>
           <w:szCs w:val="25"/>
         </w:rPr>
-        <w:t xml:space="preserve">7. Найдите PSNR, если MSE двух изображений на шкале 0…255 равна 65,025</w:t>
+        <w:t>7. Найдите PSNR, если MSE двух изображений на шкале 0…255 равна 65,025</w:t>
       </w:r>
     </w:p>
     <w:tbl>
@@ -13528,7 +12994,7 @@
         <w:tblLook w:val="04A0" w:firstRow="1" w:lastRow="0" w:firstColumn="1" w:lastColumn="0" w:noHBand="0" w:noVBand="1"/>
       </w:tblPr>
       <w:tblGrid>
-        <w:gridCol w:w="9346"/>
+        <w:gridCol w:w="9355"/>
       </w:tblGrid>
       <w:tr>
         <w:trPr>
@@ -13556,7 +13022,7 @@
                 <w:sz w:val="18"/>
                 <w:szCs w:val="18"/>
               </w:rPr>
-              <w:t xml:space="preserve">PSNR = 10 · lg(255² / MSE) = 10 · lg(65 025 / 65,025) = 10 · lg(1000) = 10 · 3 = 30 дБ</w:t>
+              <w:t>PSNR = 10 · lg(255² / MSE) = 10 · lg(65 025 / 65,025) = 10 · lg(1000) = 10 · 3 = 30 дБ</w:t>
             </w:r>
           </w:p>
         </w:tc>
@@ -13586,14 +13052,14 @@
           <w:sz w:val="24"/>
           <w:szCs w:val="24"/>
         </w:rPr>
-        <w:t xml:space="preserve">30 дБ</w:t>
-      </w:r>
-      <w:r>
-        <w:rPr>
-          <w:sz w:val="24"/>
-          <w:szCs w:val="24"/>
-        </w:rPr>
-        <w:t xml:space="preserve">. По допуску работы (40 дБ) такая пара получила бы вердикт different, хотя численно она гораздо ближе, чем пара моего варианта: у неё MSE ≈ 5627 и PSNR 10,63 дБ. Для сравнения, повышение PSNR на 10 дБ соответствует уменьшению MSE в 10 раз: при 40 дБ MSE была бы ≈ 6,5.</w:t>
+        <w:t>30 дБ</w:t>
+      </w:r>
+      <w:r>
+        <w:rPr>
+          <w:sz w:val="24"/>
+          <w:szCs w:val="24"/>
+        </w:rPr>
+        <w:t>. По допуску работы (40 дБ) такая пара получила бы вердикт different, хотя численно она гораздо ближе, чем пара моего варианта: у неё MSE ≈ 5627 и PSNR 10,63 дБ. Для сравнения, повышение PSNR на 10 дБ соответствует уменьшению MSE в 10 раз: при 40 дБ MSE была бы ≈ 6,5.</w:t>
       </w:r>
     </w:p>
     <w:p>
@@ -13610,7 +13076,7 @@
           <w:sz w:val="25"/>
           <w:szCs w:val="25"/>
         </w:rPr>
-        <w:t xml:space="preserve">8. Почему при смене float16 на float32 и одном seed изображения различны, хотя веса те же? Как проверить причину?</w:t>
+        <w:t>8. Почему при смене float16 на float32 и одном seed изображения различны, хотя веса те же? Как проверить причину?</w:t>
       </w:r>
     </w:p>
     <w:p>
@@ -13631,7 +13097,7 @@
           <w:sz w:val="22"/>
           <w:szCs w:val="22"/>
         </w:rPr>
-        <w:t xml:space="preserve">torch.randn</w:t>
+        <w:t>torch.randn</w:t>
       </w:r>
       <w:r>
         <w:rPr>
@@ -13646,7 +13112,7 @@
           <w:sz w:val="22"/>
           <w:szCs w:val="22"/>
         </w:rPr>
-        <w:t xml:space="preserve">generate_fixed_noise</w:t>
+        <w:t>generate_fixed_noise</w:t>
       </w:r>
       <w:r>
         <w:rPr>
@@ -13661,7 +13127,7 @@
           <w:sz w:val="22"/>
           <w:szCs w:val="22"/>
         </w:rPr>
-        <w:t xml:space="preserve">latents</w:t>
+        <w:t>latents</w:t>
       </w:r>
       <w:r>
         <w:rPr>
@@ -13685,7 +13151,8 @@
           <w:sz w:val="25"/>
           <w:szCs w:val="25"/>
         </w:rPr>
-        <w:t xml:space="preserve">9. Какие лицензионные условия применимы к вашему запуску и что нужно указать в отчёте?</w:t>
+        <w:lastRenderedPageBreak/>
+        <w:t>9. Какие лицензионные условия применимы к вашему запуску и что нужно указать в отчёте?</w:t>
       </w:r>
     </w:p>
     <w:p>
@@ -13706,7 +13173,7 @@
           <w:sz w:val="22"/>
           <w:szCs w:val="22"/>
         </w:rPr>
-        <w:t xml:space="preserve">LICENSE.md</w:t>
+        <w:t>LICENSE.md</w:t>
       </w:r>
       <w:r>
         <w:rPr>
@@ -13721,7 +13188,7 @@
           <w:sz w:val="22"/>
           <w:szCs w:val="22"/>
         </w:rPr>
-        <w:t xml:space="preserve">b261bac6…</w:t>
+        <w:t>b261bac6…</w:t>
       </w:r>
       <w:r>
         <w:rPr>
@@ -13736,7 +13203,7 @@
           <w:sz w:val="22"/>
           <w:szCs w:val="22"/>
         </w:rPr>
-        <w:t xml:space="preserve">LICENSE.md</w:t>
+        <w:t>LICENSE.md</w:t>
       </w:r>
       <w:r>
         <w:rPr>
@@ -13760,7 +13227,7 @@
           <w:sz w:val="25"/>
           <w:szCs w:val="25"/>
         </w:rPr>
-        <w:t xml:space="preserve">10. Что нужно изменить в паспорте, если запуск повторён на другой видеокарте?</w:t>
+        <w:t>10. Что нужно изменить в паспорте, если запуск повторён на другой видеокарте?</w:t>
       </w:r>
     </w:p>
     <w:p>
@@ -13773,7 +13240,7 @@
           <w:sz w:val="24"/>
           <w:szCs w:val="24"/>
         </w:rPr>
-        <w:t xml:space="preserve">Обновить поля среды: модель и память GPU, версию драйвера и CUDA, сборку torch, платформу и версии пакетов, если они изменились. Записать новые SHA-256 всех изображений как новые эталоны для этой среды и явно указать, что побитовое совпадение со старыми SHA-256 не ожидается и не проверяется. Изменить формулировку воспроизводимости: «побитово — в среде X; между средами — в пределах допуска PSNR ≥ 40 дБ» и добавить измеренный PSNR между изображениями старой и новой среды при одном seed. Повторить в новой среде проверки повтора и нового сеанса. Демо показывает, что это нужно даже без смены видеокарты: та же Tesla T4 с другой сборкой CUDA дала другой SHA-256.</w:t>
+        <w:t>Обновить поля среды: модель и память GPU, версию драйвера и CUDA, сборку torch, платформу и версии пакетов, если они изменились. Записать новые SHA-256 всех изображений как новые эталоны для этой среды и явно указать, что побитовое совпадение со старыми SHA-256 не ожидается и не проверяется. Изменить формулировку воспроизводимости: «побитово — в среде X; между средами — в пределах допуска PSNR ≥ 40 дБ» и добавить измеренный PSNR между изображениями старой и новой среды при одном seed. Повторить в новой среде проверки повтора и нового сеанса. Демо показывает, что это нужно даже без смены видеокарты: та же Tesla T4 с другой сборкой CUDA дала другой SHA-256.</w:t>
       </w:r>
     </w:p>
     <w:sectPr>
@@ -13964,31 +13431,31 @@
       <w:startOverride w:val="1"/>
     </w:lvlOverride>
   </w:num>
-  <w:num w:numId="7">
+  <w:num w:numId="7" w16cid:durableId="479927147">
     <w:abstractNumId w:val="1"/>
     <w:lvlOverride w:ilvl="0">
       <w:startOverride w:val="1"/>
     </w:lvlOverride>
   </w:num>
-  <w:num w:numId="8">
+  <w:num w:numId="8" w16cid:durableId="1318419821">
     <w:abstractNumId w:val="1"/>
     <w:lvlOverride w:ilvl="0">
       <w:startOverride w:val="1"/>
     </w:lvlOverride>
   </w:num>
-  <w:num w:numId="9">
+  <w:num w:numId="9" w16cid:durableId="1135949613">
     <w:abstractNumId w:val="1"/>
     <w:lvlOverride w:ilvl="0">
       <w:startOverride w:val="1"/>
     </w:lvlOverride>
   </w:num>
-  <w:num w:numId="10">
+  <w:num w:numId="10" w16cid:durableId="2029745615">
     <w:abstractNumId w:val="1"/>
     <w:lvlOverride w:ilvl="0">
       <w:startOverride w:val="1"/>
     </w:lvlOverride>
   </w:num>
-  <w:num w:numId="11">
+  <w:num w:numId="11" w16cid:durableId="1446851269">
     <w:abstractNumId w:val="1"/>
     <w:lvlOverride w:ilvl="0">
       <w:startOverride w:val="1"/>
